--- a/database/sql.docx
+++ b/database/sql.docx
@@ -44,97 +44,209 @@
           <w:sz w:val="16"/>
           <w:szCs w:val="16"/>
         </w:rPr>
-        <w:t>CREATE OR REPLACE PROCEDURE add_customer(</w:t>
-      </w:r>
-    </w:p>
-    <w:p>
-      <w:pPr>
-        <w:rPr>
-          <w:sz w:val="16"/>
-          <w:szCs w:val="16"/>
-        </w:rPr>
-      </w:pPr>
-      <w:r>
-        <w:rPr>
-          <w:sz w:val="16"/>
-          <w:szCs w:val="16"/>
-        </w:rPr>
-        <w:t xml:space="preserve">    p_name VARCHAR,</w:t>
-      </w:r>
-    </w:p>
-    <w:p>
-      <w:pPr>
-        <w:rPr>
-          <w:sz w:val="16"/>
-          <w:szCs w:val="16"/>
-        </w:rPr>
-      </w:pPr>
-      <w:r>
-        <w:rPr>
-          <w:sz w:val="16"/>
-          <w:szCs w:val="16"/>
-        </w:rPr>
-        <w:t xml:space="preserve">    p_cell_phone VARCHAR,</w:t>
-      </w:r>
-    </w:p>
-    <w:p>
-      <w:pPr>
-        <w:rPr>
-          <w:sz w:val="16"/>
-          <w:szCs w:val="16"/>
-        </w:rPr>
-      </w:pPr>
-      <w:r>
-        <w:rPr>
-          <w:sz w:val="16"/>
-          <w:szCs w:val="16"/>
-        </w:rPr>
-        <w:t xml:space="preserve">    p_unit_price INT,</w:t>
-      </w:r>
-    </w:p>
-    <w:p>
-      <w:pPr>
-        <w:rPr>
-          <w:sz w:val="16"/>
-          <w:szCs w:val="16"/>
-        </w:rPr>
-      </w:pPr>
-      <w:r>
-        <w:rPr>
-          <w:sz w:val="16"/>
-          <w:szCs w:val="16"/>
-        </w:rPr>
-        <w:t xml:space="preserve">    p_address TEXT,</w:t>
-      </w:r>
-    </w:p>
-    <w:p>
-      <w:pPr>
-        <w:rPr>
-          <w:sz w:val="16"/>
-          <w:szCs w:val="16"/>
-        </w:rPr>
-      </w:pPr>
-      <w:r>
-        <w:rPr>
-          <w:sz w:val="16"/>
-          <w:szCs w:val="16"/>
-        </w:rPr>
-        <w:t xml:space="preserve">    p_is_active BOOLEAN ,</w:t>
-      </w:r>
-    </w:p>
-    <w:p>
-      <w:pPr>
-        <w:rPr>
-          <w:sz w:val="16"/>
-          <w:szCs w:val="16"/>
-        </w:rPr>
-      </w:pPr>
-      <w:r>
-        <w:rPr>
-          <w:sz w:val="16"/>
-          <w:szCs w:val="16"/>
-        </w:rPr>
-        <w:t xml:space="preserve">    p_advance_money INT ,</w:t>
+        <w:t xml:space="preserve">CREATE OR REPLACE PROCEDURE </w:t>
+      </w:r>
+      <w:proofErr w:type="spellStart"/>
+      <w:r>
+        <w:rPr>
+          <w:sz w:val="16"/>
+          <w:szCs w:val="16"/>
+        </w:rPr>
+        <w:t>add_customer</w:t>
+      </w:r>
+      <w:proofErr w:type="spellEnd"/>
+      <w:r>
+        <w:rPr>
+          <w:sz w:val="16"/>
+          <w:szCs w:val="16"/>
+        </w:rPr>
+        <w:t>(</w:t>
+      </w:r>
+    </w:p>
+    <w:p>
+      <w:pPr>
+        <w:rPr>
+          <w:sz w:val="16"/>
+          <w:szCs w:val="16"/>
+        </w:rPr>
+      </w:pPr>
+      <w:r>
+        <w:rPr>
+          <w:sz w:val="16"/>
+          <w:szCs w:val="16"/>
+        </w:rPr>
+        <w:t xml:space="preserve">    </w:t>
+      </w:r>
+      <w:proofErr w:type="spellStart"/>
+      <w:r>
+        <w:rPr>
+          <w:sz w:val="16"/>
+          <w:szCs w:val="16"/>
+        </w:rPr>
+        <w:t>p_name</w:t>
+      </w:r>
+      <w:proofErr w:type="spellEnd"/>
+      <w:r>
+        <w:rPr>
+          <w:sz w:val="16"/>
+          <w:szCs w:val="16"/>
+        </w:rPr>
+        <w:t xml:space="preserve"> VARCHAR,</w:t>
+      </w:r>
+    </w:p>
+    <w:p>
+      <w:pPr>
+        <w:rPr>
+          <w:sz w:val="16"/>
+          <w:szCs w:val="16"/>
+        </w:rPr>
+      </w:pPr>
+      <w:r>
+        <w:rPr>
+          <w:sz w:val="16"/>
+          <w:szCs w:val="16"/>
+        </w:rPr>
+        <w:t xml:space="preserve">    </w:t>
+      </w:r>
+      <w:proofErr w:type="spellStart"/>
+      <w:r>
+        <w:rPr>
+          <w:sz w:val="16"/>
+          <w:szCs w:val="16"/>
+        </w:rPr>
+        <w:t>p_cell_phone</w:t>
+      </w:r>
+      <w:proofErr w:type="spellEnd"/>
+      <w:r>
+        <w:rPr>
+          <w:sz w:val="16"/>
+          <w:szCs w:val="16"/>
+        </w:rPr>
+        <w:t xml:space="preserve"> VARCHAR,</w:t>
+      </w:r>
+    </w:p>
+    <w:p>
+      <w:pPr>
+        <w:rPr>
+          <w:sz w:val="16"/>
+          <w:szCs w:val="16"/>
+        </w:rPr>
+      </w:pPr>
+      <w:r>
+        <w:rPr>
+          <w:sz w:val="16"/>
+          <w:szCs w:val="16"/>
+        </w:rPr>
+        <w:t xml:space="preserve">    </w:t>
+      </w:r>
+      <w:proofErr w:type="spellStart"/>
+      <w:r>
+        <w:rPr>
+          <w:sz w:val="16"/>
+          <w:szCs w:val="16"/>
+        </w:rPr>
+        <w:t>p_unit_price</w:t>
+      </w:r>
+      <w:proofErr w:type="spellEnd"/>
+      <w:r>
+        <w:rPr>
+          <w:sz w:val="16"/>
+          <w:szCs w:val="16"/>
+        </w:rPr>
+        <w:t xml:space="preserve"> INT,</w:t>
+      </w:r>
+    </w:p>
+    <w:p>
+      <w:pPr>
+        <w:rPr>
+          <w:sz w:val="16"/>
+          <w:szCs w:val="16"/>
+        </w:rPr>
+      </w:pPr>
+      <w:r>
+        <w:rPr>
+          <w:sz w:val="16"/>
+          <w:szCs w:val="16"/>
+        </w:rPr>
+        <w:t xml:space="preserve">    </w:t>
+      </w:r>
+      <w:proofErr w:type="spellStart"/>
+      <w:r>
+        <w:rPr>
+          <w:sz w:val="16"/>
+          <w:szCs w:val="16"/>
+        </w:rPr>
+        <w:t>p_address</w:t>
+      </w:r>
+      <w:proofErr w:type="spellEnd"/>
+      <w:r>
+        <w:rPr>
+          <w:sz w:val="16"/>
+          <w:szCs w:val="16"/>
+        </w:rPr>
+        <w:t xml:space="preserve"> TEXT,</w:t>
+      </w:r>
+    </w:p>
+    <w:p>
+      <w:pPr>
+        <w:rPr>
+          <w:sz w:val="16"/>
+          <w:szCs w:val="16"/>
+        </w:rPr>
+      </w:pPr>
+      <w:r>
+        <w:rPr>
+          <w:sz w:val="16"/>
+          <w:szCs w:val="16"/>
+        </w:rPr>
+        <w:t xml:space="preserve">    </w:t>
+      </w:r>
+      <w:proofErr w:type="spellStart"/>
+      <w:r>
+        <w:rPr>
+          <w:sz w:val="16"/>
+          <w:szCs w:val="16"/>
+        </w:rPr>
+        <w:t>p_is_active</w:t>
+      </w:r>
+      <w:proofErr w:type="spellEnd"/>
+      <w:r>
+        <w:rPr>
+          <w:sz w:val="16"/>
+          <w:szCs w:val="16"/>
+        </w:rPr>
+        <w:t xml:space="preserve"> BOOLEAN ,</w:t>
+      </w:r>
+    </w:p>
+    <w:p>
+      <w:pPr>
+        <w:rPr>
+          <w:sz w:val="16"/>
+          <w:szCs w:val="16"/>
+        </w:rPr>
+      </w:pPr>
+      <w:r>
+        <w:rPr>
+          <w:sz w:val="16"/>
+          <w:szCs w:val="16"/>
+        </w:rPr>
+        <w:t xml:space="preserve">    </w:t>
+      </w:r>
+      <w:proofErr w:type="spellStart"/>
+      <w:r>
+        <w:rPr>
+          <w:sz w:val="16"/>
+          <w:szCs w:val="16"/>
+        </w:rPr>
+        <w:t>p_advance_money</w:t>
+      </w:r>
+      <w:proofErr w:type="spellEnd"/>
+      <w:r>
+        <w:rPr>
+          <w:sz w:val="16"/>
+          <w:szCs w:val="16"/>
+        </w:rPr>
+        <w:t xml:space="preserve"> INT ,</w:t>
       </w:r>
     </w:p>
     <w:p>
@@ -150,7 +262,22 @@
           <w:szCs w:val="16"/>
         </w:rPr>
         <w:tab/>
-        <w:t xml:space="preserve">p_modified_by VARCHAR </w:t>
+      </w:r>
+      <w:proofErr w:type="spellStart"/>
+      <w:r>
+        <w:rPr>
+          <w:sz w:val="16"/>
+          <w:szCs w:val="16"/>
+        </w:rPr>
+        <w:t>p_modified_by</w:t>
+      </w:r>
+      <w:proofErr w:type="spellEnd"/>
+      <w:r>
+        <w:rPr>
+          <w:sz w:val="16"/>
+          <w:szCs w:val="16"/>
+        </w:rPr>
+        <w:t xml:space="preserve"> VARCHAR </w:t>
       </w:r>
     </w:p>
     <w:p>
@@ -180,8 +307,17 @@
           <w:sz w:val="16"/>
           <w:szCs w:val="16"/>
         </w:rPr>
-        <w:t>LANGUAGE plpgsql</w:t>
-      </w:r>
+        <w:t xml:space="preserve">LANGUAGE </w:t>
+      </w:r>
+      <w:proofErr w:type="spellStart"/>
+      <w:r>
+        <w:rPr>
+          <w:sz w:val="16"/>
+          <w:szCs w:val="16"/>
+        </w:rPr>
+        <w:t>plpgsql</w:t>
+      </w:r>
+      <w:proofErr w:type="spellEnd"/>
     </w:p>
     <w:p>
       <w:pPr>
@@ -264,37 +400,133 @@
           <w:sz w:val="16"/>
           <w:szCs w:val="16"/>
         </w:rPr>
-        <w:t xml:space="preserve">    p_name := lower(trim(p_name));</w:t>
-      </w:r>
-    </w:p>
-    <w:p>
-      <w:pPr>
-        <w:rPr>
-          <w:sz w:val="16"/>
-          <w:szCs w:val="16"/>
-        </w:rPr>
-      </w:pPr>
-      <w:r>
-        <w:rPr>
-          <w:sz w:val="16"/>
-          <w:szCs w:val="16"/>
-        </w:rPr>
-        <w:t xml:space="preserve">    p_cell_phone := trim(p_cell_phone); </w:t>
-      </w:r>
-    </w:p>
-    <w:p>
-      <w:pPr>
-        <w:rPr>
-          <w:sz w:val="16"/>
-          <w:szCs w:val="16"/>
-        </w:rPr>
-      </w:pPr>
-      <w:r>
-        <w:rPr>
-          <w:sz w:val="16"/>
-          <w:szCs w:val="16"/>
-        </w:rPr>
-        <w:t xml:space="preserve">    p_address := lower(trim(p_address));</w:t>
+        <w:t xml:space="preserve">    </w:t>
+      </w:r>
+      <w:proofErr w:type="spellStart"/>
+      <w:r>
+        <w:rPr>
+          <w:sz w:val="16"/>
+          <w:szCs w:val="16"/>
+        </w:rPr>
+        <w:t>p_name</w:t>
+      </w:r>
+      <w:proofErr w:type="spellEnd"/>
+      <w:r>
+        <w:rPr>
+          <w:sz w:val="16"/>
+          <w:szCs w:val="16"/>
+        </w:rPr>
+        <w:t xml:space="preserve"> := lower(trim(</w:t>
+      </w:r>
+      <w:proofErr w:type="spellStart"/>
+      <w:r>
+        <w:rPr>
+          <w:sz w:val="16"/>
+          <w:szCs w:val="16"/>
+        </w:rPr>
+        <w:t>p_name</w:t>
+      </w:r>
+      <w:proofErr w:type="spellEnd"/>
+      <w:r>
+        <w:rPr>
+          <w:sz w:val="16"/>
+          <w:szCs w:val="16"/>
+        </w:rPr>
+        <w:t>));</w:t>
+      </w:r>
+    </w:p>
+    <w:p>
+      <w:pPr>
+        <w:rPr>
+          <w:sz w:val="16"/>
+          <w:szCs w:val="16"/>
+        </w:rPr>
+      </w:pPr>
+      <w:r>
+        <w:rPr>
+          <w:sz w:val="16"/>
+          <w:szCs w:val="16"/>
+        </w:rPr>
+        <w:t xml:space="preserve">    </w:t>
+      </w:r>
+      <w:proofErr w:type="spellStart"/>
+      <w:r>
+        <w:rPr>
+          <w:sz w:val="16"/>
+          <w:szCs w:val="16"/>
+        </w:rPr>
+        <w:t>p_cell_phone</w:t>
+      </w:r>
+      <w:proofErr w:type="spellEnd"/>
+      <w:r>
+        <w:rPr>
+          <w:sz w:val="16"/>
+          <w:szCs w:val="16"/>
+        </w:rPr>
+        <w:t xml:space="preserve"> := trim(</w:t>
+      </w:r>
+      <w:proofErr w:type="spellStart"/>
+      <w:r>
+        <w:rPr>
+          <w:sz w:val="16"/>
+          <w:szCs w:val="16"/>
+        </w:rPr>
+        <w:t>p_cell_phone</w:t>
+      </w:r>
+      <w:proofErr w:type="spellEnd"/>
+      <w:r>
+        <w:rPr>
+          <w:sz w:val="16"/>
+          <w:szCs w:val="16"/>
+        </w:rPr>
+        <w:t xml:space="preserve">); </w:t>
+      </w:r>
+    </w:p>
+    <w:p>
+      <w:pPr>
+        <w:rPr>
+          <w:sz w:val="16"/>
+          <w:szCs w:val="16"/>
+        </w:rPr>
+      </w:pPr>
+      <w:r>
+        <w:rPr>
+          <w:sz w:val="16"/>
+          <w:szCs w:val="16"/>
+        </w:rPr>
+        <w:t xml:space="preserve">    </w:t>
+      </w:r>
+      <w:proofErr w:type="spellStart"/>
+      <w:r>
+        <w:rPr>
+          <w:sz w:val="16"/>
+          <w:szCs w:val="16"/>
+        </w:rPr>
+        <w:t>p_address</w:t>
+      </w:r>
+      <w:proofErr w:type="spellEnd"/>
+      <w:r>
+        <w:rPr>
+          <w:sz w:val="16"/>
+          <w:szCs w:val="16"/>
+        </w:rPr>
+        <w:t xml:space="preserve"> := lower(trim(</w:t>
+      </w:r>
+      <w:proofErr w:type="spellStart"/>
+      <w:r>
+        <w:rPr>
+          <w:sz w:val="16"/>
+          <w:szCs w:val="16"/>
+        </w:rPr>
+        <w:t>p_address</w:t>
+      </w:r>
+      <w:proofErr w:type="spellEnd"/>
+      <w:r>
+        <w:rPr>
+          <w:sz w:val="16"/>
+          <w:szCs w:val="16"/>
+        </w:rPr>
+        <w:t>));</w:t>
       </w:r>
     </w:p>
     <w:p>
@@ -310,7 +542,38 @@
           <w:szCs w:val="16"/>
         </w:rPr>
         <w:tab/>
-        <w:t>p_modified_by := lower(trim(p_modified_by));</w:t>
+      </w:r>
+      <w:proofErr w:type="spellStart"/>
+      <w:r>
+        <w:rPr>
+          <w:sz w:val="16"/>
+          <w:szCs w:val="16"/>
+        </w:rPr>
+        <w:t>p_modified_by</w:t>
+      </w:r>
+      <w:proofErr w:type="spellEnd"/>
+      <w:r>
+        <w:rPr>
+          <w:sz w:val="16"/>
+          <w:szCs w:val="16"/>
+        </w:rPr>
+        <w:t xml:space="preserve"> := lower(trim(</w:t>
+      </w:r>
+      <w:proofErr w:type="spellStart"/>
+      <w:r>
+        <w:rPr>
+          <w:sz w:val="16"/>
+          <w:szCs w:val="16"/>
+        </w:rPr>
+        <w:t>p_modified_by</w:t>
+      </w:r>
+      <w:proofErr w:type="spellEnd"/>
+      <w:r>
+        <w:rPr>
+          <w:sz w:val="16"/>
+          <w:szCs w:val="16"/>
+        </w:rPr>
+        <w:t>));</w:t>
       </w:r>
     </w:p>
     <w:p>
@@ -355,7 +618,39 @@
           <w:sz w:val="16"/>
           <w:szCs w:val="16"/>
         </w:rPr>
-        <w:t xml:space="preserve">    IF p_name IS NULL OR p_name = '' THEN</w:t>
+        <w:t xml:space="preserve">    IF </w:t>
+      </w:r>
+      <w:proofErr w:type="spellStart"/>
+      <w:r>
+        <w:rPr>
+          <w:sz w:val="16"/>
+          <w:szCs w:val="16"/>
+        </w:rPr>
+        <w:t>p_name</w:t>
+      </w:r>
+      <w:proofErr w:type="spellEnd"/>
+      <w:r>
+        <w:rPr>
+          <w:sz w:val="16"/>
+          <w:szCs w:val="16"/>
+        </w:rPr>
+        <w:t xml:space="preserve"> IS NULL OR </w:t>
+      </w:r>
+      <w:proofErr w:type="spellStart"/>
+      <w:r>
+        <w:rPr>
+          <w:sz w:val="16"/>
+          <w:szCs w:val="16"/>
+        </w:rPr>
+        <w:t>p_name</w:t>
+      </w:r>
+      <w:proofErr w:type="spellEnd"/>
+      <w:r>
+        <w:rPr>
+          <w:sz w:val="16"/>
+          <w:szCs w:val="16"/>
+        </w:rPr>
+        <w:t xml:space="preserve"> = '' THEN</w:t>
       </w:r>
     </w:p>
     <w:p>
@@ -409,7 +704,23 @@
           <w:szCs w:val="16"/>
         </w:rPr>
         <w:tab/>
-        <w:t>IF (SELECT 1 FROM CUSTOMERS WHERE name = p_name) THEN</w:t>
+        <w:t xml:space="preserve">IF (SELECT 1 FROM CUSTOMERS WHERE name = </w:t>
+      </w:r>
+      <w:proofErr w:type="spellStart"/>
+      <w:r>
+        <w:rPr>
+          <w:sz w:val="16"/>
+          <w:szCs w:val="16"/>
+        </w:rPr>
+        <w:t>p_name</w:t>
+      </w:r>
+      <w:proofErr w:type="spellEnd"/>
+      <w:r>
+        <w:rPr>
+          <w:sz w:val="16"/>
+          <w:szCs w:val="16"/>
+        </w:rPr>
+        <w:t>) THEN</w:t>
       </w:r>
     </w:p>
     <w:p>
@@ -478,7 +789,55 @@
           <w:sz w:val="16"/>
           <w:szCs w:val="16"/>
         </w:rPr>
-        <w:t xml:space="preserve">    IF p_cell_phone IS NULL OR p_cell_phone = ''  OR p_cell_phone !~ '^03[0-9]{9}$' THEN</w:t>
+        <w:t xml:space="preserve">    IF </w:t>
+      </w:r>
+      <w:proofErr w:type="spellStart"/>
+      <w:r>
+        <w:rPr>
+          <w:sz w:val="16"/>
+          <w:szCs w:val="16"/>
+        </w:rPr>
+        <w:t>p_cell_phone</w:t>
+      </w:r>
+      <w:proofErr w:type="spellEnd"/>
+      <w:r>
+        <w:rPr>
+          <w:sz w:val="16"/>
+          <w:szCs w:val="16"/>
+        </w:rPr>
+        <w:t xml:space="preserve"> IS NULL OR </w:t>
+      </w:r>
+      <w:proofErr w:type="spellStart"/>
+      <w:r>
+        <w:rPr>
+          <w:sz w:val="16"/>
+          <w:szCs w:val="16"/>
+        </w:rPr>
+        <w:t>p_cell_phone</w:t>
+      </w:r>
+      <w:proofErr w:type="spellEnd"/>
+      <w:r>
+        <w:rPr>
+          <w:sz w:val="16"/>
+          <w:szCs w:val="16"/>
+        </w:rPr>
+        <w:t xml:space="preserve"> = ''  OR </w:t>
+      </w:r>
+      <w:proofErr w:type="spellStart"/>
+      <w:r>
+        <w:rPr>
+          <w:sz w:val="16"/>
+          <w:szCs w:val="16"/>
+        </w:rPr>
+        <w:t>p_cell_phone</w:t>
+      </w:r>
+      <w:proofErr w:type="spellEnd"/>
+      <w:r>
+        <w:rPr>
+          <w:sz w:val="16"/>
+          <w:szCs w:val="16"/>
+        </w:rPr>
+        <w:t xml:space="preserve"> !~ '^03[0-9]{9}$' THEN</w:t>
       </w:r>
     </w:p>
     <w:p>
@@ -562,22 +921,70 @@
           <w:sz w:val="16"/>
           <w:szCs w:val="16"/>
         </w:rPr>
-        <w:t xml:space="preserve">    IF EXISTS (SELECT 1 FROM customers WHERE cell_phone = p_cell_phone) THEN</w:t>
-      </w:r>
-    </w:p>
-    <w:p>
-      <w:pPr>
-        <w:rPr>
-          <w:sz w:val="16"/>
-          <w:szCs w:val="16"/>
-        </w:rPr>
-      </w:pPr>
-      <w:r>
-        <w:rPr>
-          <w:sz w:val="16"/>
-          <w:szCs w:val="16"/>
-        </w:rPr>
-        <w:t xml:space="preserve">        RAISE EXCEPTION 'This cell phone (%) is already registered to another customer', p_cell_phone;</w:t>
+        <w:t xml:space="preserve">    IF EXISTS (SELECT 1 FROM customers WHERE </w:t>
+      </w:r>
+      <w:proofErr w:type="spellStart"/>
+      <w:r>
+        <w:rPr>
+          <w:sz w:val="16"/>
+          <w:szCs w:val="16"/>
+        </w:rPr>
+        <w:t>cell_phone</w:t>
+      </w:r>
+      <w:proofErr w:type="spellEnd"/>
+      <w:r>
+        <w:rPr>
+          <w:sz w:val="16"/>
+          <w:szCs w:val="16"/>
+        </w:rPr>
+        <w:t xml:space="preserve"> = </w:t>
+      </w:r>
+      <w:proofErr w:type="spellStart"/>
+      <w:r>
+        <w:rPr>
+          <w:sz w:val="16"/>
+          <w:szCs w:val="16"/>
+        </w:rPr>
+        <w:t>p_cell_phone</w:t>
+      </w:r>
+      <w:proofErr w:type="spellEnd"/>
+      <w:r>
+        <w:rPr>
+          <w:sz w:val="16"/>
+          <w:szCs w:val="16"/>
+        </w:rPr>
+        <w:t>) THEN</w:t>
+      </w:r>
+    </w:p>
+    <w:p>
+      <w:pPr>
+        <w:rPr>
+          <w:sz w:val="16"/>
+          <w:szCs w:val="16"/>
+        </w:rPr>
+      </w:pPr>
+      <w:r>
+        <w:rPr>
+          <w:sz w:val="16"/>
+          <w:szCs w:val="16"/>
+        </w:rPr>
+        <w:t xml:space="preserve">        RAISE EXCEPTION 'This cell phone (%) is already registered to another customer', </w:t>
+      </w:r>
+      <w:proofErr w:type="spellStart"/>
+      <w:r>
+        <w:rPr>
+          <w:sz w:val="16"/>
+          <w:szCs w:val="16"/>
+        </w:rPr>
+        <w:t>p_cell_phone</w:t>
+      </w:r>
+      <w:proofErr w:type="spellEnd"/>
+      <w:r>
+        <w:rPr>
+          <w:sz w:val="16"/>
+          <w:szCs w:val="16"/>
+        </w:rPr>
+        <w:t>;</w:t>
       </w:r>
     </w:p>
     <w:p>
@@ -630,7 +1037,39 @@
           <w:sz w:val="16"/>
           <w:szCs w:val="16"/>
         </w:rPr>
-        <w:t xml:space="preserve">    IF p_unit_price IS NULL OR p_unit_price &lt; 0 THEN</w:t>
+        <w:t xml:space="preserve">    IF </w:t>
+      </w:r>
+      <w:proofErr w:type="spellStart"/>
+      <w:r>
+        <w:rPr>
+          <w:sz w:val="16"/>
+          <w:szCs w:val="16"/>
+        </w:rPr>
+        <w:t>p_unit_price</w:t>
+      </w:r>
+      <w:proofErr w:type="spellEnd"/>
+      <w:r>
+        <w:rPr>
+          <w:sz w:val="16"/>
+          <w:szCs w:val="16"/>
+        </w:rPr>
+        <w:t xml:space="preserve"> IS NULL OR </w:t>
+      </w:r>
+      <w:proofErr w:type="spellStart"/>
+      <w:r>
+        <w:rPr>
+          <w:sz w:val="16"/>
+          <w:szCs w:val="16"/>
+        </w:rPr>
+        <w:t>p_unit_price</w:t>
+      </w:r>
+      <w:proofErr w:type="spellEnd"/>
+      <w:r>
+        <w:rPr>
+          <w:sz w:val="16"/>
+          <w:szCs w:val="16"/>
+        </w:rPr>
+        <w:t xml:space="preserve"> &lt; 0 THEN</w:t>
       </w:r>
     </w:p>
     <w:p>
@@ -684,7 +1123,23 @@
           <w:szCs w:val="16"/>
         </w:rPr>
         <w:tab/>
-        <w:t>IF p_advance_money &lt; 0 THEN</w:t>
+        <w:t xml:space="preserve">IF </w:t>
+      </w:r>
+      <w:proofErr w:type="spellStart"/>
+      <w:r>
+        <w:rPr>
+          <w:sz w:val="16"/>
+          <w:szCs w:val="16"/>
+        </w:rPr>
+        <w:t>p_advance_money</w:t>
+      </w:r>
+      <w:proofErr w:type="spellEnd"/>
+      <w:r>
+        <w:rPr>
+          <w:sz w:val="16"/>
+          <w:szCs w:val="16"/>
+        </w:rPr>
+        <w:t xml:space="preserve"> &lt; 0 THEN</w:t>
       </w:r>
     </w:p>
     <w:p>
@@ -761,22 +1216,54 @@
           <w:szCs w:val="16"/>
         </w:rPr>
         <w:tab/>
-        <w:t>IF p_address IS NULL THEN</w:t>
-      </w:r>
-    </w:p>
-    <w:p>
-      <w:pPr>
-        <w:rPr>
-          <w:sz w:val="16"/>
-          <w:szCs w:val="16"/>
-        </w:rPr>
-      </w:pPr>
-      <w:r>
-        <w:rPr>
-          <w:sz w:val="16"/>
-          <w:szCs w:val="16"/>
-        </w:rPr>
-        <w:t xml:space="preserve">        p_address:= 'no address';</w:t>
+        <w:t xml:space="preserve">IF </w:t>
+      </w:r>
+      <w:proofErr w:type="spellStart"/>
+      <w:r>
+        <w:rPr>
+          <w:sz w:val="16"/>
+          <w:szCs w:val="16"/>
+        </w:rPr>
+        <w:t>p_address</w:t>
+      </w:r>
+      <w:proofErr w:type="spellEnd"/>
+      <w:r>
+        <w:rPr>
+          <w:sz w:val="16"/>
+          <w:szCs w:val="16"/>
+        </w:rPr>
+        <w:t xml:space="preserve"> IS NULL THEN</w:t>
+      </w:r>
+    </w:p>
+    <w:p>
+      <w:pPr>
+        <w:rPr>
+          <w:sz w:val="16"/>
+          <w:szCs w:val="16"/>
+        </w:rPr>
+      </w:pPr>
+      <w:r>
+        <w:rPr>
+          <w:sz w:val="16"/>
+          <w:szCs w:val="16"/>
+        </w:rPr>
+        <w:t xml:space="preserve">        </w:t>
+      </w:r>
+      <w:proofErr w:type="spellStart"/>
+      <w:r>
+        <w:rPr>
+          <w:sz w:val="16"/>
+          <w:szCs w:val="16"/>
+        </w:rPr>
+        <w:t>p_address</w:t>
+      </w:r>
+      <w:proofErr w:type="spellEnd"/>
+      <w:r>
+        <w:rPr>
+          <w:sz w:val="16"/>
+          <w:szCs w:val="16"/>
+        </w:rPr>
+        <w:t>:= 'no address';</w:t>
       </w:r>
     </w:p>
     <w:p>
@@ -822,22 +1309,54 @@
           <w:szCs w:val="16"/>
         </w:rPr>
         <w:tab/>
-        <w:t>IF p_advance_money IS NULL THEN</w:t>
-      </w:r>
-    </w:p>
-    <w:p>
-      <w:pPr>
-        <w:rPr>
-          <w:sz w:val="16"/>
-          <w:szCs w:val="16"/>
-        </w:rPr>
-      </w:pPr>
-      <w:r>
-        <w:rPr>
-          <w:sz w:val="16"/>
-          <w:szCs w:val="16"/>
-        </w:rPr>
-        <w:t xml:space="preserve">        p_advance_money:= 0;</w:t>
+        <w:t xml:space="preserve">IF </w:t>
+      </w:r>
+      <w:proofErr w:type="spellStart"/>
+      <w:r>
+        <w:rPr>
+          <w:sz w:val="16"/>
+          <w:szCs w:val="16"/>
+        </w:rPr>
+        <w:t>p_advance_money</w:t>
+      </w:r>
+      <w:proofErr w:type="spellEnd"/>
+      <w:r>
+        <w:rPr>
+          <w:sz w:val="16"/>
+          <w:szCs w:val="16"/>
+        </w:rPr>
+        <w:t xml:space="preserve"> IS NULL THEN</w:t>
+      </w:r>
+    </w:p>
+    <w:p>
+      <w:pPr>
+        <w:rPr>
+          <w:sz w:val="16"/>
+          <w:szCs w:val="16"/>
+        </w:rPr>
+      </w:pPr>
+      <w:r>
+        <w:rPr>
+          <w:sz w:val="16"/>
+          <w:szCs w:val="16"/>
+        </w:rPr>
+        <w:t xml:space="preserve">        </w:t>
+      </w:r>
+      <w:proofErr w:type="spellStart"/>
+      <w:r>
+        <w:rPr>
+          <w:sz w:val="16"/>
+          <w:szCs w:val="16"/>
+        </w:rPr>
+        <w:t>p_advance_money</w:t>
+      </w:r>
+      <w:proofErr w:type="spellEnd"/>
+      <w:r>
+        <w:rPr>
+          <w:sz w:val="16"/>
+          <w:szCs w:val="16"/>
+        </w:rPr>
+        <w:t>:= 0;</w:t>
       </w:r>
     </w:p>
     <w:p>
@@ -876,22 +1395,54 @@
           <w:szCs w:val="16"/>
         </w:rPr>
         <w:tab/>
-        <w:t>IF p_unit_price IS NULL THEN</w:t>
-      </w:r>
-    </w:p>
-    <w:p>
-      <w:pPr>
-        <w:rPr>
-          <w:sz w:val="16"/>
-          <w:szCs w:val="16"/>
-        </w:rPr>
-      </w:pPr>
-      <w:r>
-        <w:rPr>
-          <w:sz w:val="16"/>
-          <w:szCs w:val="16"/>
-        </w:rPr>
-        <w:t xml:space="preserve">        p_unit_price:= 0;</w:t>
+        <w:t xml:space="preserve">IF </w:t>
+      </w:r>
+      <w:proofErr w:type="spellStart"/>
+      <w:r>
+        <w:rPr>
+          <w:sz w:val="16"/>
+          <w:szCs w:val="16"/>
+        </w:rPr>
+        <w:t>p_unit_price</w:t>
+      </w:r>
+      <w:proofErr w:type="spellEnd"/>
+      <w:r>
+        <w:rPr>
+          <w:sz w:val="16"/>
+          <w:szCs w:val="16"/>
+        </w:rPr>
+        <w:t xml:space="preserve"> IS NULL THEN</w:t>
+      </w:r>
+    </w:p>
+    <w:p>
+      <w:pPr>
+        <w:rPr>
+          <w:sz w:val="16"/>
+          <w:szCs w:val="16"/>
+        </w:rPr>
+      </w:pPr>
+      <w:r>
+        <w:rPr>
+          <w:sz w:val="16"/>
+          <w:szCs w:val="16"/>
+        </w:rPr>
+        <w:t xml:space="preserve">        </w:t>
+      </w:r>
+      <w:proofErr w:type="spellStart"/>
+      <w:r>
+        <w:rPr>
+          <w:sz w:val="16"/>
+          <w:szCs w:val="16"/>
+        </w:rPr>
+        <w:t>p_unit_price</w:t>
+      </w:r>
+      <w:proofErr w:type="spellEnd"/>
+      <w:r>
+        <w:rPr>
+          <w:sz w:val="16"/>
+          <w:szCs w:val="16"/>
+        </w:rPr>
+        <w:t>:= 0;</w:t>
       </w:r>
     </w:p>
     <w:p>
@@ -953,22 +1504,54 @@
           <w:szCs w:val="16"/>
         </w:rPr>
         <w:tab/>
-        <w:t>IF p_is_active IS NULL THEN</w:t>
-      </w:r>
-    </w:p>
-    <w:p>
-      <w:pPr>
-        <w:rPr>
-          <w:sz w:val="16"/>
-          <w:szCs w:val="16"/>
-        </w:rPr>
-      </w:pPr>
-      <w:r>
-        <w:rPr>
-          <w:sz w:val="16"/>
-          <w:szCs w:val="16"/>
-        </w:rPr>
-        <w:t xml:space="preserve">        p_is_active:= true;</w:t>
+        <w:t xml:space="preserve">IF </w:t>
+      </w:r>
+      <w:proofErr w:type="spellStart"/>
+      <w:r>
+        <w:rPr>
+          <w:sz w:val="16"/>
+          <w:szCs w:val="16"/>
+        </w:rPr>
+        <w:t>p_is_active</w:t>
+      </w:r>
+      <w:proofErr w:type="spellEnd"/>
+      <w:r>
+        <w:rPr>
+          <w:sz w:val="16"/>
+          <w:szCs w:val="16"/>
+        </w:rPr>
+        <w:t xml:space="preserve"> IS NULL THEN</w:t>
+      </w:r>
+    </w:p>
+    <w:p>
+      <w:pPr>
+        <w:rPr>
+          <w:sz w:val="16"/>
+          <w:szCs w:val="16"/>
+        </w:rPr>
+      </w:pPr>
+      <w:r>
+        <w:rPr>
+          <w:sz w:val="16"/>
+          <w:szCs w:val="16"/>
+        </w:rPr>
+        <w:t xml:space="preserve">        </w:t>
+      </w:r>
+      <w:proofErr w:type="spellStart"/>
+      <w:r>
+        <w:rPr>
+          <w:sz w:val="16"/>
+          <w:szCs w:val="16"/>
+        </w:rPr>
+        <w:t>p_is_active</w:t>
+      </w:r>
+      <w:proofErr w:type="spellEnd"/>
+      <w:r>
+        <w:rPr>
+          <w:sz w:val="16"/>
+          <w:szCs w:val="16"/>
+        </w:rPr>
+        <w:t>:= true;</w:t>
       </w:r>
     </w:p>
     <w:p>
@@ -1007,7 +1590,39 @@
           <w:szCs w:val="16"/>
         </w:rPr>
         <w:tab/>
-        <w:t>IF p_modified_by IS NULL OR p_modified_by = '' THEN</w:t>
+        <w:t xml:space="preserve">IF </w:t>
+      </w:r>
+      <w:proofErr w:type="spellStart"/>
+      <w:r>
+        <w:rPr>
+          <w:sz w:val="16"/>
+          <w:szCs w:val="16"/>
+        </w:rPr>
+        <w:t>p_modified_by</w:t>
+      </w:r>
+      <w:proofErr w:type="spellEnd"/>
+      <w:r>
+        <w:rPr>
+          <w:sz w:val="16"/>
+          <w:szCs w:val="16"/>
+        </w:rPr>
+        <w:t xml:space="preserve"> IS NULL OR </w:t>
+      </w:r>
+      <w:proofErr w:type="spellStart"/>
+      <w:r>
+        <w:rPr>
+          <w:sz w:val="16"/>
+          <w:szCs w:val="16"/>
+        </w:rPr>
+        <w:t>p_modified_by</w:t>
+      </w:r>
+      <w:proofErr w:type="spellEnd"/>
+      <w:r>
+        <w:rPr>
+          <w:sz w:val="16"/>
+          <w:szCs w:val="16"/>
+        </w:rPr>
+        <w:t xml:space="preserve"> = '' THEN</w:t>
       </w:r>
     </w:p>
     <w:p>
@@ -1030,7 +1645,22 @@
           <w:szCs w:val="16"/>
         </w:rPr>
         <w:tab/>
-        <w:t>p_modified_by := 'System';</w:t>
+      </w:r>
+      <w:proofErr w:type="spellStart"/>
+      <w:r>
+        <w:rPr>
+          <w:sz w:val="16"/>
+          <w:szCs w:val="16"/>
+        </w:rPr>
+        <w:t>p_modified_by</w:t>
+      </w:r>
+      <w:proofErr w:type="spellEnd"/>
+      <w:r>
+        <w:rPr>
+          <w:sz w:val="16"/>
+          <w:szCs w:val="16"/>
+        </w:rPr>
+        <w:t xml:space="preserve"> := 'System';</w:t>
       </w:r>
     </w:p>
     <w:p>
@@ -1137,7 +1767,23 @@
           <w:sz w:val="16"/>
           <w:szCs w:val="16"/>
         </w:rPr>
-        <w:t xml:space="preserve">        cell_phone, </w:t>
+        <w:t xml:space="preserve">        </w:t>
+      </w:r>
+      <w:proofErr w:type="spellStart"/>
+      <w:r>
+        <w:rPr>
+          <w:sz w:val="16"/>
+          <w:szCs w:val="16"/>
+        </w:rPr>
+        <w:t>cell_phone</w:t>
+      </w:r>
+      <w:proofErr w:type="spellEnd"/>
+      <w:r>
+        <w:rPr>
+          <w:sz w:val="16"/>
+          <w:szCs w:val="16"/>
+        </w:rPr>
+        <w:t xml:space="preserve">, </w:t>
       </w:r>
     </w:p>
     <w:p>
@@ -1167,37 +1813,85 @@
           <w:sz w:val="16"/>
           <w:szCs w:val="16"/>
         </w:rPr>
-        <w:t xml:space="preserve">        unit_price, </w:t>
-      </w:r>
-    </w:p>
-    <w:p>
-      <w:pPr>
-        <w:rPr>
-          <w:sz w:val="16"/>
-          <w:szCs w:val="16"/>
-        </w:rPr>
-      </w:pPr>
-      <w:r>
-        <w:rPr>
-          <w:sz w:val="16"/>
-          <w:szCs w:val="16"/>
-        </w:rPr>
-        <w:t xml:space="preserve">        is_active, </w:t>
-      </w:r>
-    </w:p>
-    <w:p>
-      <w:pPr>
-        <w:rPr>
-          <w:sz w:val="16"/>
-          <w:szCs w:val="16"/>
-        </w:rPr>
-      </w:pPr>
-      <w:r>
-        <w:rPr>
-          <w:sz w:val="16"/>
-          <w:szCs w:val="16"/>
-        </w:rPr>
-        <w:t xml:space="preserve">        advance_money,</w:t>
+        <w:t xml:space="preserve">        </w:t>
+      </w:r>
+      <w:proofErr w:type="spellStart"/>
+      <w:r>
+        <w:rPr>
+          <w:sz w:val="16"/>
+          <w:szCs w:val="16"/>
+        </w:rPr>
+        <w:t>unit_price</w:t>
+      </w:r>
+      <w:proofErr w:type="spellEnd"/>
+      <w:r>
+        <w:rPr>
+          <w:sz w:val="16"/>
+          <w:szCs w:val="16"/>
+        </w:rPr>
+        <w:t xml:space="preserve">, </w:t>
+      </w:r>
+    </w:p>
+    <w:p>
+      <w:pPr>
+        <w:rPr>
+          <w:sz w:val="16"/>
+          <w:szCs w:val="16"/>
+        </w:rPr>
+      </w:pPr>
+      <w:r>
+        <w:rPr>
+          <w:sz w:val="16"/>
+          <w:szCs w:val="16"/>
+        </w:rPr>
+        <w:t xml:space="preserve">        </w:t>
+      </w:r>
+      <w:proofErr w:type="spellStart"/>
+      <w:r>
+        <w:rPr>
+          <w:sz w:val="16"/>
+          <w:szCs w:val="16"/>
+        </w:rPr>
+        <w:t>is_active</w:t>
+      </w:r>
+      <w:proofErr w:type="spellEnd"/>
+      <w:r>
+        <w:rPr>
+          <w:sz w:val="16"/>
+          <w:szCs w:val="16"/>
+        </w:rPr>
+        <w:t xml:space="preserve">, </w:t>
+      </w:r>
+    </w:p>
+    <w:p>
+      <w:pPr>
+        <w:rPr>
+          <w:sz w:val="16"/>
+          <w:szCs w:val="16"/>
+        </w:rPr>
+      </w:pPr>
+      <w:r>
+        <w:rPr>
+          <w:sz w:val="16"/>
+          <w:szCs w:val="16"/>
+        </w:rPr>
+        <w:t xml:space="preserve">        </w:t>
+      </w:r>
+      <w:proofErr w:type="spellStart"/>
+      <w:r>
+        <w:rPr>
+          <w:sz w:val="16"/>
+          <w:szCs w:val="16"/>
+        </w:rPr>
+        <w:t>advance_money</w:t>
+      </w:r>
+      <w:proofErr w:type="spellEnd"/>
+      <w:r>
+        <w:rPr>
+          <w:sz w:val="16"/>
+          <w:szCs w:val="16"/>
+        </w:rPr>
+        <w:t>,</w:t>
       </w:r>
     </w:p>
     <w:p>
@@ -1220,8 +1914,16 @@
           <w:szCs w:val="16"/>
         </w:rPr>
         <w:tab/>
+      </w:r>
+      <w:proofErr w:type="spellStart"/>
+      <w:r>
+        <w:rPr>
+          <w:sz w:val="16"/>
+          <w:szCs w:val="16"/>
+        </w:rPr>
         <w:t>modification_json</w:t>
       </w:r>
+      <w:proofErr w:type="spellEnd"/>
     </w:p>
     <w:p>
       <w:pPr>
@@ -1287,82 +1989,178 @@
           <w:sz w:val="16"/>
           <w:szCs w:val="16"/>
         </w:rPr>
-        <w:t xml:space="preserve">        p_name, </w:t>
-      </w:r>
-    </w:p>
-    <w:p>
-      <w:pPr>
-        <w:rPr>
-          <w:sz w:val="16"/>
-          <w:szCs w:val="16"/>
-        </w:rPr>
-      </w:pPr>
-      <w:r>
-        <w:rPr>
-          <w:sz w:val="16"/>
-          <w:szCs w:val="16"/>
-        </w:rPr>
-        <w:t xml:space="preserve">        p_cell_phone, </w:t>
-      </w:r>
-    </w:p>
-    <w:p>
-      <w:pPr>
-        <w:rPr>
-          <w:sz w:val="16"/>
-          <w:szCs w:val="16"/>
-        </w:rPr>
-      </w:pPr>
-      <w:r>
-        <w:rPr>
-          <w:sz w:val="16"/>
-          <w:szCs w:val="16"/>
-        </w:rPr>
-        <w:t xml:space="preserve">        p_address, </w:t>
-      </w:r>
-    </w:p>
-    <w:p>
-      <w:pPr>
-        <w:rPr>
-          <w:sz w:val="16"/>
-          <w:szCs w:val="16"/>
-        </w:rPr>
-      </w:pPr>
-      <w:r>
-        <w:rPr>
-          <w:sz w:val="16"/>
-          <w:szCs w:val="16"/>
-        </w:rPr>
-        <w:t xml:space="preserve">        p_unit_price, </w:t>
-      </w:r>
-    </w:p>
-    <w:p>
-      <w:pPr>
-        <w:rPr>
-          <w:sz w:val="16"/>
-          <w:szCs w:val="16"/>
-        </w:rPr>
-      </w:pPr>
-      <w:r>
-        <w:rPr>
-          <w:sz w:val="16"/>
-          <w:szCs w:val="16"/>
-        </w:rPr>
-        <w:t xml:space="preserve">        p_is_active, </w:t>
-      </w:r>
-    </w:p>
-    <w:p>
-      <w:pPr>
-        <w:rPr>
-          <w:sz w:val="16"/>
-          <w:szCs w:val="16"/>
-        </w:rPr>
-      </w:pPr>
-      <w:r>
-        <w:rPr>
-          <w:sz w:val="16"/>
-          <w:szCs w:val="16"/>
-        </w:rPr>
-        <w:t xml:space="preserve">        p_advance_money,</w:t>
+        <w:t xml:space="preserve">        </w:t>
+      </w:r>
+      <w:proofErr w:type="spellStart"/>
+      <w:r>
+        <w:rPr>
+          <w:sz w:val="16"/>
+          <w:szCs w:val="16"/>
+        </w:rPr>
+        <w:t>p_name</w:t>
+      </w:r>
+      <w:proofErr w:type="spellEnd"/>
+      <w:r>
+        <w:rPr>
+          <w:sz w:val="16"/>
+          <w:szCs w:val="16"/>
+        </w:rPr>
+        <w:t xml:space="preserve">, </w:t>
+      </w:r>
+    </w:p>
+    <w:p>
+      <w:pPr>
+        <w:rPr>
+          <w:sz w:val="16"/>
+          <w:szCs w:val="16"/>
+        </w:rPr>
+      </w:pPr>
+      <w:r>
+        <w:rPr>
+          <w:sz w:val="16"/>
+          <w:szCs w:val="16"/>
+        </w:rPr>
+        <w:t xml:space="preserve">        </w:t>
+      </w:r>
+      <w:proofErr w:type="spellStart"/>
+      <w:r>
+        <w:rPr>
+          <w:sz w:val="16"/>
+          <w:szCs w:val="16"/>
+        </w:rPr>
+        <w:t>p_cell_phone</w:t>
+      </w:r>
+      <w:proofErr w:type="spellEnd"/>
+      <w:r>
+        <w:rPr>
+          <w:sz w:val="16"/>
+          <w:szCs w:val="16"/>
+        </w:rPr>
+        <w:t xml:space="preserve">, </w:t>
+      </w:r>
+    </w:p>
+    <w:p>
+      <w:pPr>
+        <w:rPr>
+          <w:sz w:val="16"/>
+          <w:szCs w:val="16"/>
+        </w:rPr>
+      </w:pPr>
+      <w:r>
+        <w:rPr>
+          <w:sz w:val="16"/>
+          <w:szCs w:val="16"/>
+        </w:rPr>
+        <w:t xml:space="preserve">        </w:t>
+      </w:r>
+      <w:proofErr w:type="spellStart"/>
+      <w:r>
+        <w:rPr>
+          <w:sz w:val="16"/>
+          <w:szCs w:val="16"/>
+        </w:rPr>
+        <w:t>p_address</w:t>
+      </w:r>
+      <w:proofErr w:type="spellEnd"/>
+      <w:r>
+        <w:rPr>
+          <w:sz w:val="16"/>
+          <w:szCs w:val="16"/>
+        </w:rPr>
+        <w:t xml:space="preserve">, </w:t>
+      </w:r>
+    </w:p>
+    <w:p>
+      <w:pPr>
+        <w:rPr>
+          <w:sz w:val="16"/>
+          <w:szCs w:val="16"/>
+        </w:rPr>
+      </w:pPr>
+      <w:r>
+        <w:rPr>
+          <w:sz w:val="16"/>
+          <w:szCs w:val="16"/>
+        </w:rPr>
+        <w:t xml:space="preserve">        </w:t>
+      </w:r>
+      <w:proofErr w:type="spellStart"/>
+      <w:r>
+        <w:rPr>
+          <w:sz w:val="16"/>
+          <w:szCs w:val="16"/>
+        </w:rPr>
+        <w:t>p_unit_price</w:t>
+      </w:r>
+      <w:proofErr w:type="spellEnd"/>
+      <w:r>
+        <w:rPr>
+          <w:sz w:val="16"/>
+          <w:szCs w:val="16"/>
+        </w:rPr>
+        <w:t xml:space="preserve">, </w:t>
+      </w:r>
+    </w:p>
+    <w:p>
+      <w:pPr>
+        <w:rPr>
+          <w:sz w:val="16"/>
+          <w:szCs w:val="16"/>
+        </w:rPr>
+      </w:pPr>
+      <w:r>
+        <w:rPr>
+          <w:sz w:val="16"/>
+          <w:szCs w:val="16"/>
+        </w:rPr>
+        <w:t xml:space="preserve">        </w:t>
+      </w:r>
+      <w:proofErr w:type="spellStart"/>
+      <w:r>
+        <w:rPr>
+          <w:sz w:val="16"/>
+          <w:szCs w:val="16"/>
+        </w:rPr>
+        <w:t>p_is_active</w:t>
+      </w:r>
+      <w:proofErr w:type="spellEnd"/>
+      <w:r>
+        <w:rPr>
+          <w:sz w:val="16"/>
+          <w:szCs w:val="16"/>
+        </w:rPr>
+        <w:t xml:space="preserve">, </w:t>
+      </w:r>
+    </w:p>
+    <w:p>
+      <w:pPr>
+        <w:rPr>
+          <w:sz w:val="16"/>
+          <w:szCs w:val="16"/>
+        </w:rPr>
+      </w:pPr>
+      <w:r>
+        <w:rPr>
+          <w:sz w:val="16"/>
+          <w:szCs w:val="16"/>
+        </w:rPr>
+        <w:t xml:space="preserve">        </w:t>
+      </w:r>
+      <w:proofErr w:type="spellStart"/>
+      <w:r>
+        <w:rPr>
+          <w:sz w:val="16"/>
+          <w:szCs w:val="16"/>
+        </w:rPr>
+        <w:t>p_advance_money</w:t>
+      </w:r>
+      <w:proofErr w:type="spellEnd"/>
+      <w:r>
+        <w:rPr>
+          <w:sz w:val="16"/>
+          <w:szCs w:val="16"/>
+        </w:rPr>
+        <w:t>,</w:t>
       </w:r>
     </w:p>
     <w:p>
@@ -1385,22 +2183,53 @@
           <w:szCs w:val="16"/>
         </w:rPr>
         <w:tab/>
-        <w:t>jsonb_build_object(</w:t>
-      </w:r>
-    </w:p>
-    <w:p>
-      <w:pPr>
-        <w:rPr>
-          <w:sz w:val="16"/>
-          <w:szCs w:val="16"/>
-        </w:rPr>
-      </w:pPr>
-      <w:r>
-        <w:rPr>
-          <w:sz w:val="16"/>
-          <w:szCs w:val="16"/>
-        </w:rPr>
-        <w:t xml:space="preserve">        'by', p_modified_by, </w:t>
+      </w:r>
+      <w:proofErr w:type="spellStart"/>
+      <w:r>
+        <w:rPr>
+          <w:sz w:val="16"/>
+          <w:szCs w:val="16"/>
+        </w:rPr>
+        <w:t>jsonb_build_object</w:t>
+      </w:r>
+      <w:proofErr w:type="spellEnd"/>
+      <w:r>
+        <w:rPr>
+          <w:sz w:val="16"/>
+          <w:szCs w:val="16"/>
+        </w:rPr>
+        <w:t>(</w:t>
+      </w:r>
+    </w:p>
+    <w:p>
+      <w:pPr>
+        <w:rPr>
+          <w:sz w:val="16"/>
+          <w:szCs w:val="16"/>
+        </w:rPr>
+      </w:pPr>
+      <w:r>
+        <w:rPr>
+          <w:sz w:val="16"/>
+          <w:szCs w:val="16"/>
+        </w:rPr>
+        <w:t xml:space="preserve">        'by', </w:t>
+      </w:r>
+      <w:proofErr w:type="spellStart"/>
+      <w:r>
+        <w:rPr>
+          <w:sz w:val="16"/>
+          <w:szCs w:val="16"/>
+        </w:rPr>
+        <w:t>p_modified_by</w:t>
+      </w:r>
+      <w:proofErr w:type="spellEnd"/>
+      <w:r>
+        <w:rPr>
+          <w:sz w:val="16"/>
+          <w:szCs w:val="16"/>
+        </w:rPr>
+        <w:t xml:space="preserve">, </w:t>
       </w:r>
     </w:p>
     <w:p>
@@ -1537,23 +2366,48 @@
           <w:sz w:val="16"/>
           <w:szCs w:val="16"/>
         </w:rPr>
-        <w:t>CREATE OR REPLACE PROCEDURE UPDATE_CUSTOMER(IN ID INT, IN p_updates JSONB)</w:t>
-      </w:r>
-    </w:p>
-    <w:p>
-      <w:pPr>
-        <w:rPr>
-          <w:sz w:val="16"/>
-          <w:szCs w:val="16"/>
-        </w:rPr>
-      </w:pPr>
-      <w:r>
-        <w:rPr>
-          <w:sz w:val="16"/>
-          <w:szCs w:val="16"/>
-        </w:rPr>
-        <w:t>LANGUAGE plpgsql</w:t>
-      </w:r>
+        <w:t xml:space="preserve">CREATE OR REPLACE PROCEDURE UPDATE_CUSTOMER(IN ID INT, IN </w:t>
+      </w:r>
+      <w:proofErr w:type="spellStart"/>
+      <w:r>
+        <w:rPr>
+          <w:sz w:val="16"/>
+          <w:szCs w:val="16"/>
+        </w:rPr>
+        <w:t>p_updates</w:t>
+      </w:r>
+      <w:proofErr w:type="spellEnd"/>
+      <w:r>
+        <w:rPr>
+          <w:sz w:val="16"/>
+          <w:szCs w:val="16"/>
+        </w:rPr>
+        <w:t xml:space="preserve"> JSONB)</w:t>
+      </w:r>
+    </w:p>
+    <w:p>
+      <w:pPr>
+        <w:rPr>
+          <w:sz w:val="16"/>
+          <w:szCs w:val="16"/>
+        </w:rPr>
+      </w:pPr>
+      <w:r>
+        <w:rPr>
+          <w:sz w:val="16"/>
+          <w:szCs w:val="16"/>
+        </w:rPr>
+        <w:t xml:space="preserve">LANGUAGE </w:t>
+      </w:r>
+      <w:proofErr w:type="spellStart"/>
+      <w:r>
+        <w:rPr>
+          <w:sz w:val="16"/>
+          <w:szCs w:val="16"/>
+        </w:rPr>
+        <w:t>plpgsql</w:t>
+      </w:r>
+      <w:proofErr w:type="spellEnd"/>
     </w:p>
     <w:p>
       <w:pPr>
@@ -1613,112 +2467,240 @@
           <w:sz w:val="16"/>
           <w:szCs w:val="16"/>
         </w:rPr>
-        <w:t xml:space="preserve">    v_rows_affected INTEGER;</w:t>
-      </w:r>
-    </w:p>
-    <w:p>
-      <w:pPr>
-        <w:rPr>
-          <w:sz w:val="16"/>
-          <w:szCs w:val="16"/>
-        </w:rPr>
-      </w:pPr>
-      <w:r>
-        <w:rPr>
-          <w:sz w:val="16"/>
-          <w:szCs w:val="16"/>
-        </w:rPr>
-        <w:t xml:space="preserve">    v_name TEXT;</w:t>
-      </w:r>
-    </w:p>
-    <w:p>
-      <w:pPr>
-        <w:rPr>
-          <w:sz w:val="16"/>
-          <w:szCs w:val="16"/>
-        </w:rPr>
-      </w:pPr>
-      <w:r>
-        <w:rPr>
-          <w:sz w:val="16"/>
-          <w:szCs w:val="16"/>
-        </w:rPr>
-        <w:t xml:space="preserve">    v_phone TEXT;</w:t>
-      </w:r>
-    </w:p>
-    <w:p>
-      <w:pPr>
-        <w:rPr>
-          <w:sz w:val="16"/>
-          <w:szCs w:val="16"/>
-        </w:rPr>
-      </w:pPr>
-      <w:r>
-        <w:rPr>
-          <w:sz w:val="16"/>
-          <w:szCs w:val="16"/>
-        </w:rPr>
-        <w:t xml:space="preserve">    v_address TEXT;</w:t>
-      </w:r>
-    </w:p>
-    <w:p>
-      <w:pPr>
-        <w:rPr>
-          <w:sz w:val="16"/>
-          <w:szCs w:val="16"/>
-        </w:rPr>
-      </w:pPr>
-      <w:r>
-        <w:rPr>
-          <w:sz w:val="16"/>
-          <w:szCs w:val="16"/>
-        </w:rPr>
-        <w:t xml:space="preserve">    v_price INTEGER;</w:t>
-      </w:r>
-    </w:p>
-    <w:p>
-      <w:pPr>
-        <w:rPr>
-          <w:sz w:val="16"/>
-          <w:szCs w:val="16"/>
-        </w:rPr>
-      </w:pPr>
-      <w:r>
-        <w:rPr>
-          <w:sz w:val="16"/>
-          <w:szCs w:val="16"/>
-        </w:rPr>
-        <w:t xml:space="preserve">    v_advance INTEGER;</w:t>
-      </w:r>
-    </w:p>
-    <w:p>
-      <w:pPr>
-        <w:rPr>
-          <w:sz w:val="16"/>
-          <w:szCs w:val="16"/>
-        </w:rPr>
-      </w:pPr>
-      <w:r>
-        <w:rPr>
-          <w:sz w:val="16"/>
-          <w:szCs w:val="16"/>
-        </w:rPr>
-        <w:t xml:space="preserve">    v_is_active BOOLEAN;</w:t>
-      </w:r>
-    </w:p>
-    <w:p>
-      <w:pPr>
-        <w:rPr>
-          <w:sz w:val="16"/>
-          <w:szCs w:val="16"/>
-        </w:rPr>
-      </w:pPr>
-      <w:r>
-        <w:rPr>
-          <w:sz w:val="16"/>
-          <w:szCs w:val="16"/>
-        </w:rPr>
-        <w:t xml:space="preserve">    v_active_status_changed_at TIMESTAMP; </w:t>
+        <w:t xml:space="preserve">    </w:t>
+      </w:r>
+      <w:proofErr w:type="spellStart"/>
+      <w:r>
+        <w:rPr>
+          <w:sz w:val="16"/>
+          <w:szCs w:val="16"/>
+        </w:rPr>
+        <w:t>v_rows_affected</w:t>
+      </w:r>
+      <w:proofErr w:type="spellEnd"/>
+      <w:r>
+        <w:rPr>
+          <w:sz w:val="16"/>
+          <w:szCs w:val="16"/>
+        </w:rPr>
+        <w:t xml:space="preserve"> INTEGER;</w:t>
+      </w:r>
+    </w:p>
+    <w:p>
+      <w:pPr>
+        <w:rPr>
+          <w:sz w:val="16"/>
+          <w:szCs w:val="16"/>
+        </w:rPr>
+      </w:pPr>
+      <w:r>
+        <w:rPr>
+          <w:sz w:val="16"/>
+          <w:szCs w:val="16"/>
+        </w:rPr>
+        <w:t xml:space="preserve">    </w:t>
+      </w:r>
+      <w:proofErr w:type="spellStart"/>
+      <w:r>
+        <w:rPr>
+          <w:sz w:val="16"/>
+          <w:szCs w:val="16"/>
+        </w:rPr>
+        <w:t>v_name</w:t>
+      </w:r>
+      <w:proofErr w:type="spellEnd"/>
+      <w:r>
+        <w:rPr>
+          <w:sz w:val="16"/>
+          <w:szCs w:val="16"/>
+        </w:rPr>
+        <w:t xml:space="preserve"> TEXT;</w:t>
+      </w:r>
+    </w:p>
+    <w:p>
+      <w:pPr>
+        <w:rPr>
+          <w:sz w:val="16"/>
+          <w:szCs w:val="16"/>
+        </w:rPr>
+      </w:pPr>
+      <w:r>
+        <w:rPr>
+          <w:sz w:val="16"/>
+          <w:szCs w:val="16"/>
+        </w:rPr>
+        <w:t xml:space="preserve">    </w:t>
+      </w:r>
+      <w:proofErr w:type="spellStart"/>
+      <w:r>
+        <w:rPr>
+          <w:sz w:val="16"/>
+          <w:szCs w:val="16"/>
+        </w:rPr>
+        <w:t>v_phone</w:t>
+      </w:r>
+      <w:proofErr w:type="spellEnd"/>
+      <w:r>
+        <w:rPr>
+          <w:sz w:val="16"/>
+          <w:szCs w:val="16"/>
+        </w:rPr>
+        <w:t xml:space="preserve"> TEXT;</w:t>
+      </w:r>
+    </w:p>
+    <w:p>
+      <w:pPr>
+        <w:rPr>
+          <w:sz w:val="16"/>
+          <w:szCs w:val="16"/>
+        </w:rPr>
+      </w:pPr>
+      <w:r>
+        <w:rPr>
+          <w:sz w:val="16"/>
+          <w:szCs w:val="16"/>
+        </w:rPr>
+        <w:t xml:space="preserve">    </w:t>
+      </w:r>
+      <w:proofErr w:type="spellStart"/>
+      <w:r>
+        <w:rPr>
+          <w:sz w:val="16"/>
+          <w:szCs w:val="16"/>
+        </w:rPr>
+        <w:t>v_address</w:t>
+      </w:r>
+      <w:proofErr w:type="spellEnd"/>
+      <w:r>
+        <w:rPr>
+          <w:sz w:val="16"/>
+          <w:szCs w:val="16"/>
+        </w:rPr>
+        <w:t xml:space="preserve"> TEXT;</w:t>
+      </w:r>
+    </w:p>
+    <w:p>
+      <w:pPr>
+        <w:rPr>
+          <w:sz w:val="16"/>
+          <w:szCs w:val="16"/>
+        </w:rPr>
+      </w:pPr>
+      <w:r>
+        <w:rPr>
+          <w:sz w:val="16"/>
+          <w:szCs w:val="16"/>
+        </w:rPr>
+        <w:t xml:space="preserve">    </w:t>
+      </w:r>
+      <w:proofErr w:type="spellStart"/>
+      <w:r>
+        <w:rPr>
+          <w:sz w:val="16"/>
+          <w:szCs w:val="16"/>
+        </w:rPr>
+        <w:t>v_price</w:t>
+      </w:r>
+      <w:proofErr w:type="spellEnd"/>
+      <w:r>
+        <w:rPr>
+          <w:sz w:val="16"/>
+          <w:szCs w:val="16"/>
+        </w:rPr>
+        <w:t xml:space="preserve"> INTEGER;</w:t>
+      </w:r>
+    </w:p>
+    <w:p>
+      <w:pPr>
+        <w:rPr>
+          <w:sz w:val="16"/>
+          <w:szCs w:val="16"/>
+        </w:rPr>
+      </w:pPr>
+      <w:r>
+        <w:rPr>
+          <w:sz w:val="16"/>
+          <w:szCs w:val="16"/>
+        </w:rPr>
+        <w:t xml:space="preserve">    </w:t>
+      </w:r>
+      <w:proofErr w:type="spellStart"/>
+      <w:r>
+        <w:rPr>
+          <w:sz w:val="16"/>
+          <w:szCs w:val="16"/>
+        </w:rPr>
+        <w:t>v_advance</w:t>
+      </w:r>
+      <w:proofErr w:type="spellEnd"/>
+      <w:r>
+        <w:rPr>
+          <w:sz w:val="16"/>
+          <w:szCs w:val="16"/>
+        </w:rPr>
+        <w:t xml:space="preserve"> INTEGER;</w:t>
+      </w:r>
+    </w:p>
+    <w:p>
+      <w:pPr>
+        <w:rPr>
+          <w:sz w:val="16"/>
+          <w:szCs w:val="16"/>
+        </w:rPr>
+      </w:pPr>
+      <w:r>
+        <w:rPr>
+          <w:sz w:val="16"/>
+          <w:szCs w:val="16"/>
+        </w:rPr>
+        <w:t xml:space="preserve">    </w:t>
+      </w:r>
+      <w:proofErr w:type="spellStart"/>
+      <w:r>
+        <w:rPr>
+          <w:sz w:val="16"/>
+          <w:szCs w:val="16"/>
+        </w:rPr>
+        <w:t>v_is_active</w:t>
+      </w:r>
+      <w:proofErr w:type="spellEnd"/>
+      <w:r>
+        <w:rPr>
+          <w:sz w:val="16"/>
+          <w:szCs w:val="16"/>
+        </w:rPr>
+        <w:t xml:space="preserve"> BOOLEAN;</w:t>
+      </w:r>
+    </w:p>
+    <w:p>
+      <w:pPr>
+        <w:rPr>
+          <w:sz w:val="16"/>
+          <w:szCs w:val="16"/>
+        </w:rPr>
+      </w:pPr>
+      <w:r>
+        <w:rPr>
+          <w:sz w:val="16"/>
+          <w:szCs w:val="16"/>
+        </w:rPr>
+        <w:t xml:space="preserve">    </w:t>
+      </w:r>
+      <w:proofErr w:type="spellStart"/>
+      <w:r>
+        <w:rPr>
+          <w:sz w:val="16"/>
+          <w:szCs w:val="16"/>
+        </w:rPr>
+        <w:t>v_active_status_changed_at</w:t>
+      </w:r>
+      <w:proofErr w:type="spellEnd"/>
+      <w:r>
+        <w:rPr>
+          <w:sz w:val="16"/>
+          <w:szCs w:val="16"/>
+        </w:rPr>
+        <w:t xml:space="preserve"> TIMESTAMP; </w:t>
       </w:r>
     </w:p>
     <w:p>
@@ -1734,7 +2716,22 @@
           <w:szCs w:val="16"/>
         </w:rPr>
         <w:tab/>
-        <w:t>v_modified_by TEXT;</w:t>
+      </w:r>
+      <w:proofErr w:type="spellStart"/>
+      <w:r>
+        <w:rPr>
+          <w:sz w:val="16"/>
+          <w:szCs w:val="16"/>
+        </w:rPr>
+        <w:t>v_modified_by</w:t>
+      </w:r>
+      <w:proofErr w:type="spellEnd"/>
+      <w:r>
+        <w:rPr>
+          <w:sz w:val="16"/>
+          <w:szCs w:val="16"/>
+        </w:rPr>
+        <w:t xml:space="preserve"> TEXT;</w:t>
       </w:r>
     </w:p>
     <w:p>
@@ -1779,7 +2776,23 @@
           <w:sz w:val="16"/>
           <w:szCs w:val="16"/>
         </w:rPr>
-        <w:t xml:space="preserve">    IF p_updates IS NULL THEN</w:t>
+        <w:t xml:space="preserve">    IF </w:t>
+      </w:r>
+      <w:proofErr w:type="spellStart"/>
+      <w:r>
+        <w:rPr>
+          <w:sz w:val="16"/>
+          <w:szCs w:val="16"/>
+        </w:rPr>
+        <w:t>p_updates</w:t>
+      </w:r>
+      <w:proofErr w:type="spellEnd"/>
+      <w:r>
+        <w:rPr>
+          <w:sz w:val="16"/>
+          <w:szCs w:val="16"/>
+        </w:rPr>
+        <w:t xml:space="preserve"> IS NULL THEN</w:t>
       </w:r>
     </w:p>
     <w:p>
@@ -1915,37 +2928,149 @@
           <w:sz w:val="16"/>
           <w:szCs w:val="16"/>
         </w:rPr>
-        <w:t xml:space="preserve">    v_name      := lower(trim(p_updates-&gt;&gt;'name'));</w:t>
-      </w:r>
-    </w:p>
-    <w:p>
-      <w:pPr>
-        <w:rPr>
-          <w:sz w:val="16"/>
-          <w:szCs w:val="16"/>
-        </w:rPr>
-      </w:pPr>
-      <w:r>
-        <w:rPr>
-          <w:sz w:val="16"/>
-          <w:szCs w:val="16"/>
-        </w:rPr>
-        <w:t xml:space="preserve">    v_phone     := trim(p_updates-&gt;&gt;'cell_phone');</w:t>
-      </w:r>
-    </w:p>
-    <w:p>
-      <w:pPr>
-        <w:rPr>
-          <w:sz w:val="16"/>
-          <w:szCs w:val="16"/>
-        </w:rPr>
-      </w:pPr>
-      <w:r>
-        <w:rPr>
-          <w:sz w:val="16"/>
-          <w:szCs w:val="16"/>
-        </w:rPr>
-        <w:t xml:space="preserve">    v_address   := lower(trim(p_updates-&gt;&gt;'address'));</w:t>
+        <w:t xml:space="preserve">    </w:t>
+      </w:r>
+      <w:proofErr w:type="spellStart"/>
+      <w:r>
+        <w:rPr>
+          <w:sz w:val="16"/>
+          <w:szCs w:val="16"/>
+        </w:rPr>
+        <w:t>v_name</w:t>
+      </w:r>
+      <w:proofErr w:type="spellEnd"/>
+      <w:r>
+        <w:rPr>
+          <w:sz w:val="16"/>
+          <w:szCs w:val="16"/>
+        </w:rPr>
+        <w:t xml:space="preserve">      := lower(trim(</w:t>
+      </w:r>
+      <w:proofErr w:type="spellStart"/>
+      <w:r>
+        <w:rPr>
+          <w:sz w:val="16"/>
+          <w:szCs w:val="16"/>
+        </w:rPr>
+        <w:t>p_updates</w:t>
+      </w:r>
+      <w:proofErr w:type="spellEnd"/>
+      <w:r>
+        <w:rPr>
+          <w:sz w:val="16"/>
+          <w:szCs w:val="16"/>
+        </w:rPr>
+        <w:t>-&gt;&gt;'name'));</w:t>
+      </w:r>
+    </w:p>
+    <w:p>
+      <w:pPr>
+        <w:rPr>
+          <w:sz w:val="16"/>
+          <w:szCs w:val="16"/>
+        </w:rPr>
+      </w:pPr>
+      <w:r>
+        <w:rPr>
+          <w:sz w:val="16"/>
+          <w:szCs w:val="16"/>
+        </w:rPr>
+        <w:t xml:space="preserve">    </w:t>
+      </w:r>
+      <w:proofErr w:type="spellStart"/>
+      <w:r>
+        <w:rPr>
+          <w:sz w:val="16"/>
+          <w:szCs w:val="16"/>
+        </w:rPr>
+        <w:t>v_phone</w:t>
+      </w:r>
+      <w:proofErr w:type="spellEnd"/>
+      <w:r>
+        <w:rPr>
+          <w:sz w:val="16"/>
+          <w:szCs w:val="16"/>
+        </w:rPr>
+        <w:t xml:space="preserve">     := trim(</w:t>
+      </w:r>
+      <w:proofErr w:type="spellStart"/>
+      <w:r>
+        <w:rPr>
+          <w:sz w:val="16"/>
+          <w:szCs w:val="16"/>
+        </w:rPr>
+        <w:t>p_updates</w:t>
+      </w:r>
+      <w:proofErr w:type="spellEnd"/>
+      <w:r>
+        <w:rPr>
+          <w:sz w:val="16"/>
+          <w:szCs w:val="16"/>
+        </w:rPr>
+        <w:t>-&gt;&gt;'</w:t>
+      </w:r>
+      <w:proofErr w:type="spellStart"/>
+      <w:r>
+        <w:rPr>
+          <w:sz w:val="16"/>
+          <w:szCs w:val="16"/>
+        </w:rPr>
+        <w:t>cell_phone</w:t>
+      </w:r>
+      <w:proofErr w:type="spellEnd"/>
+      <w:r>
+        <w:rPr>
+          <w:sz w:val="16"/>
+          <w:szCs w:val="16"/>
+        </w:rPr>
+        <w:t>');</w:t>
+      </w:r>
+    </w:p>
+    <w:p>
+      <w:pPr>
+        <w:rPr>
+          <w:sz w:val="16"/>
+          <w:szCs w:val="16"/>
+        </w:rPr>
+      </w:pPr>
+      <w:r>
+        <w:rPr>
+          <w:sz w:val="16"/>
+          <w:szCs w:val="16"/>
+        </w:rPr>
+        <w:t xml:space="preserve">    </w:t>
+      </w:r>
+      <w:proofErr w:type="spellStart"/>
+      <w:r>
+        <w:rPr>
+          <w:sz w:val="16"/>
+          <w:szCs w:val="16"/>
+        </w:rPr>
+        <w:t>v_address</w:t>
+      </w:r>
+      <w:proofErr w:type="spellEnd"/>
+      <w:r>
+        <w:rPr>
+          <w:sz w:val="16"/>
+          <w:szCs w:val="16"/>
+        </w:rPr>
+        <w:t xml:space="preserve">   := lower(trim(</w:t>
+      </w:r>
+      <w:proofErr w:type="spellStart"/>
+      <w:r>
+        <w:rPr>
+          <w:sz w:val="16"/>
+          <w:szCs w:val="16"/>
+        </w:rPr>
+        <w:t>p_updates</w:t>
+      </w:r>
+      <w:proofErr w:type="spellEnd"/>
+      <w:r>
+        <w:rPr>
+          <w:sz w:val="16"/>
+          <w:szCs w:val="16"/>
+        </w:rPr>
+        <w:t>-&gt;&gt;'address'));</w:t>
       </w:r>
       <w:r>
         <w:rPr>
@@ -1967,7 +3092,55 @@
           <w:sz w:val="16"/>
           <w:szCs w:val="16"/>
         </w:rPr>
-        <w:t xml:space="preserve">    v_price     := (p_updates-&gt;&gt;'unit_price')::INT;</w:t>
+        <w:t xml:space="preserve">    </w:t>
+      </w:r>
+      <w:proofErr w:type="spellStart"/>
+      <w:r>
+        <w:rPr>
+          <w:sz w:val="16"/>
+          <w:szCs w:val="16"/>
+        </w:rPr>
+        <w:t>v_price</w:t>
+      </w:r>
+      <w:proofErr w:type="spellEnd"/>
+      <w:r>
+        <w:rPr>
+          <w:sz w:val="16"/>
+          <w:szCs w:val="16"/>
+        </w:rPr>
+        <w:t xml:space="preserve">     := (</w:t>
+      </w:r>
+      <w:proofErr w:type="spellStart"/>
+      <w:r>
+        <w:rPr>
+          <w:sz w:val="16"/>
+          <w:szCs w:val="16"/>
+        </w:rPr>
+        <w:t>p_updates</w:t>
+      </w:r>
+      <w:proofErr w:type="spellEnd"/>
+      <w:r>
+        <w:rPr>
+          <w:sz w:val="16"/>
+          <w:szCs w:val="16"/>
+        </w:rPr>
+        <w:t>-&gt;&gt;'</w:t>
+      </w:r>
+      <w:proofErr w:type="spellStart"/>
+      <w:r>
+        <w:rPr>
+          <w:sz w:val="16"/>
+          <w:szCs w:val="16"/>
+        </w:rPr>
+        <w:t>unit_price</w:t>
+      </w:r>
+      <w:proofErr w:type="spellEnd"/>
+      <w:r>
+        <w:rPr>
+          <w:sz w:val="16"/>
+          <w:szCs w:val="16"/>
+        </w:rPr>
+        <w:t>')::INT;</w:t>
       </w:r>
     </w:p>
     <w:p>
@@ -1983,22 +3156,118 @@
           <w:szCs w:val="16"/>
         </w:rPr>
         <w:lastRenderedPageBreak/>
-        <w:t xml:space="preserve">    v_advance   := (p_updates-&gt;&gt;'advance_money')::INT;</w:t>
-      </w:r>
-    </w:p>
-    <w:p>
-      <w:pPr>
-        <w:rPr>
-          <w:sz w:val="16"/>
-          <w:szCs w:val="16"/>
-        </w:rPr>
-      </w:pPr>
-      <w:r>
-        <w:rPr>
-          <w:sz w:val="16"/>
-          <w:szCs w:val="16"/>
-        </w:rPr>
-        <w:t xml:space="preserve">    v_is_active := (p_updates-&gt;&gt;'is_active')::BOOLEAN;</w:t>
+        <w:t xml:space="preserve">    </w:t>
+      </w:r>
+      <w:proofErr w:type="spellStart"/>
+      <w:r>
+        <w:rPr>
+          <w:sz w:val="16"/>
+          <w:szCs w:val="16"/>
+        </w:rPr>
+        <w:t>v_advance</w:t>
+      </w:r>
+      <w:proofErr w:type="spellEnd"/>
+      <w:r>
+        <w:rPr>
+          <w:sz w:val="16"/>
+          <w:szCs w:val="16"/>
+        </w:rPr>
+        <w:t xml:space="preserve">   := (</w:t>
+      </w:r>
+      <w:proofErr w:type="spellStart"/>
+      <w:r>
+        <w:rPr>
+          <w:sz w:val="16"/>
+          <w:szCs w:val="16"/>
+        </w:rPr>
+        <w:t>p_updates</w:t>
+      </w:r>
+      <w:proofErr w:type="spellEnd"/>
+      <w:r>
+        <w:rPr>
+          <w:sz w:val="16"/>
+          <w:szCs w:val="16"/>
+        </w:rPr>
+        <w:t>-&gt;&gt;'</w:t>
+      </w:r>
+      <w:proofErr w:type="spellStart"/>
+      <w:r>
+        <w:rPr>
+          <w:sz w:val="16"/>
+          <w:szCs w:val="16"/>
+        </w:rPr>
+        <w:t>advance_money</w:t>
+      </w:r>
+      <w:proofErr w:type="spellEnd"/>
+      <w:r>
+        <w:rPr>
+          <w:sz w:val="16"/>
+          <w:szCs w:val="16"/>
+        </w:rPr>
+        <w:t>')::INT;</w:t>
+      </w:r>
+    </w:p>
+    <w:p>
+      <w:pPr>
+        <w:rPr>
+          <w:sz w:val="16"/>
+          <w:szCs w:val="16"/>
+        </w:rPr>
+      </w:pPr>
+      <w:r>
+        <w:rPr>
+          <w:sz w:val="16"/>
+          <w:szCs w:val="16"/>
+        </w:rPr>
+        <w:t xml:space="preserve">    </w:t>
+      </w:r>
+      <w:proofErr w:type="spellStart"/>
+      <w:r>
+        <w:rPr>
+          <w:sz w:val="16"/>
+          <w:szCs w:val="16"/>
+        </w:rPr>
+        <w:t>v_is_active</w:t>
+      </w:r>
+      <w:proofErr w:type="spellEnd"/>
+      <w:r>
+        <w:rPr>
+          <w:sz w:val="16"/>
+          <w:szCs w:val="16"/>
+        </w:rPr>
+        <w:t xml:space="preserve"> := (</w:t>
+      </w:r>
+      <w:proofErr w:type="spellStart"/>
+      <w:r>
+        <w:rPr>
+          <w:sz w:val="16"/>
+          <w:szCs w:val="16"/>
+        </w:rPr>
+        <w:t>p_updates</w:t>
+      </w:r>
+      <w:proofErr w:type="spellEnd"/>
+      <w:r>
+        <w:rPr>
+          <w:sz w:val="16"/>
+          <w:szCs w:val="16"/>
+        </w:rPr>
+        <w:t>-&gt;&gt;'</w:t>
+      </w:r>
+      <w:proofErr w:type="spellStart"/>
+      <w:r>
+        <w:rPr>
+          <w:sz w:val="16"/>
+          <w:szCs w:val="16"/>
+        </w:rPr>
+        <w:t>is_active</w:t>
+      </w:r>
+      <w:proofErr w:type="spellEnd"/>
+      <w:r>
+        <w:rPr>
+          <w:sz w:val="16"/>
+          <w:szCs w:val="16"/>
+        </w:rPr>
+        <w:t>')::BOOLEAN;</w:t>
       </w:r>
     </w:p>
     <w:p>
@@ -2014,7 +3283,54 @@
           <w:szCs w:val="16"/>
         </w:rPr>
         <w:tab/>
-        <w:t>v_modified_by := lower(trim((p_updates-&gt;&gt;'modified_by')));</w:t>
+      </w:r>
+      <w:proofErr w:type="spellStart"/>
+      <w:r>
+        <w:rPr>
+          <w:sz w:val="16"/>
+          <w:szCs w:val="16"/>
+        </w:rPr>
+        <w:t>v_modified_by</w:t>
+      </w:r>
+      <w:proofErr w:type="spellEnd"/>
+      <w:r>
+        <w:rPr>
+          <w:sz w:val="16"/>
+          <w:szCs w:val="16"/>
+        </w:rPr>
+        <w:t xml:space="preserve"> := lower(trim((</w:t>
+      </w:r>
+      <w:proofErr w:type="spellStart"/>
+      <w:r>
+        <w:rPr>
+          <w:sz w:val="16"/>
+          <w:szCs w:val="16"/>
+        </w:rPr>
+        <w:t>p_updates</w:t>
+      </w:r>
+      <w:proofErr w:type="spellEnd"/>
+      <w:r>
+        <w:rPr>
+          <w:sz w:val="16"/>
+          <w:szCs w:val="16"/>
+        </w:rPr>
+        <w:t>-&gt;&gt;'</w:t>
+      </w:r>
+      <w:proofErr w:type="spellStart"/>
+      <w:r>
+        <w:rPr>
+          <w:sz w:val="16"/>
+          <w:szCs w:val="16"/>
+        </w:rPr>
+        <w:t>modified_by</w:t>
+      </w:r>
+      <w:proofErr w:type="spellEnd"/>
+      <w:r>
+        <w:rPr>
+          <w:sz w:val="16"/>
+          <w:szCs w:val="16"/>
+        </w:rPr>
+        <w:t>')));</w:t>
       </w:r>
     </w:p>
     <w:p>
@@ -2054,7 +3370,39 @@
           <w:szCs w:val="16"/>
         </w:rPr>
         <w:tab/>
-        <w:t>IF v_price is not null AND v_price &lt; 0  THEN</w:t>
+        <w:t xml:space="preserve">IF </w:t>
+      </w:r>
+      <w:proofErr w:type="spellStart"/>
+      <w:r>
+        <w:rPr>
+          <w:sz w:val="16"/>
+          <w:szCs w:val="16"/>
+        </w:rPr>
+        <w:t>v_price</w:t>
+      </w:r>
+      <w:proofErr w:type="spellEnd"/>
+      <w:r>
+        <w:rPr>
+          <w:sz w:val="16"/>
+          <w:szCs w:val="16"/>
+        </w:rPr>
+        <w:t xml:space="preserve"> is not null AND </w:t>
+      </w:r>
+      <w:proofErr w:type="spellStart"/>
+      <w:r>
+        <w:rPr>
+          <w:sz w:val="16"/>
+          <w:szCs w:val="16"/>
+        </w:rPr>
+        <w:t>v_price</w:t>
+      </w:r>
+      <w:proofErr w:type="spellEnd"/>
+      <w:r>
+        <w:rPr>
+          <w:sz w:val="16"/>
+          <w:szCs w:val="16"/>
+        </w:rPr>
+        <w:t xml:space="preserve"> &lt; 0  THEN</w:t>
       </w:r>
     </w:p>
     <w:p>
@@ -2085,7 +3433,23 @@
           <w:szCs w:val="16"/>
         </w:rPr>
         <w:tab/>
-        <w:t>raise exception 'Price can not be negative.';</w:t>
+        <w:t xml:space="preserve">raise exception 'Price </w:t>
+      </w:r>
+      <w:proofErr w:type="spellStart"/>
+      <w:r>
+        <w:rPr>
+          <w:sz w:val="16"/>
+          <w:szCs w:val="16"/>
+        </w:rPr>
+        <w:t>can not</w:t>
+      </w:r>
+      <w:proofErr w:type="spellEnd"/>
+      <w:r>
+        <w:rPr>
+          <w:sz w:val="16"/>
+          <w:szCs w:val="16"/>
+        </w:rPr>
+        <w:t xml:space="preserve"> be negative.';</w:t>
       </w:r>
     </w:p>
     <w:p>
@@ -2133,7 +3497,39 @@
           <w:szCs w:val="16"/>
         </w:rPr>
         <w:tab/>
-        <w:t>IF v_advance is not null AND v_advance &lt; 0  THEN</w:t>
+        <w:t xml:space="preserve">IF </w:t>
+      </w:r>
+      <w:proofErr w:type="spellStart"/>
+      <w:r>
+        <w:rPr>
+          <w:sz w:val="16"/>
+          <w:szCs w:val="16"/>
+        </w:rPr>
+        <w:t>v_advance</w:t>
+      </w:r>
+      <w:proofErr w:type="spellEnd"/>
+      <w:r>
+        <w:rPr>
+          <w:sz w:val="16"/>
+          <w:szCs w:val="16"/>
+        </w:rPr>
+        <w:t xml:space="preserve"> is not null AND </w:t>
+      </w:r>
+      <w:proofErr w:type="spellStart"/>
+      <w:r>
+        <w:rPr>
+          <w:sz w:val="16"/>
+          <w:szCs w:val="16"/>
+        </w:rPr>
+        <w:t>v_advance</w:t>
+      </w:r>
+      <w:proofErr w:type="spellEnd"/>
+      <w:r>
+        <w:rPr>
+          <w:sz w:val="16"/>
+          <w:szCs w:val="16"/>
+        </w:rPr>
+        <w:t xml:space="preserve"> &lt; 0  THEN</w:t>
       </w:r>
     </w:p>
     <w:p>
@@ -2164,7 +3560,23 @@
           <w:szCs w:val="16"/>
         </w:rPr>
         <w:tab/>
-        <w:t>raise exception 'Advance can not be negative.';</w:t>
+        <w:t xml:space="preserve">raise exception 'Advance </w:t>
+      </w:r>
+      <w:proofErr w:type="spellStart"/>
+      <w:r>
+        <w:rPr>
+          <w:sz w:val="16"/>
+          <w:szCs w:val="16"/>
+        </w:rPr>
+        <w:t>can not</w:t>
+      </w:r>
+      <w:proofErr w:type="spellEnd"/>
+      <w:r>
+        <w:rPr>
+          <w:sz w:val="16"/>
+          <w:szCs w:val="16"/>
+        </w:rPr>
+        <w:t xml:space="preserve"> be negative.';</w:t>
       </w:r>
     </w:p>
     <w:p>
@@ -2212,7 +3624,71 @@
           <w:szCs w:val="16"/>
         </w:rPr>
         <w:tab/>
-        <w:t>IF p_updates ? 'modified_by'  AND p_updates-&gt;&gt;'modified_by' = '' THEN</w:t>
+        <w:t xml:space="preserve">IF </w:t>
+      </w:r>
+      <w:proofErr w:type="spellStart"/>
+      <w:r>
+        <w:rPr>
+          <w:sz w:val="16"/>
+          <w:szCs w:val="16"/>
+        </w:rPr>
+        <w:t>p_updates</w:t>
+      </w:r>
+      <w:proofErr w:type="spellEnd"/>
+      <w:r>
+        <w:rPr>
+          <w:sz w:val="16"/>
+          <w:szCs w:val="16"/>
+        </w:rPr>
+        <w:t xml:space="preserve"> ? '</w:t>
+      </w:r>
+      <w:proofErr w:type="spellStart"/>
+      <w:r>
+        <w:rPr>
+          <w:sz w:val="16"/>
+          <w:szCs w:val="16"/>
+        </w:rPr>
+        <w:t>modified_by</w:t>
+      </w:r>
+      <w:proofErr w:type="spellEnd"/>
+      <w:r>
+        <w:rPr>
+          <w:sz w:val="16"/>
+          <w:szCs w:val="16"/>
+        </w:rPr>
+        <w:t xml:space="preserve">'  AND </w:t>
+      </w:r>
+      <w:proofErr w:type="spellStart"/>
+      <w:r>
+        <w:rPr>
+          <w:sz w:val="16"/>
+          <w:szCs w:val="16"/>
+        </w:rPr>
+        <w:t>p_updates</w:t>
+      </w:r>
+      <w:proofErr w:type="spellEnd"/>
+      <w:r>
+        <w:rPr>
+          <w:sz w:val="16"/>
+          <w:szCs w:val="16"/>
+        </w:rPr>
+        <w:t>-&gt;&gt;'</w:t>
+      </w:r>
+      <w:proofErr w:type="spellStart"/>
+      <w:r>
+        <w:rPr>
+          <w:sz w:val="16"/>
+          <w:szCs w:val="16"/>
+        </w:rPr>
+        <w:t>modified_by</w:t>
+      </w:r>
+      <w:proofErr w:type="spellEnd"/>
+      <w:r>
+        <w:rPr>
+          <w:sz w:val="16"/>
+          <w:szCs w:val="16"/>
+        </w:rPr>
+        <w:t>' = '' THEN</w:t>
       </w:r>
     </w:p>
     <w:p>
@@ -2386,22 +3862,54 @@
           <w:sz w:val="16"/>
           <w:szCs w:val="16"/>
         </w:rPr>
-        <w:t xml:space="preserve">    IF p_updates ? 'name' THEN</w:t>
-      </w:r>
-    </w:p>
-    <w:p>
-      <w:pPr>
-        <w:rPr>
-          <w:sz w:val="16"/>
-          <w:szCs w:val="16"/>
-        </w:rPr>
-      </w:pPr>
-      <w:r>
-        <w:rPr>
-          <w:sz w:val="16"/>
-          <w:szCs w:val="16"/>
-        </w:rPr>
-        <w:t xml:space="preserve">        IF v_name IS NULL THEN</w:t>
+        <w:t xml:space="preserve">    IF </w:t>
+      </w:r>
+      <w:proofErr w:type="spellStart"/>
+      <w:r>
+        <w:rPr>
+          <w:sz w:val="16"/>
+          <w:szCs w:val="16"/>
+        </w:rPr>
+        <w:t>p_updates</w:t>
+      </w:r>
+      <w:proofErr w:type="spellEnd"/>
+      <w:r>
+        <w:rPr>
+          <w:sz w:val="16"/>
+          <w:szCs w:val="16"/>
+        </w:rPr>
+        <w:t xml:space="preserve"> ? 'name' THEN</w:t>
+      </w:r>
+    </w:p>
+    <w:p>
+      <w:pPr>
+        <w:rPr>
+          <w:sz w:val="16"/>
+          <w:szCs w:val="16"/>
+        </w:rPr>
+      </w:pPr>
+      <w:r>
+        <w:rPr>
+          <w:sz w:val="16"/>
+          <w:szCs w:val="16"/>
+        </w:rPr>
+        <w:t xml:space="preserve">        IF </w:t>
+      </w:r>
+      <w:proofErr w:type="spellStart"/>
+      <w:r>
+        <w:rPr>
+          <w:sz w:val="16"/>
+          <w:szCs w:val="16"/>
+        </w:rPr>
+        <w:t>v_name</w:t>
+      </w:r>
+      <w:proofErr w:type="spellEnd"/>
+      <w:r>
+        <w:rPr>
+          <w:sz w:val="16"/>
+          <w:szCs w:val="16"/>
+        </w:rPr>
+        <w:t xml:space="preserve"> IS NULL THEN</w:t>
       </w:r>
     </w:p>
     <w:p>
@@ -2431,7 +3939,23 @@
           <w:sz w:val="16"/>
           <w:szCs w:val="16"/>
         </w:rPr>
-        <w:t xml:space="preserve">        ELSIF v_name = '' THEN</w:t>
+        <w:t xml:space="preserve">        ELSIF </w:t>
+      </w:r>
+      <w:proofErr w:type="spellStart"/>
+      <w:r>
+        <w:rPr>
+          <w:sz w:val="16"/>
+          <w:szCs w:val="16"/>
+        </w:rPr>
+        <w:t>v_name</w:t>
+      </w:r>
+      <w:proofErr w:type="spellEnd"/>
+      <w:r>
+        <w:rPr>
+          <w:sz w:val="16"/>
+          <w:szCs w:val="16"/>
+        </w:rPr>
+        <w:t xml:space="preserve"> = '' THEN</w:t>
       </w:r>
     </w:p>
     <w:p>
@@ -2462,22 +3986,70 @@
           <w:szCs w:val="16"/>
         </w:rPr>
         <w:lastRenderedPageBreak/>
-        <w:t xml:space="preserve">        ELSIF EXISTS (SELECT 1 FROM customers WHERE name = v_name AND cust_id != ID) THEN</w:t>
-      </w:r>
-    </w:p>
-    <w:p>
-      <w:pPr>
-        <w:rPr>
-          <w:sz w:val="16"/>
-          <w:szCs w:val="16"/>
-        </w:rPr>
-      </w:pPr>
-      <w:r>
-        <w:rPr>
-          <w:sz w:val="16"/>
-          <w:szCs w:val="16"/>
-        </w:rPr>
-        <w:t xml:space="preserve">            RAISE EXCEPTION 'The name "%" is already taken by another customer.', v_name;</w:t>
+        <w:t xml:space="preserve">        ELSIF EXISTS (SELECT 1 FROM customers WHERE name = </w:t>
+      </w:r>
+      <w:proofErr w:type="spellStart"/>
+      <w:r>
+        <w:rPr>
+          <w:sz w:val="16"/>
+          <w:szCs w:val="16"/>
+        </w:rPr>
+        <w:t>v_name</w:t>
+      </w:r>
+      <w:proofErr w:type="spellEnd"/>
+      <w:r>
+        <w:rPr>
+          <w:sz w:val="16"/>
+          <w:szCs w:val="16"/>
+        </w:rPr>
+        <w:t xml:space="preserve"> AND </w:t>
+      </w:r>
+      <w:proofErr w:type="spellStart"/>
+      <w:r>
+        <w:rPr>
+          <w:sz w:val="16"/>
+          <w:szCs w:val="16"/>
+        </w:rPr>
+        <w:t>cust_id</w:t>
+      </w:r>
+      <w:proofErr w:type="spellEnd"/>
+      <w:r>
+        <w:rPr>
+          <w:sz w:val="16"/>
+          <w:szCs w:val="16"/>
+        </w:rPr>
+        <w:t xml:space="preserve"> != ID) THEN</w:t>
+      </w:r>
+    </w:p>
+    <w:p>
+      <w:pPr>
+        <w:rPr>
+          <w:sz w:val="16"/>
+          <w:szCs w:val="16"/>
+        </w:rPr>
+      </w:pPr>
+      <w:r>
+        <w:rPr>
+          <w:sz w:val="16"/>
+          <w:szCs w:val="16"/>
+        </w:rPr>
+        <w:t xml:space="preserve">            RAISE EXCEPTION 'The name "%" is already taken by another customer.', </w:t>
+      </w:r>
+      <w:proofErr w:type="spellStart"/>
+      <w:r>
+        <w:rPr>
+          <w:sz w:val="16"/>
+          <w:szCs w:val="16"/>
+        </w:rPr>
+        <w:t>v_name</w:t>
+      </w:r>
+      <w:proofErr w:type="spellEnd"/>
+      <w:r>
+        <w:rPr>
+          <w:sz w:val="16"/>
+          <w:szCs w:val="16"/>
+        </w:rPr>
+        <w:t>;</w:t>
       </w:r>
     </w:p>
     <w:p>
@@ -2545,22 +4117,86 @@
           <w:sz w:val="16"/>
           <w:szCs w:val="16"/>
         </w:rPr>
-        <w:t xml:space="preserve">    IF p_updates ? 'cell_phone' THEN</w:t>
-      </w:r>
-    </w:p>
-    <w:p>
-      <w:pPr>
-        <w:rPr>
-          <w:sz w:val="16"/>
-          <w:szCs w:val="16"/>
-        </w:rPr>
-      </w:pPr>
-      <w:r>
-        <w:rPr>
-          <w:sz w:val="16"/>
-          <w:szCs w:val="16"/>
-        </w:rPr>
-        <w:t xml:space="preserve">        IF v_phone IS NULL OR v_phone = '' THEN</w:t>
+        <w:t xml:space="preserve">    IF </w:t>
+      </w:r>
+      <w:proofErr w:type="spellStart"/>
+      <w:r>
+        <w:rPr>
+          <w:sz w:val="16"/>
+          <w:szCs w:val="16"/>
+        </w:rPr>
+        <w:t>p_updates</w:t>
+      </w:r>
+      <w:proofErr w:type="spellEnd"/>
+      <w:r>
+        <w:rPr>
+          <w:sz w:val="16"/>
+          <w:szCs w:val="16"/>
+        </w:rPr>
+        <w:t xml:space="preserve"> ? '</w:t>
+      </w:r>
+      <w:proofErr w:type="spellStart"/>
+      <w:r>
+        <w:rPr>
+          <w:sz w:val="16"/>
+          <w:szCs w:val="16"/>
+        </w:rPr>
+        <w:t>cell_phone</w:t>
+      </w:r>
+      <w:proofErr w:type="spellEnd"/>
+      <w:r>
+        <w:rPr>
+          <w:sz w:val="16"/>
+          <w:szCs w:val="16"/>
+        </w:rPr>
+        <w:t>' THEN</w:t>
+      </w:r>
+    </w:p>
+    <w:p>
+      <w:pPr>
+        <w:rPr>
+          <w:sz w:val="16"/>
+          <w:szCs w:val="16"/>
+        </w:rPr>
+      </w:pPr>
+      <w:r>
+        <w:rPr>
+          <w:sz w:val="16"/>
+          <w:szCs w:val="16"/>
+        </w:rPr>
+        <w:t xml:space="preserve">        IF </w:t>
+      </w:r>
+      <w:proofErr w:type="spellStart"/>
+      <w:r>
+        <w:rPr>
+          <w:sz w:val="16"/>
+          <w:szCs w:val="16"/>
+        </w:rPr>
+        <w:t>v_phone</w:t>
+      </w:r>
+      <w:proofErr w:type="spellEnd"/>
+      <w:r>
+        <w:rPr>
+          <w:sz w:val="16"/>
+          <w:szCs w:val="16"/>
+        </w:rPr>
+        <w:t xml:space="preserve"> IS NULL OR </w:t>
+      </w:r>
+      <w:proofErr w:type="spellStart"/>
+      <w:r>
+        <w:rPr>
+          <w:sz w:val="16"/>
+          <w:szCs w:val="16"/>
+        </w:rPr>
+        <w:t>v_phone</w:t>
+      </w:r>
+      <w:proofErr w:type="spellEnd"/>
+      <w:r>
+        <w:rPr>
+          <w:sz w:val="16"/>
+          <w:szCs w:val="16"/>
+        </w:rPr>
+        <w:t xml:space="preserve"> = '' THEN</w:t>
       </w:r>
     </w:p>
     <w:p>
@@ -2590,52 +4226,148 @@
           <w:sz w:val="16"/>
           <w:szCs w:val="16"/>
         </w:rPr>
-        <w:t xml:space="preserve">        ELSIF v_phone !~ '^03[0-9]{9}$' THEN</w:t>
-      </w:r>
-    </w:p>
-    <w:p>
-      <w:pPr>
-        <w:rPr>
-          <w:sz w:val="16"/>
-          <w:szCs w:val="16"/>
-        </w:rPr>
-      </w:pPr>
-      <w:r>
-        <w:rPr>
-          <w:sz w:val="16"/>
-          <w:szCs w:val="16"/>
-        </w:rPr>
-        <w:t xml:space="preserve">            RAISE EXCEPTION 'Invalid format: "%". Phone must start with 03 and be 11 digits.', v_phone;</w:t>
-      </w:r>
-    </w:p>
-    <w:p>
-      <w:pPr>
-        <w:rPr>
-          <w:sz w:val="16"/>
-          <w:szCs w:val="16"/>
-        </w:rPr>
-      </w:pPr>
-      <w:r>
-        <w:rPr>
-          <w:sz w:val="16"/>
-          <w:szCs w:val="16"/>
-        </w:rPr>
-        <w:t xml:space="preserve">        ELSIF EXISTS (SELECT 1 FROM customers WHERE cell_phone = v_phone AND cust_id != ID) THEN</w:t>
-      </w:r>
-    </w:p>
-    <w:p>
-      <w:pPr>
-        <w:rPr>
-          <w:sz w:val="16"/>
-          <w:szCs w:val="16"/>
-        </w:rPr>
-      </w:pPr>
-      <w:r>
-        <w:rPr>
-          <w:sz w:val="16"/>
-          <w:szCs w:val="16"/>
-        </w:rPr>
-        <w:t xml:space="preserve">            RAISE EXCEPTION 'The cell phone number "%" is already registered.', v_phone;</w:t>
+        <w:t xml:space="preserve">        ELSIF </w:t>
+      </w:r>
+      <w:proofErr w:type="spellStart"/>
+      <w:r>
+        <w:rPr>
+          <w:sz w:val="16"/>
+          <w:szCs w:val="16"/>
+        </w:rPr>
+        <w:t>v_phone</w:t>
+      </w:r>
+      <w:proofErr w:type="spellEnd"/>
+      <w:r>
+        <w:rPr>
+          <w:sz w:val="16"/>
+          <w:szCs w:val="16"/>
+        </w:rPr>
+        <w:t xml:space="preserve"> !~ '^03[0-9]{9}$' THEN</w:t>
+      </w:r>
+    </w:p>
+    <w:p>
+      <w:pPr>
+        <w:rPr>
+          <w:sz w:val="16"/>
+          <w:szCs w:val="16"/>
+        </w:rPr>
+      </w:pPr>
+      <w:r>
+        <w:rPr>
+          <w:sz w:val="16"/>
+          <w:szCs w:val="16"/>
+        </w:rPr>
+        <w:t xml:space="preserve">            RAISE EXCEPTION 'Invalid format: "%". Phone must start with 03 and be 11 digits.', </w:t>
+      </w:r>
+      <w:proofErr w:type="spellStart"/>
+      <w:r>
+        <w:rPr>
+          <w:sz w:val="16"/>
+          <w:szCs w:val="16"/>
+        </w:rPr>
+        <w:t>v_phone</w:t>
+      </w:r>
+      <w:proofErr w:type="spellEnd"/>
+      <w:r>
+        <w:rPr>
+          <w:sz w:val="16"/>
+          <w:szCs w:val="16"/>
+        </w:rPr>
+        <w:t>;</w:t>
+      </w:r>
+    </w:p>
+    <w:p>
+      <w:pPr>
+        <w:rPr>
+          <w:sz w:val="16"/>
+          <w:szCs w:val="16"/>
+        </w:rPr>
+      </w:pPr>
+      <w:r>
+        <w:rPr>
+          <w:sz w:val="16"/>
+          <w:szCs w:val="16"/>
+        </w:rPr>
+        <w:t xml:space="preserve">        ELSIF EXISTS (SELECT 1 FROM customers WHERE </w:t>
+      </w:r>
+      <w:proofErr w:type="spellStart"/>
+      <w:r>
+        <w:rPr>
+          <w:sz w:val="16"/>
+          <w:szCs w:val="16"/>
+        </w:rPr>
+        <w:t>cell_phone</w:t>
+      </w:r>
+      <w:proofErr w:type="spellEnd"/>
+      <w:r>
+        <w:rPr>
+          <w:sz w:val="16"/>
+          <w:szCs w:val="16"/>
+        </w:rPr>
+        <w:t xml:space="preserve"> = </w:t>
+      </w:r>
+      <w:proofErr w:type="spellStart"/>
+      <w:r>
+        <w:rPr>
+          <w:sz w:val="16"/>
+          <w:szCs w:val="16"/>
+        </w:rPr>
+        <w:t>v_phone</w:t>
+      </w:r>
+      <w:proofErr w:type="spellEnd"/>
+      <w:r>
+        <w:rPr>
+          <w:sz w:val="16"/>
+          <w:szCs w:val="16"/>
+        </w:rPr>
+        <w:t xml:space="preserve"> AND </w:t>
+      </w:r>
+      <w:proofErr w:type="spellStart"/>
+      <w:r>
+        <w:rPr>
+          <w:sz w:val="16"/>
+          <w:szCs w:val="16"/>
+        </w:rPr>
+        <w:t>cust_id</w:t>
+      </w:r>
+      <w:proofErr w:type="spellEnd"/>
+      <w:r>
+        <w:rPr>
+          <w:sz w:val="16"/>
+          <w:szCs w:val="16"/>
+        </w:rPr>
+        <w:t xml:space="preserve"> != ID) THEN</w:t>
+      </w:r>
+    </w:p>
+    <w:p>
+      <w:pPr>
+        <w:rPr>
+          <w:sz w:val="16"/>
+          <w:szCs w:val="16"/>
+        </w:rPr>
+      </w:pPr>
+      <w:r>
+        <w:rPr>
+          <w:sz w:val="16"/>
+          <w:szCs w:val="16"/>
+        </w:rPr>
+        <w:t xml:space="preserve">            RAISE EXCEPTION 'The cell phone number "%" is already registered.', </w:t>
+      </w:r>
+      <w:proofErr w:type="spellStart"/>
+      <w:r>
+        <w:rPr>
+          <w:sz w:val="16"/>
+          <w:szCs w:val="16"/>
+        </w:rPr>
+        <w:t>v_phone</w:t>
+      </w:r>
+      <w:proofErr w:type="spellEnd"/>
+      <w:r>
+        <w:rPr>
+          <w:sz w:val="16"/>
+          <w:szCs w:val="16"/>
+        </w:rPr>
+        <w:t>;</w:t>
       </w:r>
     </w:p>
     <w:p>
@@ -2703,22 +4435,86 @@
           <w:sz w:val="16"/>
           <w:szCs w:val="16"/>
         </w:rPr>
-        <w:t xml:space="preserve">    IF p_updates ? 'is_active' THEN</w:t>
-      </w:r>
-    </w:p>
-    <w:p>
-      <w:pPr>
-        <w:rPr>
-          <w:sz w:val="16"/>
-          <w:szCs w:val="16"/>
-        </w:rPr>
-      </w:pPr>
-      <w:r>
-        <w:rPr>
-          <w:sz w:val="16"/>
-          <w:szCs w:val="16"/>
-        </w:rPr>
-        <w:t xml:space="preserve">        IF (p_updates-&gt;&gt;'is_active') IS NULL THEN</w:t>
+        <w:t xml:space="preserve">    IF </w:t>
+      </w:r>
+      <w:proofErr w:type="spellStart"/>
+      <w:r>
+        <w:rPr>
+          <w:sz w:val="16"/>
+          <w:szCs w:val="16"/>
+        </w:rPr>
+        <w:t>p_updates</w:t>
+      </w:r>
+      <w:proofErr w:type="spellEnd"/>
+      <w:r>
+        <w:rPr>
+          <w:sz w:val="16"/>
+          <w:szCs w:val="16"/>
+        </w:rPr>
+        <w:t xml:space="preserve"> ? '</w:t>
+      </w:r>
+      <w:proofErr w:type="spellStart"/>
+      <w:r>
+        <w:rPr>
+          <w:sz w:val="16"/>
+          <w:szCs w:val="16"/>
+        </w:rPr>
+        <w:t>is_active</w:t>
+      </w:r>
+      <w:proofErr w:type="spellEnd"/>
+      <w:r>
+        <w:rPr>
+          <w:sz w:val="16"/>
+          <w:szCs w:val="16"/>
+        </w:rPr>
+        <w:t>' THEN</w:t>
+      </w:r>
+    </w:p>
+    <w:p>
+      <w:pPr>
+        <w:rPr>
+          <w:sz w:val="16"/>
+          <w:szCs w:val="16"/>
+        </w:rPr>
+      </w:pPr>
+      <w:r>
+        <w:rPr>
+          <w:sz w:val="16"/>
+          <w:szCs w:val="16"/>
+        </w:rPr>
+        <w:t xml:space="preserve">        IF (</w:t>
+      </w:r>
+      <w:proofErr w:type="spellStart"/>
+      <w:r>
+        <w:rPr>
+          <w:sz w:val="16"/>
+          <w:szCs w:val="16"/>
+        </w:rPr>
+        <w:t>p_updates</w:t>
+      </w:r>
+      <w:proofErr w:type="spellEnd"/>
+      <w:r>
+        <w:rPr>
+          <w:sz w:val="16"/>
+          <w:szCs w:val="16"/>
+        </w:rPr>
+        <w:t>-&gt;&gt;'</w:t>
+      </w:r>
+      <w:proofErr w:type="spellStart"/>
+      <w:r>
+        <w:rPr>
+          <w:sz w:val="16"/>
+          <w:szCs w:val="16"/>
+        </w:rPr>
+        <w:t>is_active</w:t>
+      </w:r>
+      <w:proofErr w:type="spellEnd"/>
+      <w:r>
+        <w:rPr>
+          <w:sz w:val="16"/>
+          <w:szCs w:val="16"/>
+        </w:rPr>
+        <w:t>') IS NULL THEN</w:t>
       </w:r>
     </w:p>
     <w:p>
@@ -2778,7 +4574,23 @@
           <w:sz w:val="16"/>
           <w:szCs w:val="16"/>
         </w:rPr>
-        <w:t xml:space="preserve">        v_active_status_changed_at := CURRENT_TIMESTAMP;</w:t>
+        <w:t xml:space="preserve">        </w:t>
+      </w:r>
+      <w:proofErr w:type="spellStart"/>
+      <w:r>
+        <w:rPr>
+          <w:sz w:val="16"/>
+          <w:szCs w:val="16"/>
+        </w:rPr>
+        <w:t>v_active_status_changed_at</w:t>
+      </w:r>
+      <w:proofErr w:type="spellEnd"/>
+      <w:r>
+        <w:rPr>
+          <w:sz w:val="16"/>
+          <w:szCs w:val="16"/>
+        </w:rPr>
+        <w:t xml:space="preserve"> := CURRENT_TIMESTAMP;</w:t>
       </w:r>
     </w:p>
     <w:p>
@@ -2861,82 +4673,306 @@
           <w:sz w:val="16"/>
           <w:szCs w:val="16"/>
         </w:rPr>
-        <w:t xml:space="preserve">        name          = COALESCE(v_name, name),</w:t>
-      </w:r>
-    </w:p>
-    <w:p>
-      <w:pPr>
-        <w:rPr>
-          <w:sz w:val="16"/>
-          <w:szCs w:val="16"/>
-        </w:rPr>
-      </w:pPr>
-      <w:r>
-        <w:rPr>
-          <w:sz w:val="16"/>
-          <w:szCs w:val="16"/>
-        </w:rPr>
-        <w:t xml:space="preserve">        cell_phone    = COALESCE(v_phone, cell_phone),</w:t>
-      </w:r>
-    </w:p>
-    <w:p>
-      <w:pPr>
-        <w:rPr>
-          <w:sz w:val="16"/>
-          <w:szCs w:val="16"/>
-        </w:rPr>
-      </w:pPr>
-      <w:r>
-        <w:rPr>
-          <w:sz w:val="16"/>
-          <w:szCs w:val="16"/>
-        </w:rPr>
-        <w:t xml:space="preserve">        address       = COALESCE(v_address, address),</w:t>
-      </w:r>
-    </w:p>
-    <w:p>
-      <w:pPr>
-        <w:rPr>
-          <w:sz w:val="16"/>
-          <w:szCs w:val="16"/>
-        </w:rPr>
-      </w:pPr>
-      <w:r>
-        <w:rPr>
-          <w:sz w:val="16"/>
-          <w:szCs w:val="16"/>
-        </w:rPr>
-        <w:t xml:space="preserve">        unit_price    = COALESCE(v_price, unit_price),</w:t>
-      </w:r>
-    </w:p>
-    <w:p>
-      <w:pPr>
-        <w:rPr>
-          <w:sz w:val="16"/>
-          <w:szCs w:val="16"/>
-        </w:rPr>
-      </w:pPr>
-      <w:r>
-        <w:rPr>
-          <w:sz w:val="16"/>
-          <w:szCs w:val="16"/>
-        </w:rPr>
-        <w:t xml:space="preserve">        advance_money = COALESCE(v_advance, advance_money),</w:t>
-      </w:r>
-    </w:p>
-    <w:p>
-      <w:pPr>
-        <w:rPr>
-          <w:sz w:val="16"/>
-          <w:szCs w:val="16"/>
-        </w:rPr>
-      </w:pPr>
-      <w:r>
-        <w:rPr>
-          <w:sz w:val="16"/>
-          <w:szCs w:val="16"/>
-        </w:rPr>
-        <w:t xml:space="preserve">        is_active     = COALESCE(v_is_active, is_active),</w:t>
+        <w:t xml:space="preserve">        name          = COALESCE(</w:t>
+      </w:r>
+      <w:proofErr w:type="spellStart"/>
+      <w:r>
+        <w:rPr>
+          <w:sz w:val="16"/>
+          <w:szCs w:val="16"/>
+        </w:rPr>
+        <w:t>v_name</w:t>
+      </w:r>
+      <w:proofErr w:type="spellEnd"/>
+      <w:r>
+        <w:rPr>
+          <w:sz w:val="16"/>
+          <w:szCs w:val="16"/>
+        </w:rPr>
+        <w:t>, name),</w:t>
+      </w:r>
+    </w:p>
+    <w:p>
+      <w:pPr>
+        <w:rPr>
+          <w:sz w:val="16"/>
+          <w:szCs w:val="16"/>
+        </w:rPr>
+      </w:pPr>
+      <w:r>
+        <w:rPr>
+          <w:sz w:val="16"/>
+          <w:szCs w:val="16"/>
+        </w:rPr>
+        <w:t xml:space="preserve">        </w:t>
+      </w:r>
+      <w:proofErr w:type="spellStart"/>
+      <w:r>
+        <w:rPr>
+          <w:sz w:val="16"/>
+          <w:szCs w:val="16"/>
+        </w:rPr>
+        <w:t>cell_phone</w:t>
+      </w:r>
+      <w:proofErr w:type="spellEnd"/>
+      <w:r>
+        <w:rPr>
+          <w:sz w:val="16"/>
+          <w:szCs w:val="16"/>
+        </w:rPr>
+        <w:t xml:space="preserve">    = COALESCE(</w:t>
+      </w:r>
+      <w:proofErr w:type="spellStart"/>
+      <w:r>
+        <w:rPr>
+          <w:sz w:val="16"/>
+          <w:szCs w:val="16"/>
+        </w:rPr>
+        <w:t>v_phone</w:t>
+      </w:r>
+      <w:proofErr w:type="spellEnd"/>
+      <w:r>
+        <w:rPr>
+          <w:sz w:val="16"/>
+          <w:szCs w:val="16"/>
+        </w:rPr>
+        <w:t xml:space="preserve">, </w:t>
+      </w:r>
+      <w:proofErr w:type="spellStart"/>
+      <w:r>
+        <w:rPr>
+          <w:sz w:val="16"/>
+          <w:szCs w:val="16"/>
+        </w:rPr>
+        <w:t>cell_phone</w:t>
+      </w:r>
+      <w:proofErr w:type="spellEnd"/>
+      <w:r>
+        <w:rPr>
+          <w:sz w:val="16"/>
+          <w:szCs w:val="16"/>
+        </w:rPr>
+        <w:t>),</w:t>
+      </w:r>
+    </w:p>
+    <w:p>
+      <w:pPr>
+        <w:rPr>
+          <w:sz w:val="16"/>
+          <w:szCs w:val="16"/>
+        </w:rPr>
+      </w:pPr>
+      <w:r>
+        <w:rPr>
+          <w:sz w:val="16"/>
+          <w:szCs w:val="16"/>
+        </w:rPr>
+        <w:t xml:space="preserve">        address       = COALESCE(</w:t>
+      </w:r>
+      <w:proofErr w:type="spellStart"/>
+      <w:r>
+        <w:rPr>
+          <w:sz w:val="16"/>
+          <w:szCs w:val="16"/>
+        </w:rPr>
+        <w:t>v_address</w:t>
+      </w:r>
+      <w:proofErr w:type="spellEnd"/>
+      <w:r>
+        <w:rPr>
+          <w:sz w:val="16"/>
+          <w:szCs w:val="16"/>
+        </w:rPr>
+        <w:t>, address),</w:t>
+      </w:r>
+    </w:p>
+    <w:p>
+      <w:pPr>
+        <w:rPr>
+          <w:sz w:val="16"/>
+          <w:szCs w:val="16"/>
+        </w:rPr>
+      </w:pPr>
+      <w:r>
+        <w:rPr>
+          <w:sz w:val="16"/>
+          <w:szCs w:val="16"/>
+        </w:rPr>
+        <w:t xml:space="preserve">        </w:t>
+      </w:r>
+      <w:proofErr w:type="spellStart"/>
+      <w:r>
+        <w:rPr>
+          <w:sz w:val="16"/>
+          <w:szCs w:val="16"/>
+        </w:rPr>
+        <w:t>unit_price</w:t>
+      </w:r>
+      <w:proofErr w:type="spellEnd"/>
+      <w:r>
+        <w:rPr>
+          <w:sz w:val="16"/>
+          <w:szCs w:val="16"/>
+        </w:rPr>
+        <w:t xml:space="preserve">    = COALESCE(</w:t>
+      </w:r>
+      <w:proofErr w:type="spellStart"/>
+      <w:r>
+        <w:rPr>
+          <w:sz w:val="16"/>
+          <w:szCs w:val="16"/>
+        </w:rPr>
+        <w:t>v_price</w:t>
+      </w:r>
+      <w:proofErr w:type="spellEnd"/>
+      <w:r>
+        <w:rPr>
+          <w:sz w:val="16"/>
+          <w:szCs w:val="16"/>
+        </w:rPr>
+        <w:t xml:space="preserve">, </w:t>
+      </w:r>
+      <w:proofErr w:type="spellStart"/>
+      <w:r>
+        <w:rPr>
+          <w:sz w:val="16"/>
+          <w:szCs w:val="16"/>
+        </w:rPr>
+        <w:t>unit_price</w:t>
+      </w:r>
+      <w:proofErr w:type="spellEnd"/>
+      <w:r>
+        <w:rPr>
+          <w:sz w:val="16"/>
+          <w:szCs w:val="16"/>
+        </w:rPr>
+        <w:t>),</w:t>
+      </w:r>
+    </w:p>
+    <w:p>
+      <w:pPr>
+        <w:rPr>
+          <w:sz w:val="16"/>
+          <w:szCs w:val="16"/>
+        </w:rPr>
+      </w:pPr>
+      <w:r>
+        <w:rPr>
+          <w:sz w:val="16"/>
+          <w:szCs w:val="16"/>
+        </w:rPr>
+        <w:t xml:space="preserve">        </w:t>
+      </w:r>
+      <w:proofErr w:type="spellStart"/>
+      <w:r>
+        <w:rPr>
+          <w:sz w:val="16"/>
+          <w:szCs w:val="16"/>
+        </w:rPr>
+        <w:t>advance_money</w:t>
+      </w:r>
+      <w:proofErr w:type="spellEnd"/>
+      <w:r>
+        <w:rPr>
+          <w:sz w:val="16"/>
+          <w:szCs w:val="16"/>
+        </w:rPr>
+        <w:t xml:space="preserve"> = COALESCE(</w:t>
+      </w:r>
+      <w:proofErr w:type="spellStart"/>
+      <w:r>
+        <w:rPr>
+          <w:sz w:val="16"/>
+          <w:szCs w:val="16"/>
+        </w:rPr>
+        <w:t>v_advance</w:t>
+      </w:r>
+      <w:proofErr w:type="spellEnd"/>
+      <w:r>
+        <w:rPr>
+          <w:sz w:val="16"/>
+          <w:szCs w:val="16"/>
+        </w:rPr>
+        <w:t xml:space="preserve">, </w:t>
+      </w:r>
+      <w:proofErr w:type="spellStart"/>
+      <w:r>
+        <w:rPr>
+          <w:sz w:val="16"/>
+          <w:szCs w:val="16"/>
+        </w:rPr>
+        <w:t>advance_money</w:t>
+      </w:r>
+      <w:proofErr w:type="spellEnd"/>
+      <w:r>
+        <w:rPr>
+          <w:sz w:val="16"/>
+          <w:szCs w:val="16"/>
+        </w:rPr>
+        <w:t>),</w:t>
+      </w:r>
+    </w:p>
+    <w:p>
+      <w:pPr>
+        <w:rPr>
+          <w:sz w:val="16"/>
+          <w:szCs w:val="16"/>
+        </w:rPr>
+      </w:pPr>
+      <w:r>
+        <w:rPr>
+          <w:sz w:val="16"/>
+          <w:szCs w:val="16"/>
+        </w:rPr>
+        <w:t xml:space="preserve">        </w:t>
+      </w:r>
+      <w:proofErr w:type="spellStart"/>
+      <w:r>
+        <w:rPr>
+          <w:sz w:val="16"/>
+          <w:szCs w:val="16"/>
+        </w:rPr>
+        <w:t>is_active</w:t>
+      </w:r>
+      <w:proofErr w:type="spellEnd"/>
+      <w:r>
+        <w:rPr>
+          <w:sz w:val="16"/>
+          <w:szCs w:val="16"/>
+        </w:rPr>
+        <w:t xml:space="preserve">     = COALESCE(</w:t>
+      </w:r>
+      <w:proofErr w:type="spellStart"/>
+      <w:r>
+        <w:rPr>
+          <w:sz w:val="16"/>
+          <w:szCs w:val="16"/>
+        </w:rPr>
+        <w:t>v_is_active</w:t>
+      </w:r>
+      <w:proofErr w:type="spellEnd"/>
+      <w:r>
+        <w:rPr>
+          <w:sz w:val="16"/>
+          <w:szCs w:val="16"/>
+        </w:rPr>
+        <w:t xml:space="preserve">, </w:t>
+      </w:r>
+      <w:proofErr w:type="spellStart"/>
+      <w:r>
+        <w:rPr>
+          <w:sz w:val="16"/>
+          <w:szCs w:val="16"/>
+        </w:rPr>
+        <w:t>is_active</w:t>
+      </w:r>
+      <w:proofErr w:type="spellEnd"/>
+      <w:r>
+        <w:rPr>
+          <w:sz w:val="16"/>
+          <w:szCs w:val="16"/>
+        </w:rPr>
+        <w:t>),</w:t>
       </w:r>
     </w:p>
     <w:p>
@@ -2952,7 +4988,55 @@
           <w:szCs w:val="16"/>
         </w:rPr>
         <w:lastRenderedPageBreak/>
-        <w:t xml:space="preserve">        active_status_changed_at = COALESCE(v_active_status_changed_at, active_status_changed_at), </w:t>
+        <w:t xml:space="preserve">        </w:t>
+      </w:r>
+      <w:proofErr w:type="spellStart"/>
+      <w:r>
+        <w:rPr>
+          <w:sz w:val="16"/>
+          <w:szCs w:val="16"/>
+        </w:rPr>
+        <w:t>active_status_changed_at</w:t>
+      </w:r>
+      <w:proofErr w:type="spellEnd"/>
+      <w:r>
+        <w:rPr>
+          <w:sz w:val="16"/>
+          <w:szCs w:val="16"/>
+        </w:rPr>
+        <w:t xml:space="preserve"> = COALESCE(</w:t>
+      </w:r>
+      <w:proofErr w:type="spellStart"/>
+      <w:r>
+        <w:rPr>
+          <w:sz w:val="16"/>
+          <w:szCs w:val="16"/>
+        </w:rPr>
+        <w:t>v_active_status_changed_at</w:t>
+      </w:r>
+      <w:proofErr w:type="spellEnd"/>
+      <w:r>
+        <w:rPr>
+          <w:sz w:val="16"/>
+          <w:szCs w:val="16"/>
+        </w:rPr>
+        <w:t xml:space="preserve">, </w:t>
+      </w:r>
+      <w:proofErr w:type="spellStart"/>
+      <w:r>
+        <w:rPr>
+          <w:sz w:val="16"/>
+          <w:szCs w:val="16"/>
+        </w:rPr>
+        <w:t>active_status_changed_at</w:t>
+      </w:r>
+      <w:proofErr w:type="spellEnd"/>
+      <w:r>
+        <w:rPr>
+          <w:sz w:val="16"/>
+          <w:szCs w:val="16"/>
+        </w:rPr>
+        <w:t xml:space="preserve">), </w:t>
       </w:r>
     </w:p>
     <w:p>
@@ -2975,7 +5059,54 @@
           <w:szCs w:val="16"/>
         </w:rPr>
         <w:tab/>
-        <w:t>modification_json = jsonb_build_object('by',v_modified_by,'at',CURRENT_TIMESTAMP)</w:t>
+      </w:r>
+      <w:proofErr w:type="spellStart"/>
+      <w:r>
+        <w:rPr>
+          <w:sz w:val="16"/>
+          <w:szCs w:val="16"/>
+        </w:rPr>
+        <w:t>modification_json</w:t>
+      </w:r>
+      <w:proofErr w:type="spellEnd"/>
+      <w:r>
+        <w:rPr>
+          <w:sz w:val="16"/>
+          <w:szCs w:val="16"/>
+        </w:rPr>
+        <w:t xml:space="preserve"> = </w:t>
+      </w:r>
+      <w:proofErr w:type="spellStart"/>
+      <w:r>
+        <w:rPr>
+          <w:sz w:val="16"/>
+          <w:szCs w:val="16"/>
+        </w:rPr>
+        <w:t>jsonb_build_object</w:t>
+      </w:r>
+      <w:proofErr w:type="spellEnd"/>
+      <w:r>
+        <w:rPr>
+          <w:sz w:val="16"/>
+          <w:szCs w:val="16"/>
+        </w:rPr>
+        <w:t>('</w:t>
+      </w:r>
+      <w:proofErr w:type="spellStart"/>
+      <w:r>
+        <w:rPr>
+          <w:sz w:val="16"/>
+          <w:szCs w:val="16"/>
+        </w:rPr>
+        <w:t>by',v_modified_by,'at',CURRENT_TIMESTAMP</w:t>
+      </w:r>
+      <w:proofErr w:type="spellEnd"/>
+      <w:r>
+        <w:rPr>
+          <w:sz w:val="16"/>
+          <w:szCs w:val="16"/>
+        </w:rPr>
+        <w:t>)</w:t>
       </w:r>
     </w:p>
     <w:p>
@@ -3106,53 +5237,101 @@
           <w:sz w:val="16"/>
           <w:szCs w:val="16"/>
         </w:rPr>
-        <w:t xml:space="preserve">    WHERE cust_id = ID;</w:t>
-      </w:r>
-    </w:p>
-    <w:p>
-      <w:pPr>
-        <w:rPr>
-          <w:sz w:val="16"/>
-          <w:szCs w:val="16"/>
-        </w:rPr>
-      </w:pPr>
-    </w:p>
-    <w:p>
-      <w:pPr>
-        <w:rPr>
-          <w:sz w:val="16"/>
-          <w:szCs w:val="16"/>
-        </w:rPr>
-      </w:pPr>
-      <w:r>
-        <w:rPr>
-          <w:sz w:val="16"/>
-          <w:szCs w:val="16"/>
-        </w:rPr>
-        <w:t xml:space="preserve">    GET DIAGNOSTICS v_rows_affected = ROW_COUNT; </w:t>
-      </w:r>
-    </w:p>
-    <w:p>
-      <w:pPr>
-        <w:rPr>
-          <w:sz w:val="16"/>
-          <w:szCs w:val="16"/>
-        </w:rPr>
-      </w:pPr>
-    </w:p>
-    <w:p>
-      <w:pPr>
-        <w:rPr>
-          <w:sz w:val="16"/>
-          <w:szCs w:val="16"/>
-        </w:rPr>
-      </w:pPr>
-      <w:r>
-        <w:rPr>
-          <w:sz w:val="16"/>
-          <w:szCs w:val="16"/>
-        </w:rPr>
-        <w:t xml:space="preserve">    IF v_rows_affected &lt;= 0 THEN</w:t>
+        <w:t xml:space="preserve">    WHERE </w:t>
+      </w:r>
+      <w:proofErr w:type="spellStart"/>
+      <w:r>
+        <w:rPr>
+          <w:sz w:val="16"/>
+          <w:szCs w:val="16"/>
+        </w:rPr>
+        <w:t>cust_id</w:t>
+      </w:r>
+      <w:proofErr w:type="spellEnd"/>
+      <w:r>
+        <w:rPr>
+          <w:sz w:val="16"/>
+          <w:szCs w:val="16"/>
+        </w:rPr>
+        <w:t xml:space="preserve"> = ID;</w:t>
+      </w:r>
+    </w:p>
+    <w:p>
+      <w:pPr>
+        <w:rPr>
+          <w:sz w:val="16"/>
+          <w:szCs w:val="16"/>
+        </w:rPr>
+      </w:pPr>
+    </w:p>
+    <w:p>
+      <w:pPr>
+        <w:rPr>
+          <w:sz w:val="16"/>
+          <w:szCs w:val="16"/>
+        </w:rPr>
+      </w:pPr>
+      <w:r>
+        <w:rPr>
+          <w:sz w:val="16"/>
+          <w:szCs w:val="16"/>
+        </w:rPr>
+        <w:t xml:space="preserve">    GET DIAGNOSTICS </w:t>
+      </w:r>
+      <w:proofErr w:type="spellStart"/>
+      <w:r>
+        <w:rPr>
+          <w:sz w:val="16"/>
+          <w:szCs w:val="16"/>
+        </w:rPr>
+        <w:t>v_rows_affected</w:t>
+      </w:r>
+      <w:proofErr w:type="spellEnd"/>
+      <w:r>
+        <w:rPr>
+          <w:sz w:val="16"/>
+          <w:szCs w:val="16"/>
+        </w:rPr>
+        <w:t xml:space="preserve"> = ROW_COUNT; </w:t>
+      </w:r>
+    </w:p>
+    <w:p>
+      <w:pPr>
+        <w:rPr>
+          <w:sz w:val="16"/>
+          <w:szCs w:val="16"/>
+        </w:rPr>
+      </w:pPr>
+    </w:p>
+    <w:p>
+      <w:pPr>
+        <w:rPr>
+          <w:sz w:val="16"/>
+          <w:szCs w:val="16"/>
+        </w:rPr>
+      </w:pPr>
+      <w:r>
+        <w:rPr>
+          <w:sz w:val="16"/>
+          <w:szCs w:val="16"/>
+        </w:rPr>
+        <w:t xml:space="preserve">    IF </w:t>
+      </w:r>
+      <w:proofErr w:type="spellStart"/>
+      <w:r>
+        <w:rPr>
+          <w:sz w:val="16"/>
+          <w:szCs w:val="16"/>
+        </w:rPr>
+        <w:t>v_rows_affected</w:t>
+      </w:r>
+      <w:proofErr w:type="spellEnd"/>
+      <w:r>
+        <w:rPr>
+          <w:sz w:val="16"/>
+          <w:szCs w:val="16"/>
+        </w:rPr>
+        <w:t xml:space="preserve"> &lt;= 0 THEN</w:t>
       </w:r>
     </w:p>
     <w:p>
@@ -3262,7 +5441,23 @@
           <w:sz w:val="16"/>
           <w:szCs w:val="16"/>
         </w:rPr>
-        <w:t>CREATE OR REPLACE FUNCTION display_customer(ID int)</w:t>
+        <w:t xml:space="preserve">CREATE OR REPLACE FUNCTION </w:t>
+      </w:r>
+      <w:proofErr w:type="spellStart"/>
+      <w:r>
+        <w:rPr>
+          <w:sz w:val="16"/>
+          <w:szCs w:val="16"/>
+        </w:rPr>
+        <w:t>display_customer</w:t>
+      </w:r>
+      <w:proofErr w:type="spellEnd"/>
+      <w:r>
+        <w:rPr>
+          <w:sz w:val="16"/>
+          <w:szCs w:val="16"/>
+        </w:rPr>
+        <w:t>(ID int)</w:t>
       </w:r>
     </w:p>
     <w:p>
@@ -3293,156 +5488,237 @@
           <w:szCs w:val="16"/>
         </w:rPr>
       </w:pPr>
-      <w:r>
-        <w:rPr>
-          <w:sz w:val="16"/>
-          <w:szCs w:val="16"/>
-        </w:rPr>
-        <w:t>f_cust_id INT,</w:t>
-      </w:r>
-    </w:p>
-    <w:p>
-      <w:pPr>
-        <w:tabs>
-          <w:tab w:val="left" w:pos="1130"/>
-        </w:tabs>
-        <w:rPr>
-          <w:sz w:val="16"/>
-          <w:szCs w:val="16"/>
-        </w:rPr>
-      </w:pPr>
-      <w:r>
-        <w:rPr>
-          <w:sz w:val="16"/>
-          <w:szCs w:val="16"/>
-        </w:rPr>
-        <w:t>f_name VARCHAR,</w:t>
-      </w:r>
-    </w:p>
-    <w:p>
-      <w:pPr>
-        <w:tabs>
-          <w:tab w:val="left" w:pos="1130"/>
-        </w:tabs>
-        <w:rPr>
-          <w:sz w:val="16"/>
-          <w:szCs w:val="16"/>
-        </w:rPr>
-      </w:pPr>
-      <w:r>
-        <w:rPr>
-          <w:sz w:val="16"/>
-          <w:szCs w:val="16"/>
-        </w:rPr>
-        <w:t>f_cell_phone VARCHAR,</w:t>
-      </w:r>
-    </w:p>
-    <w:p>
-      <w:pPr>
-        <w:tabs>
-          <w:tab w:val="left" w:pos="1130"/>
-        </w:tabs>
-        <w:rPr>
-          <w:sz w:val="16"/>
-          <w:szCs w:val="16"/>
-        </w:rPr>
-      </w:pPr>
-      <w:r>
-        <w:rPr>
-          <w:sz w:val="16"/>
-          <w:szCs w:val="16"/>
-        </w:rPr>
-        <w:t>f_address TEXT,</w:t>
-      </w:r>
-    </w:p>
-    <w:p>
-      <w:pPr>
-        <w:tabs>
-          <w:tab w:val="left" w:pos="1130"/>
-        </w:tabs>
-        <w:rPr>
-          <w:sz w:val="16"/>
-          <w:szCs w:val="16"/>
-        </w:rPr>
-      </w:pPr>
-      <w:r>
-        <w:rPr>
-          <w:sz w:val="16"/>
-          <w:szCs w:val="16"/>
-        </w:rPr>
-        <w:t>f_unit_price INT,</w:t>
-      </w:r>
-    </w:p>
-    <w:p>
-      <w:pPr>
-        <w:tabs>
-          <w:tab w:val="left" w:pos="1130"/>
-        </w:tabs>
-        <w:rPr>
-          <w:sz w:val="16"/>
-          <w:szCs w:val="16"/>
-        </w:rPr>
-      </w:pPr>
-      <w:r>
-        <w:rPr>
-          <w:sz w:val="16"/>
-          <w:szCs w:val="16"/>
-        </w:rPr>
-        <w:t>f_is_active bool,</w:t>
-      </w:r>
-    </w:p>
-    <w:p>
-      <w:pPr>
-        <w:tabs>
-          <w:tab w:val="left" w:pos="1130"/>
-        </w:tabs>
-        <w:rPr>
-          <w:sz w:val="16"/>
-          <w:szCs w:val="16"/>
-        </w:rPr>
-      </w:pPr>
-      <w:r>
-        <w:rPr>
-          <w:sz w:val="16"/>
-          <w:szCs w:val="16"/>
-        </w:rPr>
-        <w:t>f_active_status_changed_at TIMESTAMP,</w:t>
-      </w:r>
-    </w:p>
-    <w:p>
-      <w:pPr>
-        <w:tabs>
-          <w:tab w:val="left" w:pos="1130"/>
-        </w:tabs>
-        <w:rPr>
-          <w:sz w:val="16"/>
-          <w:szCs w:val="16"/>
-        </w:rPr>
-      </w:pPr>
-      <w:r>
-        <w:rPr>
-          <w:sz w:val="16"/>
-          <w:szCs w:val="16"/>
-        </w:rPr>
-        <w:t>f_advance_money INT,</w:t>
-      </w:r>
-    </w:p>
-    <w:p>
-      <w:pPr>
-        <w:tabs>
-          <w:tab w:val="left" w:pos="1130"/>
-        </w:tabs>
-        <w:rPr>
-          <w:sz w:val="16"/>
-          <w:szCs w:val="16"/>
-        </w:rPr>
-      </w:pPr>
-      <w:r>
-        <w:rPr>
-          <w:sz w:val="16"/>
-          <w:szCs w:val="16"/>
-        </w:rPr>
-        <w:t>f_modification_json JSONB</w:t>
+      <w:proofErr w:type="spellStart"/>
+      <w:r>
+        <w:rPr>
+          <w:sz w:val="16"/>
+          <w:szCs w:val="16"/>
+        </w:rPr>
+        <w:t>f_cust_id</w:t>
+      </w:r>
+      <w:proofErr w:type="spellEnd"/>
+      <w:r>
+        <w:rPr>
+          <w:sz w:val="16"/>
+          <w:szCs w:val="16"/>
+        </w:rPr>
+        <w:t xml:space="preserve"> INT,</w:t>
+      </w:r>
+    </w:p>
+    <w:p>
+      <w:pPr>
+        <w:tabs>
+          <w:tab w:val="left" w:pos="1130"/>
+        </w:tabs>
+        <w:rPr>
+          <w:sz w:val="16"/>
+          <w:szCs w:val="16"/>
+        </w:rPr>
+      </w:pPr>
+      <w:proofErr w:type="spellStart"/>
+      <w:r>
+        <w:rPr>
+          <w:sz w:val="16"/>
+          <w:szCs w:val="16"/>
+        </w:rPr>
+        <w:t>f_name</w:t>
+      </w:r>
+      <w:proofErr w:type="spellEnd"/>
+      <w:r>
+        <w:rPr>
+          <w:sz w:val="16"/>
+          <w:szCs w:val="16"/>
+        </w:rPr>
+        <w:t xml:space="preserve"> VARCHAR,</w:t>
+      </w:r>
+    </w:p>
+    <w:p>
+      <w:pPr>
+        <w:tabs>
+          <w:tab w:val="left" w:pos="1130"/>
+        </w:tabs>
+        <w:rPr>
+          <w:sz w:val="16"/>
+          <w:szCs w:val="16"/>
+        </w:rPr>
+      </w:pPr>
+      <w:proofErr w:type="spellStart"/>
+      <w:r>
+        <w:rPr>
+          <w:sz w:val="16"/>
+          <w:szCs w:val="16"/>
+        </w:rPr>
+        <w:t>f_cell_phone</w:t>
+      </w:r>
+      <w:proofErr w:type="spellEnd"/>
+      <w:r>
+        <w:rPr>
+          <w:sz w:val="16"/>
+          <w:szCs w:val="16"/>
+        </w:rPr>
+        <w:t xml:space="preserve"> VARCHAR,</w:t>
+      </w:r>
+    </w:p>
+    <w:p>
+      <w:pPr>
+        <w:tabs>
+          <w:tab w:val="left" w:pos="1130"/>
+        </w:tabs>
+        <w:rPr>
+          <w:sz w:val="16"/>
+          <w:szCs w:val="16"/>
+        </w:rPr>
+      </w:pPr>
+      <w:proofErr w:type="spellStart"/>
+      <w:r>
+        <w:rPr>
+          <w:sz w:val="16"/>
+          <w:szCs w:val="16"/>
+        </w:rPr>
+        <w:t>f_address</w:t>
+      </w:r>
+      <w:proofErr w:type="spellEnd"/>
+      <w:r>
+        <w:rPr>
+          <w:sz w:val="16"/>
+          <w:szCs w:val="16"/>
+        </w:rPr>
+        <w:t xml:space="preserve"> TEXT,</w:t>
+      </w:r>
+    </w:p>
+    <w:p>
+      <w:pPr>
+        <w:tabs>
+          <w:tab w:val="left" w:pos="1130"/>
+        </w:tabs>
+        <w:rPr>
+          <w:sz w:val="16"/>
+          <w:szCs w:val="16"/>
+        </w:rPr>
+      </w:pPr>
+      <w:proofErr w:type="spellStart"/>
+      <w:r>
+        <w:rPr>
+          <w:sz w:val="16"/>
+          <w:szCs w:val="16"/>
+        </w:rPr>
+        <w:t>f_unit_price</w:t>
+      </w:r>
+      <w:proofErr w:type="spellEnd"/>
+      <w:r>
+        <w:rPr>
+          <w:sz w:val="16"/>
+          <w:szCs w:val="16"/>
+        </w:rPr>
+        <w:t xml:space="preserve"> INT,</w:t>
+      </w:r>
+    </w:p>
+    <w:p>
+      <w:pPr>
+        <w:tabs>
+          <w:tab w:val="left" w:pos="1130"/>
+        </w:tabs>
+        <w:rPr>
+          <w:sz w:val="16"/>
+          <w:szCs w:val="16"/>
+        </w:rPr>
+      </w:pPr>
+      <w:proofErr w:type="spellStart"/>
+      <w:r>
+        <w:rPr>
+          <w:sz w:val="16"/>
+          <w:szCs w:val="16"/>
+        </w:rPr>
+        <w:t>f_is_active</w:t>
+      </w:r>
+      <w:proofErr w:type="spellEnd"/>
+      <w:r>
+        <w:rPr>
+          <w:sz w:val="16"/>
+          <w:szCs w:val="16"/>
+        </w:rPr>
+        <w:t xml:space="preserve"> bool,</w:t>
+      </w:r>
+    </w:p>
+    <w:p>
+      <w:pPr>
+        <w:tabs>
+          <w:tab w:val="left" w:pos="1130"/>
+        </w:tabs>
+        <w:rPr>
+          <w:sz w:val="16"/>
+          <w:szCs w:val="16"/>
+        </w:rPr>
+      </w:pPr>
+      <w:proofErr w:type="spellStart"/>
+      <w:r>
+        <w:rPr>
+          <w:sz w:val="16"/>
+          <w:szCs w:val="16"/>
+        </w:rPr>
+        <w:t>f_active_status_changed_at</w:t>
+      </w:r>
+      <w:proofErr w:type="spellEnd"/>
+      <w:r>
+        <w:rPr>
+          <w:sz w:val="16"/>
+          <w:szCs w:val="16"/>
+        </w:rPr>
+        <w:t xml:space="preserve"> TIMESTAMP,</w:t>
+      </w:r>
+    </w:p>
+    <w:p>
+      <w:pPr>
+        <w:tabs>
+          <w:tab w:val="left" w:pos="1130"/>
+        </w:tabs>
+        <w:rPr>
+          <w:sz w:val="16"/>
+          <w:szCs w:val="16"/>
+        </w:rPr>
+      </w:pPr>
+      <w:proofErr w:type="spellStart"/>
+      <w:r>
+        <w:rPr>
+          <w:sz w:val="16"/>
+          <w:szCs w:val="16"/>
+        </w:rPr>
+        <w:t>f_advance_money</w:t>
+      </w:r>
+      <w:proofErr w:type="spellEnd"/>
+      <w:r>
+        <w:rPr>
+          <w:sz w:val="16"/>
+          <w:szCs w:val="16"/>
+        </w:rPr>
+        <w:t xml:space="preserve"> INT,</w:t>
+      </w:r>
+    </w:p>
+    <w:p>
+      <w:pPr>
+        <w:tabs>
+          <w:tab w:val="left" w:pos="1130"/>
+        </w:tabs>
+        <w:rPr>
+          <w:sz w:val="16"/>
+          <w:szCs w:val="16"/>
+        </w:rPr>
+      </w:pPr>
+      <w:proofErr w:type="spellStart"/>
+      <w:r>
+        <w:rPr>
+          <w:sz w:val="16"/>
+          <w:szCs w:val="16"/>
+        </w:rPr>
+        <w:t>f_modification_json</w:t>
+      </w:r>
+      <w:proofErr w:type="spellEnd"/>
+      <w:r>
+        <w:rPr>
+          <w:sz w:val="16"/>
+          <w:szCs w:val="16"/>
+        </w:rPr>
+        <w:t xml:space="preserve"> JSONB</w:t>
       </w:r>
     </w:p>
     <w:p>
@@ -3489,8 +5765,17 @@
           <w:sz w:val="16"/>
           <w:szCs w:val="16"/>
         </w:rPr>
-        <w:t>LANGUAGE plpgsql</w:t>
-      </w:r>
+        <w:t xml:space="preserve">LANGUAGE </w:t>
+      </w:r>
+      <w:proofErr w:type="spellStart"/>
+      <w:r>
+        <w:rPr>
+          <w:sz w:val="16"/>
+          <w:szCs w:val="16"/>
+        </w:rPr>
+        <w:t>plpgsql</w:t>
+      </w:r>
+      <w:proofErr w:type="spellEnd"/>
     </w:p>
     <w:p>
       <w:pPr>
@@ -3655,7 +5940,23 @@
           <w:sz w:val="16"/>
           <w:szCs w:val="16"/>
         </w:rPr>
-        <w:t xml:space="preserve">    SELECT * FROM Customers where cust_id = ID;</w:t>
+        <w:t xml:space="preserve">    SELECT * FROM Customers where </w:t>
+      </w:r>
+      <w:proofErr w:type="spellStart"/>
+      <w:r>
+        <w:rPr>
+          <w:sz w:val="16"/>
+          <w:szCs w:val="16"/>
+        </w:rPr>
+        <w:t>cust_id</w:t>
+      </w:r>
+      <w:proofErr w:type="spellEnd"/>
+      <w:r>
+        <w:rPr>
+          <w:sz w:val="16"/>
+          <w:szCs w:val="16"/>
+        </w:rPr>
+        <w:t xml:space="preserve"> = ID;</w:t>
       </w:r>
     </w:p>
     <w:p>
@@ -3805,66 +6106,102 @@
           <w:szCs w:val="16"/>
         </w:rPr>
       </w:pPr>
-      <w:r>
-        <w:rPr>
-          <w:sz w:val="16"/>
-          <w:szCs w:val="16"/>
-        </w:rPr>
-        <w:t>f_cust_id INT,</w:t>
-      </w:r>
-    </w:p>
-    <w:p>
-      <w:pPr>
-        <w:tabs>
-          <w:tab w:val="left" w:pos="1130"/>
-        </w:tabs>
-        <w:rPr>
-          <w:sz w:val="16"/>
-          <w:szCs w:val="16"/>
-        </w:rPr>
-      </w:pPr>
-      <w:r>
-        <w:rPr>
-          <w:sz w:val="16"/>
-          <w:szCs w:val="16"/>
-        </w:rPr>
-        <w:t>f_name VARCHAR,</w:t>
-      </w:r>
-    </w:p>
-    <w:p>
-      <w:pPr>
-        <w:tabs>
-          <w:tab w:val="left" w:pos="1130"/>
-        </w:tabs>
-        <w:rPr>
-          <w:sz w:val="16"/>
-          <w:szCs w:val="16"/>
-        </w:rPr>
-      </w:pPr>
-      <w:r>
-        <w:rPr>
-          <w:sz w:val="16"/>
-          <w:szCs w:val="16"/>
-        </w:rPr>
-        <w:t>f_cell_phone VARCHAR,</w:t>
-      </w:r>
-    </w:p>
-    <w:p>
-      <w:pPr>
-        <w:tabs>
-          <w:tab w:val="left" w:pos="1130"/>
-        </w:tabs>
-        <w:rPr>
-          <w:sz w:val="16"/>
-          <w:szCs w:val="16"/>
-        </w:rPr>
-      </w:pPr>
-      <w:r>
-        <w:rPr>
-          <w:sz w:val="16"/>
-          <w:szCs w:val="16"/>
-        </w:rPr>
-        <w:t>f_is_active BOOLEAN</w:t>
+      <w:proofErr w:type="spellStart"/>
+      <w:r>
+        <w:rPr>
+          <w:sz w:val="16"/>
+          <w:szCs w:val="16"/>
+        </w:rPr>
+        <w:t>f_cust_id</w:t>
+      </w:r>
+      <w:proofErr w:type="spellEnd"/>
+      <w:r>
+        <w:rPr>
+          <w:sz w:val="16"/>
+          <w:szCs w:val="16"/>
+        </w:rPr>
+        <w:t xml:space="preserve"> INT,</w:t>
+      </w:r>
+    </w:p>
+    <w:p>
+      <w:pPr>
+        <w:tabs>
+          <w:tab w:val="left" w:pos="1130"/>
+        </w:tabs>
+        <w:rPr>
+          <w:sz w:val="16"/>
+          <w:szCs w:val="16"/>
+        </w:rPr>
+      </w:pPr>
+      <w:proofErr w:type="spellStart"/>
+      <w:r>
+        <w:rPr>
+          <w:sz w:val="16"/>
+          <w:szCs w:val="16"/>
+        </w:rPr>
+        <w:t>f_name</w:t>
+      </w:r>
+      <w:proofErr w:type="spellEnd"/>
+      <w:r>
+        <w:rPr>
+          <w:sz w:val="16"/>
+          <w:szCs w:val="16"/>
+        </w:rPr>
+        <w:t xml:space="preserve"> VARCHAR,</w:t>
+      </w:r>
+    </w:p>
+    <w:p>
+      <w:pPr>
+        <w:tabs>
+          <w:tab w:val="left" w:pos="1130"/>
+        </w:tabs>
+        <w:rPr>
+          <w:sz w:val="16"/>
+          <w:szCs w:val="16"/>
+        </w:rPr>
+      </w:pPr>
+      <w:proofErr w:type="spellStart"/>
+      <w:r>
+        <w:rPr>
+          <w:sz w:val="16"/>
+          <w:szCs w:val="16"/>
+        </w:rPr>
+        <w:t>f_cell_phone</w:t>
+      </w:r>
+      <w:proofErr w:type="spellEnd"/>
+      <w:r>
+        <w:rPr>
+          <w:sz w:val="16"/>
+          <w:szCs w:val="16"/>
+        </w:rPr>
+        <w:t xml:space="preserve"> VARCHAR,</w:t>
+      </w:r>
+    </w:p>
+    <w:p>
+      <w:pPr>
+        <w:tabs>
+          <w:tab w:val="left" w:pos="1130"/>
+        </w:tabs>
+        <w:rPr>
+          <w:sz w:val="16"/>
+          <w:szCs w:val="16"/>
+        </w:rPr>
+      </w:pPr>
+      <w:proofErr w:type="spellStart"/>
+      <w:r>
+        <w:rPr>
+          <w:sz w:val="16"/>
+          <w:szCs w:val="16"/>
+        </w:rPr>
+        <w:t>f_is_active</w:t>
+      </w:r>
+      <w:proofErr w:type="spellEnd"/>
+      <w:r>
+        <w:rPr>
+          <w:sz w:val="16"/>
+          <w:szCs w:val="16"/>
+        </w:rPr>
+        <w:t xml:space="preserve"> BOOLEAN</w:t>
       </w:r>
     </w:p>
     <w:p>
@@ -3900,8 +6237,17 @@
           <w:sz w:val="16"/>
           <w:szCs w:val="16"/>
         </w:rPr>
-        <w:t>LANGUAGE plpgsql</w:t>
-      </w:r>
+        <w:t xml:space="preserve">LANGUAGE </w:t>
+      </w:r>
+      <w:proofErr w:type="spellStart"/>
+      <w:r>
+        <w:rPr>
+          <w:sz w:val="16"/>
+          <w:szCs w:val="16"/>
+        </w:rPr>
+        <w:t>plpgsql</w:t>
+      </w:r>
+      <w:proofErr w:type="spellEnd"/>
     </w:p>
     <w:p>
       <w:pPr>
@@ -4079,7 +6425,39 @@
           <w:szCs w:val="16"/>
         </w:rPr>
         <w:tab/>
-        <w:t>SELECT cust_id,name,cell_phone,is_active from customers where (name LIKE '%' || Q || '%') OR (cust_id::TEXT LIKE Q || '%')</w:t>
+        <w:t xml:space="preserve">SELECT </w:t>
+      </w:r>
+      <w:proofErr w:type="spellStart"/>
+      <w:r>
+        <w:rPr>
+          <w:sz w:val="16"/>
+          <w:szCs w:val="16"/>
+        </w:rPr>
+        <w:t>cust_id,name,cell_phone,is_active</w:t>
+      </w:r>
+      <w:proofErr w:type="spellEnd"/>
+      <w:r>
+        <w:rPr>
+          <w:sz w:val="16"/>
+          <w:szCs w:val="16"/>
+        </w:rPr>
+        <w:t xml:space="preserve"> from customers where (name LIKE '%' || Q || '%') OR (</w:t>
+      </w:r>
+      <w:proofErr w:type="spellStart"/>
+      <w:r>
+        <w:rPr>
+          <w:sz w:val="16"/>
+          <w:szCs w:val="16"/>
+        </w:rPr>
+        <w:t>cust_id</w:t>
+      </w:r>
+      <w:proofErr w:type="spellEnd"/>
+      <w:r>
+        <w:rPr>
+          <w:sz w:val="16"/>
+          <w:szCs w:val="16"/>
+        </w:rPr>
+        <w:t>::TEXT LIKE Q || '%')</w:t>
       </w:r>
     </w:p>
     <w:p>
@@ -4117,7 +6495,23 @@
           <w:szCs w:val="16"/>
         </w:rPr>
         <w:tab/>
-        <w:t>(cust_id::TEXT = Q) DESC,</w:t>
+        <w:t>(</w:t>
+      </w:r>
+      <w:proofErr w:type="spellStart"/>
+      <w:r>
+        <w:rPr>
+          <w:sz w:val="16"/>
+          <w:szCs w:val="16"/>
+        </w:rPr>
+        <w:t>cust_id</w:t>
+      </w:r>
+      <w:proofErr w:type="spellEnd"/>
+      <w:r>
+        <w:rPr>
+          <w:sz w:val="16"/>
+          <w:szCs w:val="16"/>
+        </w:rPr>
+        <w:t>::TEXT = Q) DESC,</w:t>
       </w:r>
     </w:p>
     <w:p>
@@ -4242,7 +6636,23 @@
           <w:sz w:val="16"/>
           <w:szCs w:val="16"/>
         </w:rPr>
-        <w:t>CREATE OR REPLACE FUNCTION customer_filter_by_name_asc()</w:t>
+        <w:t xml:space="preserve">CREATE OR REPLACE FUNCTION </w:t>
+      </w:r>
+      <w:proofErr w:type="spellStart"/>
+      <w:r>
+        <w:rPr>
+          <w:sz w:val="16"/>
+          <w:szCs w:val="16"/>
+        </w:rPr>
+        <w:t>customer_filter_by_name_asc</w:t>
+      </w:r>
+      <w:proofErr w:type="spellEnd"/>
+      <w:r>
+        <w:rPr>
+          <w:sz w:val="16"/>
+          <w:szCs w:val="16"/>
+        </w:rPr>
+        <w:t>()</w:t>
       </w:r>
     </w:p>
     <w:p>
@@ -4279,61 +6689,124 @@
           <w:szCs w:val="16"/>
         </w:rPr>
         <w:tab/>
-        <w:t xml:space="preserve">f_cust_id INT,           </w:t>
-      </w:r>
-    </w:p>
-    <w:p>
-      <w:pPr>
-        <w:tabs>
-          <w:tab w:val="left" w:pos="1130"/>
-        </w:tabs>
-        <w:rPr>
-          <w:sz w:val="16"/>
-          <w:szCs w:val="16"/>
-        </w:rPr>
-      </w:pPr>
-      <w:r>
-        <w:rPr>
-          <w:sz w:val="16"/>
-          <w:szCs w:val="16"/>
-        </w:rPr>
-        <w:t xml:space="preserve">    f_name VARCHAR,         </w:t>
-      </w:r>
-    </w:p>
-    <w:p>
-      <w:pPr>
-        <w:tabs>
-          <w:tab w:val="left" w:pos="1130"/>
-        </w:tabs>
-        <w:rPr>
-          <w:sz w:val="16"/>
-          <w:szCs w:val="16"/>
-        </w:rPr>
-      </w:pPr>
-      <w:r>
-        <w:rPr>
-          <w:sz w:val="16"/>
-          <w:szCs w:val="16"/>
-        </w:rPr>
-        <w:t xml:space="preserve">    f_cell_phone VARCHAR,    </w:t>
-      </w:r>
-    </w:p>
-    <w:p>
-      <w:pPr>
-        <w:tabs>
-          <w:tab w:val="left" w:pos="1130"/>
-        </w:tabs>
-        <w:rPr>
-          <w:sz w:val="16"/>
-          <w:szCs w:val="16"/>
-        </w:rPr>
-      </w:pPr>
-      <w:r>
-        <w:rPr>
-          <w:sz w:val="16"/>
-          <w:szCs w:val="16"/>
-        </w:rPr>
-        <w:t xml:space="preserve">    f_is_active BOOLEAN</w:t>
+      </w:r>
+      <w:proofErr w:type="spellStart"/>
+      <w:r>
+        <w:rPr>
+          <w:sz w:val="16"/>
+          <w:szCs w:val="16"/>
+        </w:rPr>
+        <w:t>f_cust_id</w:t>
+      </w:r>
+      <w:proofErr w:type="spellEnd"/>
+      <w:r>
+        <w:rPr>
+          <w:sz w:val="16"/>
+          <w:szCs w:val="16"/>
+        </w:rPr>
+        <w:t xml:space="preserve"> INT,           </w:t>
+      </w:r>
+    </w:p>
+    <w:p>
+      <w:pPr>
+        <w:tabs>
+          <w:tab w:val="left" w:pos="1130"/>
+        </w:tabs>
+        <w:rPr>
+          <w:sz w:val="16"/>
+          <w:szCs w:val="16"/>
+        </w:rPr>
+      </w:pPr>
+      <w:r>
+        <w:rPr>
+          <w:sz w:val="16"/>
+          <w:szCs w:val="16"/>
+        </w:rPr>
+        <w:t xml:space="preserve">    </w:t>
+      </w:r>
+      <w:proofErr w:type="spellStart"/>
+      <w:r>
+        <w:rPr>
+          <w:sz w:val="16"/>
+          <w:szCs w:val="16"/>
+        </w:rPr>
+        <w:t>f_name</w:t>
+      </w:r>
+      <w:proofErr w:type="spellEnd"/>
+      <w:r>
+        <w:rPr>
+          <w:sz w:val="16"/>
+          <w:szCs w:val="16"/>
+        </w:rPr>
+        <w:t xml:space="preserve"> VARCHAR,         </w:t>
+      </w:r>
+    </w:p>
+    <w:p>
+      <w:pPr>
+        <w:tabs>
+          <w:tab w:val="left" w:pos="1130"/>
+        </w:tabs>
+        <w:rPr>
+          <w:sz w:val="16"/>
+          <w:szCs w:val="16"/>
+        </w:rPr>
+      </w:pPr>
+      <w:r>
+        <w:rPr>
+          <w:sz w:val="16"/>
+          <w:szCs w:val="16"/>
+        </w:rPr>
+        <w:t xml:space="preserve">    </w:t>
+      </w:r>
+      <w:proofErr w:type="spellStart"/>
+      <w:r>
+        <w:rPr>
+          <w:sz w:val="16"/>
+          <w:szCs w:val="16"/>
+        </w:rPr>
+        <w:t>f_cell_phone</w:t>
+      </w:r>
+      <w:proofErr w:type="spellEnd"/>
+      <w:r>
+        <w:rPr>
+          <w:sz w:val="16"/>
+          <w:szCs w:val="16"/>
+        </w:rPr>
+        <w:t xml:space="preserve"> VARCHAR,    </w:t>
+      </w:r>
+    </w:p>
+    <w:p>
+      <w:pPr>
+        <w:tabs>
+          <w:tab w:val="left" w:pos="1130"/>
+        </w:tabs>
+        <w:rPr>
+          <w:sz w:val="16"/>
+          <w:szCs w:val="16"/>
+        </w:rPr>
+      </w:pPr>
+      <w:r>
+        <w:rPr>
+          <w:sz w:val="16"/>
+          <w:szCs w:val="16"/>
+        </w:rPr>
+        <w:t xml:space="preserve">    </w:t>
+      </w:r>
+      <w:proofErr w:type="spellStart"/>
+      <w:r>
+        <w:rPr>
+          <w:sz w:val="16"/>
+          <w:szCs w:val="16"/>
+        </w:rPr>
+        <w:t>f_is_active</w:t>
+      </w:r>
+      <w:proofErr w:type="spellEnd"/>
+      <w:r>
+        <w:rPr>
+          <w:sz w:val="16"/>
+          <w:szCs w:val="16"/>
+        </w:rPr>
+        <w:t xml:space="preserve"> BOOLEAN</w:t>
       </w:r>
     </w:p>
     <w:p>
@@ -4483,7 +6956,55 @@
           <w:szCs w:val="16"/>
         </w:rPr>
         <w:tab/>
-        <w:t>select cust_id, name,cell_phone,is_active from customers Order by name asc;</w:t>
+        <w:t xml:space="preserve">select </w:t>
+      </w:r>
+      <w:proofErr w:type="spellStart"/>
+      <w:r>
+        <w:rPr>
+          <w:sz w:val="16"/>
+          <w:szCs w:val="16"/>
+        </w:rPr>
+        <w:t>cust_id</w:t>
+      </w:r>
+      <w:proofErr w:type="spellEnd"/>
+      <w:r>
+        <w:rPr>
+          <w:sz w:val="16"/>
+          <w:szCs w:val="16"/>
+        </w:rPr>
+        <w:t xml:space="preserve">, </w:t>
+      </w:r>
+      <w:proofErr w:type="spellStart"/>
+      <w:r>
+        <w:rPr>
+          <w:sz w:val="16"/>
+          <w:szCs w:val="16"/>
+        </w:rPr>
+        <w:t>name,cell_phone,is_active</w:t>
+      </w:r>
+      <w:proofErr w:type="spellEnd"/>
+      <w:r>
+        <w:rPr>
+          <w:sz w:val="16"/>
+          <w:szCs w:val="16"/>
+        </w:rPr>
+        <w:t xml:space="preserve"> from customers Order by name </w:t>
+      </w:r>
+      <w:proofErr w:type="spellStart"/>
+      <w:r>
+        <w:rPr>
+          <w:sz w:val="16"/>
+          <w:szCs w:val="16"/>
+        </w:rPr>
+        <w:t>asc</w:t>
+      </w:r>
+      <w:proofErr w:type="spellEnd"/>
+      <w:r>
+        <w:rPr>
+          <w:sz w:val="16"/>
+          <w:szCs w:val="16"/>
+        </w:rPr>
+        <w:t>;</w:t>
       </w:r>
     </w:p>
     <w:p>
@@ -4599,7 +7120,23 @@
           <w:sz w:val="16"/>
           <w:szCs w:val="16"/>
         </w:rPr>
-        <w:t>CREATE OR REPLACE FUNCTION customer_filter_by_name_desc()</w:t>
+        <w:t xml:space="preserve">CREATE OR REPLACE FUNCTION </w:t>
+      </w:r>
+      <w:proofErr w:type="spellStart"/>
+      <w:r>
+        <w:rPr>
+          <w:sz w:val="16"/>
+          <w:szCs w:val="16"/>
+        </w:rPr>
+        <w:t>customer_filter_by_name_desc</w:t>
+      </w:r>
+      <w:proofErr w:type="spellEnd"/>
+      <w:r>
+        <w:rPr>
+          <w:sz w:val="16"/>
+          <w:szCs w:val="16"/>
+        </w:rPr>
+        <w:t>()</w:t>
       </w:r>
     </w:p>
     <w:p>
@@ -4647,61 +7184,124 @@
           <w:szCs w:val="16"/>
         </w:rPr>
         <w:tab/>
-        <w:t xml:space="preserve">f_cust_id INT,           </w:t>
-      </w:r>
-    </w:p>
-    <w:p>
-      <w:pPr>
-        <w:tabs>
-          <w:tab w:val="left" w:pos="1130"/>
-        </w:tabs>
-        <w:rPr>
-          <w:sz w:val="16"/>
-          <w:szCs w:val="16"/>
-        </w:rPr>
-      </w:pPr>
-      <w:r>
-        <w:rPr>
-          <w:sz w:val="16"/>
-          <w:szCs w:val="16"/>
-        </w:rPr>
-        <w:t xml:space="preserve">    f_name VARCHAR,         </w:t>
-      </w:r>
-    </w:p>
-    <w:p>
-      <w:pPr>
-        <w:tabs>
-          <w:tab w:val="left" w:pos="1130"/>
-        </w:tabs>
-        <w:rPr>
-          <w:sz w:val="16"/>
-          <w:szCs w:val="16"/>
-        </w:rPr>
-      </w:pPr>
-      <w:r>
-        <w:rPr>
-          <w:sz w:val="16"/>
-          <w:szCs w:val="16"/>
-        </w:rPr>
-        <w:t xml:space="preserve">    f_cell_phone VARCHAR,    </w:t>
-      </w:r>
-    </w:p>
-    <w:p>
-      <w:pPr>
-        <w:tabs>
-          <w:tab w:val="left" w:pos="1130"/>
-        </w:tabs>
-        <w:rPr>
-          <w:sz w:val="16"/>
-          <w:szCs w:val="16"/>
-        </w:rPr>
-      </w:pPr>
-      <w:r>
-        <w:rPr>
-          <w:sz w:val="16"/>
-          <w:szCs w:val="16"/>
-        </w:rPr>
-        <w:t xml:space="preserve">    f_is_active BOOLEAN</w:t>
+      </w:r>
+      <w:proofErr w:type="spellStart"/>
+      <w:r>
+        <w:rPr>
+          <w:sz w:val="16"/>
+          <w:szCs w:val="16"/>
+        </w:rPr>
+        <w:t>f_cust_id</w:t>
+      </w:r>
+      <w:proofErr w:type="spellEnd"/>
+      <w:r>
+        <w:rPr>
+          <w:sz w:val="16"/>
+          <w:szCs w:val="16"/>
+        </w:rPr>
+        <w:t xml:space="preserve"> INT,           </w:t>
+      </w:r>
+    </w:p>
+    <w:p>
+      <w:pPr>
+        <w:tabs>
+          <w:tab w:val="left" w:pos="1130"/>
+        </w:tabs>
+        <w:rPr>
+          <w:sz w:val="16"/>
+          <w:szCs w:val="16"/>
+        </w:rPr>
+      </w:pPr>
+      <w:r>
+        <w:rPr>
+          <w:sz w:val="16"/>
+          <w:szCs w:val="16"/>
+        </w:rPr>
+        <w:t xml:space="preserve">    </w:t>
+      </w:r>
+      <w:proofErr w:type="spellStart"/>
+      <w:r>
+        <w:rPr>
+          <w:sz w:val="16"/>
+          <w:szCs w:val="16"/>
+        </w:rPr>
+        <w:t>f_name</w:t>
+      </w:r>
+      <w:proofErr w:type="spellEnd"/>
+      <w:r>
+        <w:rPr>
+          <w:sz w:val="16"/>
+          <w:szCs w:val="16"/>
+        </w:rPr>
+        <w:t xml:space="preserve"> VARCHAR,         </w:t>
+      </w:r>
+    </w:p>
+    <w:p>
+      <w:pPr>
+        <w:tabs>
+          <w:tab w:val="left" w:pos="1130"/>
+        </w:tabs>
+        <w:rPr>
+          <w:sz w:val="16"/>
+          <w:szCs w:val="16"/>
+        </w:rPr>
+      </w:pPr>
+      <w:r>
+        <w:rPr>
+          <w:sz w:val="16"/>
+          <w:szCs w:val="16"/>
+        </w:rPr>
+        <w:t xml:space="preserve">    </w:t>
+      </w:r>
+      <w:proofErr w:type="spellStart"/>
+      <w:r>
+        <w:rPr>
+          <w:sz w:val="16"/>
+          <w:szCs w:val="16"/>
+        </w:rPr>
+        <w:t>f_cell_phone</w:t>
+      </w:r>
+      <w:proofErr w:type="spellEnd"/>
+      <w:r>
+        <w:rPr>
+          <w:sz w:val="16"/>
+          <w:szCs w:val="16"/>
+        </w:rPr>
+        <w:t xml:space="preserve"> VARCHAR,    </w:t>
+      </w:r>
+    </w:p>
+    <w:p>
+      <w:pPr>
+        <w:tabs>
+          <w:tab w:val="left" w:pos="1130"/>
+        </w:tabs>
+        <w:rPr>
+          <w:sz w:val="16"/>
+          <w:szCs w:val="16"/>
+        </w:rPr>
+      </w:pPr>
+      <w:r>
+        <w:rPr>
+          <w:sz w:val="16"/>
+          <w:szCs w:val="16"/>
+        </w:rPr>
+        <w:t xml:space="preserve">    </w:t>
+      </w:r>
+      <w:proofErr w:type="spellStart"/>
+      <w:r>
+        <w:rPr>
+          <w:sz w:val="16"/>
+          <w:szCs w:val="16"/>
+        </w:rPr>
+        <w:t>f_is_active</w:t>
+      </w:r>
+      <w:proofErr w:type="spellEnd"/>
+      <w:r>
+        <w:rPr>
+          <w:sz w:val="16"/>
+          <w:szCs w:val="16"/>
+        </w:rPr>
+        <w:t xml:space="preserve"> BOOLEAN</w:t>
       </w:r>
     </w:p>
     <w:p>
@@ -4852,7 +7452,39 @@
           <w:szCs w:val="16"/>
         </w:rPr>
         <w:tab/>
-        <w:t>select cust_id, name,cell_phone,is_active from customers Order by name desc;</w:t>
+        <w:t xml:space="preserve">select </w:t>
+      </w:r>
+      <w:proofErr w:type="spellStart"/>
+      <w:r>
+        <w:rPr>
+          <w:sz w:val="16"/>
+          <w:szCs w:val="16"/>
+        </w:rPr>
+        <w:t>cust_id</w:t>
+      </w:r>
+      <w:proofErr w:type="spellEnd"/>
+      <w:r>
+        <w:rPr>
+          <w:sz w:val="16"/>
+          <w:szCs w:val="16"/>
+        </w:rPr>
+        <w:t xml:space="preserve">, </w:t>
+      </w:r>
+      <w:proofErr w:type="spellStart"/>
+      <w:r>
+        <w:rPr>
+          <w:sz w:val="16"/>
+          <w:szCs w:val="16"/>
+        </w:rPr>
+        <w:t>name,cell_phone,is_active</w:t>
+      </w:r>
+      <w:proofErr w:type="spellEnd"/>
+      <w:r>
+        <w:rPr>
+          <w:sz w:val="16"/>
+          <w:szCs w:val="16"/>
+        </w:rPr>
+        <w:t xml:space="preserve"> from customers Order by name desc;</w:t>
       </w:r>
     </w:p>
     <w:p>
@@ -4979,7 +7611,23 @@
           <w:sz w:val="16"/>
           <w:szCs w:val="16"/>
         </w:rPr>
-        <w:t>CREATE OR REPLACE FUNCTION customer_filter_by_id_asc()</w:t>
+        <w:t xml:space="preserve">CREATE OR REPLACE FUNCTION </w:t>
+      </w:r>
+      <w:proofErr w:type="spellStart"/>
+      <w:r>
+        <w:rPr>
+          <w:sz w:val="16"/>
+          <w:szCs w:val="16"/>
+        </w:rPr>
+        <w:t>customer_filter_by_id_asc</w:t>
+      </w:r>
+      <w:proofErr w:type="spellEnd"/>
+      <w:r>
+        <w:rPr>
+          <w:sz w:val="16"/>
+          <w:szCs w:val="16"/>
+        </w:rPr>
+        <w:t>()</w:t>
       </w:r>
     </w:p>
     <w:p>
@@ -5016,61 +7664,124 @@
           <w:szCs w:val="16"/>
         </w:rPr>
         <w:tab/>
-        <w:t xml:space="preserve">f_cust_id INT,           </w:t>
-      </w:r>
-    </w:p>
-    <w:p>
-      <w:pPr>
-        <w:tabs>
-          <w:tab w:val="left" w:pos="1130"/>
-        </w:tabs>
-        <w:rPr>
-          <w:sz w:val="16"/>
-          <w:szCs w:val="16"/>
-        </w:rPr>
-      </w:pPr>
-      <w:r>
-        <w:rPr>
-          <w:sz w:val="16"/>
-          <w:szCs w:val="16"/>
-        </w:rPr>
-        <w:t xml:space="preserve">    f_name VARCHAR,         </w:t>
-      </w:r>
-    </w:p>
-    <w:p>
-      <w:pPr>
-        <w:tabs>
-          <w:tab w:val="left" w:pos="1130"/>
-        </w:tabs>
-        <w:rPr>
-          <w:sz w:val="16"/>
-          <w:szCs w:val="16"/>
-        </w:rPr>
-      </w:pPr>
-      <w:r>
-        <w:rPr>
-          <w:sz w:val="16"/>
-          <w:szCs w:val="16"/>
-        </w:rPr>
-        <w:t xml:space="preserve">    f_cell_phone VARCHAR,    </w:t>
-      </w:r>
-    </w:p>
-    <w:p>
-      <w:pPr>
-        <w:tabs>
-          <w:tab w:val="left" w:pos="1130"/>
-        </w:tabs>
-        <w:rPr>
-          <w:sz w:val="16"/>
-          <w:szCs w:val="16"/>
-        </w:rPr>
-      </w:pPr>
-      <w:r>
-        <w:rPr>
-          <w:sz w:val="16"/>
-          <w:szCs w:val="16"/>
-        </w:rPr>
-        <w:t xml:space="preserve">    f_is_active BOOLEAN</w:t>
+      </w:r>
+      <w:proofErr w:type="spellStart"/>
+      <w:r>
+        <w:rPr>
+          <w:sz w:val="16"/>
+          <w:szCs w:val="16"/>
+        </w:rPr>
+        <w:t>f_cust_id</w:t>
+      </w:r>
+      <w:proofErr w:type="spellEnd"/>
+      <w:r>
+        <w:rPr>
+          <w:sz w:val="16"/>
+          <w:szCs w:val="16"/>
+        </w:rPr>
+        <w:t xml:space="preserve"> INT,           </w:t>
+      </w:r>
+    </w:p>
+    <w:p>
+      <w:pPr>
+        <w:tabs>
+          <w:tab w:val="left" w:pos="1130"/>
+        </w:tabs>
+        <w:rPr>
+          <w:sz w:val="16"/>
+          <w:szCs w:val="16"/>
+        </w:rPr>
+      </w:pPr>
+      <w:r>
+        <w:rPr>
+          <w:sz w:val="16"/>
+          <w:szCs w:val="16"/>
+        </w:rPr>
+        <w:t xml:space="preserve">    </w:t>
+      </w:r>
+      <w:proofErr w:type="spellStart"/>
+      <w:r>
+        <w:rPr>
+          <w:sz w:val="16"/>
+          <w:szCs w:val="16"/>
+        </w:rPr>
+        <w:t>f_name</w:t>
+      </w:r>
+      <w:proofErr w:type="spellEnd"/>
+      <w:r>
+        <w:rPr>
+          <w:sz w:val="16"/>
+          <w:szCs w:val="16"/>
+        </w:rPr>
+        <w:t xml:space="preserve"> VARCHAR,         </w:t>
+      </w:r>
+    </w:p>
+    <w:p>
+      <w:pPr>
+        <w:tabs>
+          <w:tab w:val="left" w:pos="1130"/>
+        </w:tabs>
+        <w:rPr>
+          <w:sz w:val="16"/>
+          <w:szCs w:val="16"/>
+        </w:rPr>
+      </w:pPr>
+      <w:r>
+        <w:rPr>
+          <w:sz w:val="16"/>
+          <w:szCs w:val="16"/>
+        </w:rPr>
+        <w:t xml:space="preserve">    </w:t>
+      </w:r>
+      <w:proofErr w:type="spellStart"/>
+      <w:r>
+        <w:rPr>
+          <w:sz w:val="16"/>
+          <w:szCs w:val="16"/>
+        </w:rPr>
+        <w:t>f_cell_phone</w:t>
+      </w:r>
+      <w:proofErr w:type="spellEnd"/>
+      <w:r>
+        <w:rPr>
+          <w:sz w:val="16"/>
+          <w:szCs w:val="16"/>
+        </w:rPr>
+        <w:t xml:space="preserve"> VARCHAR,    </w:t>
+      </w:r>
+    </w:p>
+    <w:p>
+      <w:pPr>
+        <w:tabs>
+          <w:tab w:val="left" w:pos="1130"/>
+        </w:tabs>
+        <w:rPr>
+          <w:sz w:val="16"/>
+          <w:szCs w:val="16"/>
+        </w:rPr>
+      </w:pPr>
+      <w:r>
+        <w:rPr>
+          <w:sz w:val="16"/>
+          <w:szCs w:val="16"/>
+        </w:rPr>
+        <w:t xml:space="preserve">    </w:t>
+      </w:r>
+      <w:proofErr w:type="spellStart"/>
+      <w:r>
+        <w:rPr>
+          <w:sz w:val="16"/>
+          <w:szCs w:val="16"/>
+        </w:rPr>
+        <w:t>f_is_active</w:t>
+      </w:r>
+      <w:proofErr w:type="spellEnd"/>
+      <w:r>
+        <w:rPr>
+          <w:sz w:val="16"/>
+          <w:szCs w:val="16"/>
+        </w:rPr>
+        <w:t xml:space="preserve"> BOOLEAN</w:t>
       </w:r>
     </w:p>
     <w:p>
@@ -5254,7 +7965,55 @@
           <w:szCs w:val="16"/>
         </w:rPr>
         <w:tab/>
-        <w:t>select cust_id, name,cell_phone,is_active from customers Order by cust_id ASC;</w:t>
+        <w:t xml:space="preserve">select </w:t>
+      </w:r>
+      <w:proofErr w:type="spellStart"/>
+      <w:r>
+        <w:rPr>
+          <w:sz w:val="16"/>
+          <w:szCs w:val="16"/>
+        </w:rPr>
+        <w:t>cust_id</w:t>
+      </w:r>
+      <w:proofErr w:type="spellEnd"/>
+      <w:r>
+        <w:rPr>
+          <w:sz w:val="16"/>
+          <w:szCs w:val="16"/>
+        </w:rPr>
+        <w:t xml:space="preserve">, </w:t>
+      </w:r>
+      <w:proofErr w:type="spellStart"/>
+      <w:r>
+        <w:rPr>
+          <w:sz w:val="16"/>
+          <w:szCs w:val="16"/>
+        </w:rPr>
+        <w:t>name,cell_phone,is_active</w:t>
+      </w:r>
+      <w:proofErr w:type="spellEnd"/>
+      <w:r>
+        <w:rPr>
+          <w:sz w:val="16"/>
+          <w:szCs w:val="16"/>
+        </w:rPr>
+        <w:t xml:space="preserve"> from customers Order by </w:t>
+      </w:r>
+      <w:proofErr w:type="spellStart"/>
+      <w:r>
+        <w:rPr>
+          <w:sz w:val="16"/>
+          <w:szCs w:val="16"/>
+        </w:rPr>
+        <w:t>cust_id</w:t>
+      </w:r>
+      <w:proofErr w:type="spellEnd"/>
+      <w:r>
+        <w:rPr>
+          <w:sz w:val="16"/>
+          <w:szCs w:val="16"/>
+        </w:rPr>
+        <w:t xml:space="preserve"> ASC;</w:t>
       </w:r>
     </w:p>
     <w:p>
@@ -5330,7 +8089,23 @@
           <w:sz w:val="16"/>
           <w:szCs w:val="16"/>
         </w:rPr>
-        <w:t>CREATE OR REPLACE FUNCTION customer_filter_by_active()</w:t>
+        <w:t xml:space="preserve">CREATE OR REPLACE FUNCTION </w:t>
+      </w:r>
+      <w:proofErr w:type="spellStart"/>
+      <w:r>
+        <w:rPr>
+          <w:sz w:val="16"/>
+          <w:szCs w:val="16"/>
+        </w:rPr>
+        <w:t>customer_filter_by_active</w:t>
+      </w:r>
+      <w:proofErr w:type="spellEnd"/>
+      <w:r>
+        <w:rPr>
+          <w:sz w:val="16"/>
+          <w:szCs w:val="16"/>
+        </w:rPr>
+        <w:t>()</w:t>
       </w:r>
     </w:p>
     <w:p>
@@ -5367,61 +8142,124 @@
           <w:szCs w:val="16"/>
         </w:rPr>
         <w:tab/>
-        <w:t xml:space="preserve">f_cust_id INT,           </w:t>
-      </w:r>
-    </w:p>
-    <w:p>
-      <w:pPr>
-        <w:tabs>
-          <w:tab w:val="left" w:pos="1130"/>
-        </w:tabs>
-        <w:rPr>
-          <w:sz w:val="16"/>
-          <w:szCs w:val="16"/>
-        </w:rPr>
-      </w:pPr>
-      <w:r>
-        <w:rPr>
-          <w:sz w:val="16"/>
-          <w:szCs w:val="16"/>
-        </w:rPr>
-        <w:t xml:space="preserve">    f_name VARCHAR,         </w:t>
-      </w:r>
-    </w:p>
-    <w:p>
-      <w:pPr>
-        <w:tabs>
-          <w:tab w:val="left" w:pos="1130"/>
-        </w:tabs>
-        <w:rPr>
-          <w:sz w:val="16"/>
-          <w:szCs w:val="16"/>
-        </w:rPr>
-      </w:pPr>
-      <w:r>
-        <w:rPr>
-          <w:sz w:val="16"/>
-          <w:szCs w:val="16"/>
-        </w:rPr>
-        <w:t xml:space="preserve">    f_cell_phone VARCHAR,    </w:t>
-      </w:r>
-    </w:p>
-    <w:p>
-      <w:pPr>
-        <w:tabs>
-          <w:tab w:val="left" w:pos="1130"/>
-        </w:tabs>
-        <w:rPr>
-          <w:sz w:val="16"/>
-          <w:szCs w:val="16"/>
-        </w:rPr>
-      </w:pPr>
-      <w:r>
-        <w:rPr>
-          <w:sz w:val="16"/>
-          <w:szCs w:val="16"/>
-        </w:rPr>
-        <w:t xml:space="preserve">    f_is_active BOOLEAN</w:t>
+      </w:r>
+      <w:proofErr w:type="spellStart"/>
+      <w:r>
+        <w:rPr>
+          <w:sz w:val="16"/>
+          <w:szCs w:val="16"/>
+        </w:rPr>
+        <w:t>f_cust_id</w:t>
+      </w:r>
+      <w:proofErr w:type="spellEnd"/>
+      <w:r>
+        <w:rPr>
+          <w:sz w:val="16"/>
+          <w:szCs w:val="16"/>
+        </w:rPr>
+        <w:t xml:space="preserve"> INT,           </w:t>
+      </w:r>
+    </w:p>
+    <w:p>
+      <w:pPr>
+        <w:tabs>
+          <w:tab w:val="left" w:pos="1130"/>
+        </w:tabs>
+        <w:rPr>
+          <w:sz w:val="16"/>
+          <w:szCs w:val="16"/>
+        </w:rPr>
+      </w:pPr>
+      <w:r>
+        <w:rPr>
+          <w:sz w:val="16"/>
+          <w:szCs w:val="16"/>
+        </w:rPr>
+        <w:t xml:space="preserve">    </w:t>
+      </w:r>
+      <w:proofErr w:type="spellStart"/>
+      <w:r>
+        <w:rPr>
+          <w:sz w:val="16"/>
+          <w:szCs w:val="16"/>
+        </w:rPr>
+        <w:t>f_name</w:t>
+      </w:r>
+      <w:proofErr w:type="spellEnd"/>
+      <w:r>
+        <w:rPr>
+          <w:sz w:val="16"/>
+          <w:szCs w:val="16"/>
+        </w:rPr>
+        <w:t xml:space="preserve"> VARCHAR,         </w:t>
+      </w:r>
+    </w:p>
+    <w:p>
+      <w:pPr>
+        <w:tabs>
+          <w:tab w:val="left" w:pos="1130"/>
+        </w:tabs>
+        <w:rPr>
+          <w:sz w:val="16"/>
+          <w:szCs w:val="16"/>
+        </w:rPr>
+      </w:pPr>
+      <w:r>
+        <w:rPr>
+          <w:sz w:val="16"/>
+          <w:szCs w:val="16"/>
+        </w:rPr>
+        <w:t xml:space="preserve">    </w:t>
+      </w:r>
+      <w:proofErr w:type="spellStart"/>
+      <w:r>
+        <w:rPr>
+          <w:sz w:val="16"/>
+          <w:szCs w:val="16"/>
+        </w:rPr>
+        <w:t>f_cell_phone</w:t>
+      </w:r>
+      <w:proofErr w:type="spellEnd"/>
+      <w:r>
+        <w:rPr>
+          <w:sz w:val="16"/>
+          <w:szCs w:val="16"/>
+        </w:rPr>
+        <w:t xml:space="preserve"> VARCHAR,    </w:t>
+      </w:r>
+    </w:p>
+    <w:p>
+      <w:pPr>
+        <w:tabs>
+          <w:tab w:val="left" w:pos="1130"/>
+        </w:tabs>
+        <w:rPr>
+          <w:sz w:val="16"/>
+          <w:szCs w:val="16"/>
+        </w:rPr>
+      </w:pPr>
+      <w:r>
+        <w:rPr>
+          <w:sz w:val="16"/>
+          <w:szCs w:val="16"/>
+        </w:rPr>
+        <w:t xml:space="preserve">    </w:t>
+      </w:r>
+      <w:proofErr w:type="spellStart"/>
+      <w:r>
+        <w:rPr>
+          <w:sz w:val="16"/>
+          <w:szCs w:val="16"/>
+        </w:rPr>
+        <w:t>f_is_active</w:t>
+      </w:r>
+      <w:proofErr w:type="spellEnd"/>
+      <w:r>
+        <w:rPr>
+          <w:sz w:val="16"/>
+          <w:szCs w:val="16"/>
+        </w:rPr>
+        <w:t xml:space="preserve"> BOOLEAN</w:t>
       </w:r>
     </w:p>
     <w:p>
@@ -5637,7 +8475,55 @@
           <w:szCs w:val="16"/>
         </w:rPr>
         <w:tab/>
-        <w:t>select cust_id, name,cell_phone,is_active from customers Order by is_active desc;</w:t>
+        <w:t xml:space="preserve">select </w:t>
+      </w:r>
+      <w:proofErr w:type="spellStart"/>
+      <w:r>
+        <w:rPr>
+          <w:sz w:val="16"/>
+          <w:szCs w:val="16"/>
+        </w:rPr>
+        <w:t>cust_id</w:t>
+      </w:r>
+      <w:proofErr w:type="spellEnd"/>
+      <w:r>
+        <w:rPr>
+          <w:sz w:val="16"/>
+          <w:szCs w:val="16"/>
+        </w:rPr>
+        <w:t xml:space="preserve">, </w:t>
+      </w:r>
+      <w:proofErr w:type="spellStart"/>
+      <w:r>
+        <w:rPr>
+          <w:sz w:val="16"/>
+          <w:szCs w:val="16"/>
+        </w:rPr>
+        <w:t>name,cell_phone,is_active</w:t>
+      </w:r>
+      <w:proofErr w:type="spellEnd"/>
+      <w:r>
+        <w:rPr>
+          <w:sz w:val="16"/>
+          <w:szCs w:val="16"/>
+        </w:rPr>
+        <w:t xml:space="preserve"> from customers Order by </w:t>
+      </w:r>
+      <w:proofErr w:type="spellStart"/>
+      <w:r>
+        <w:rPr>
+          <w:sz w:val="16"/>
+          <w:szCs w:val="16"/>
+        </w:rPr>
+        <w:t>is_active</w:t>
+      </w:r>
+      <w:proofErr w:type="spellEnd"/>
+      <w:r>
+        <w:rPr>
+          <w:sz w:val="16"/>
+          <w:szCs w:val="16"/>
+        </w:rPr>
+        <w:t xml:space="preserve"> desc;</w:t>
       </w:r>
     </w:p>
     <w:p>
@@ -5724,134 +8610,274 @@
           <w:sz w:val="16"/>
           <w:szCs w:val="16"/>
         </w:rPr>
-        <w:t>create or replace procedure add_sale(</w:t>
-      </w:r>
-    </w:p>
-    <w:p>
-      <w:pPr>
-        <w:tabs>
-          <w:tab w:val="left" w:pos="1130"/>
-        </w:tabs>
-        <w:rPr>
-          <w:sz w:val="16"/>
-          <w:szCs w:val="16"/>
-        </w:rPr>
-      </w:pPr>
-      <w:r>
-        <w:rPr>
-          <w:sz w:val="16"/>
-          <w:szCs w:val="16"/>
-        </w:rPr>
-        <w:t>p_consumer_name varchar,</w:t>
-      </w:r>
-    </w:p>
-    <w:p>
-      <w:pPr>
-        <w:tabs>
-          <w:tab w:val="left" w:pos="1130"/>
-        </w:tabs>
-        <w:rPr>
-          <w:sz w:val="16"/>
-          <w:szCs w:val="16"/>
-        </w:rPr>
-      </w:pPr>
-      <w:r>
-        <w:rPr>
-          <w:sz w:val="16"/>
-          <w:szCs w:val="16"/>
-        </w:rPr>
-        <w:t>p_cust_id int,</w:t>
-      </w:r>
-    </w:p>
-    <w:p>
-      <w:pPr>
-        <w:tabs>
-          <w:tab w:val="left" w:pos="1130"/>
-        </w:tabs>
-        <w:rPr>
-          <w:sz w:val="16"/>
-          <w:szCs w:val="16"/>
-        </w:rPr>
-      </w:pPr>
+        <w:t xml:space="preserve">-- call </w:t>
+      </w:r>
+      <w:proofErr w:type="spellStart"/>
+      <w:r>
+        <w:rPr>
+          <w:sz w:val="16"/>
+          <w:szCs w:val="16"/>
+        </w:rPr>
+        <w:t>add_sale</w:t>
+      </w:r>
+      <w:proofErr w:type="spellEnd"/>
+      <w:r>
+        <w:rPr>
+          <w:sz w:val="16"/>
+          <w:szCs w:val="16"/>
+        </w:rPr>
+        <w:t>(null,null,'account',2000,null,4000,'paid','hasan mir');</w:t>
+      </w:r>
+    </w:p>
+    <w:p>
+      <w:pPr>
+        <w:tabs>
+          <w:tab w:val="left" w:pos="1130"/>
+        </w:tabs>
+        <w:rPr>
+          <w:sz w:val="16"/>
+          <w:szCs w:val="16"/>
+        </w:rPr>
+      </w:pPr>
+      <w:r>
+        <w:rPr>
+          <w:sz w:val="16"/>
+          <w:szCs w:val="16"/>
+        </w:rPr>
+        <w:t xml:space="preserve">create or replace procedure </w:t>
+      </w:r>
+      <w:proofErr w:type="spellStart"/>
+      <w:r>
+        <w:rPr>
+          <w:sz w:val="16"/>
+          <w:szCs w:val="16"/>
+        </w:rPr>
+        <w:t>add_sale</w:t>
+      </w:r>
+      <w:proofErr w:type="spellEnd"/>
+      <w:r>
+        <w:rPr>
+          <w:sz w:val="16"/>
+          <w:szCs w:val="16"/>
+        </w:rPr>
+        <w:t>(</w:t>
+      </w:r>
+    </w:p>
+    <w:p>
+      <w:pPr>
+        <w:tabs>
+          <w:tab w:val="left" w:pos="1130"/>
+        </w:tabs>
+        <w:rPr>
+          <w:sz w:val="16"/>
+          <w:szCs w:val="16"/>
+        </w:rPr>
+      </w:pPr>
+      <w:proofErr w:type="spellStart"/>
+      <w:r>
+        <w:rPr>
+          <w:sz w:val="16"/>
+          <w:szCs w:val="16"/>
+        </w:rPr>
+        <w:t>p_consumer_name</w:t>
+      </w:r>
+      <w:proofErr w:type="spellEnd"/>
+      <w:r>
+        <w:rPr>
+          <w:sz w:val="16"/>
+          <w:szCs w:val="16"/>
+        </w:rPr>
+        <w:t xml:space="preserve"> varchar,</w:t>
+      </w:r>
+    </w:p>
+    <w:p>
+      <w:pPr>
+        <w:tabs>
+          <w:tab w:val="left" w:pos="1130"/>
+        </w:tabs>
+        <w:rPr>
+          <w:sz w:val="16"/>
+          <w:szCs w:val="16"/>
+        </w:rPr>
+      </w:pPr>
+      <w:proofErr w:type="spellStart"/>
       <w:r>
         <w:rPr>
           <w:sz w:val="16"/>
           <w:szCs w:val="16"/>
         </w:rPr>
         <w:lastRenderedPageBreak/>
-        <w:t>p_sales_type varchar,</w:t>
-      </w:r>
-    </w:p>
-    <w:p>
-      <w:pPr>
-        <w:tabs>
-          <w:tab w:val="left" w:pos="1130"/>
-        </w:tabs>
-        <w:rPr>
-          <w:sz w:val="16"/>
-          <w:szCs w:val="16"/>
-        </w:rPr>
-      </w:pPr>
-      <w:r>
-        <w:rPr>
-          <w:sz w:val="16"/>
-          <w:szCs w:val="16"/>
-        </w:rPr>
-        <w:t>p_litres int,</w:t>
-      </w:r>
-    </w:p>
-    <w:p>
-      <w:pPr>
-        <w:tabs>
-          <w:tab w:val="left" w:pos="1130"/>
-        </w:tabs>
-        <w:rPr>
-          <w:sz w:val="16"/>
-          <w:szCs w:val="16"/>
-        </w:rPr>
-      </w:pPr>
-      <w:r>
-        <w:rPr>
-          <w:sz w:val="16"/>
-          <w:szCs w:val="16"/>
-        </w:rPr>
-        <w:t>p_bottles int,</w:t>
-      </w:r>
-    </w:p>
-    <w:p>
-      <w:pPr>
-        <w:tabs>
-          <w:tab w:val="left" w:pos="1130"/>
-        </w:tabs>
-        <w:rPr>
-          <w:sz w:val="16"/>
-          <w:szCs w:val="16"/>
-        </w:rPr>
-      </w:pPr>
-      <w:r>
-        <w:rPr>
-          <w:sz w:val="16"/>
-          <w:szCs w:val="16"/>
-        </w:rPr>
-        <w:t>p_price int,</w:t>
-      </w:r>
-    </w:p>
-    <w:p>
-      <w:pPr>
-        <w:tabs>
-          <w:tab w:val="left" w:pos="1130"/>
-        </w:tabs>
-        <w:rPr>
-          <w:sz w:val="16"/>
-          <w:szCs w:val="16"/>
-        </w:rPr>
-      </w:pPr>
-      <w:r>
-        <w:rPr>
-          <w:sz w:val="16"/>
-          <w:szCs w:val="16"/>
-        </w:rPr>
-        <w:t xml:space="preserve">p_status varchar </w:t>
+        <w:t>p_cust_id</w:t>
+      </w:r>
+      <w:proofErr w:type="spellEnd"/>
+      <w:r>
+        <w:rPr>
+          <w:sz w:val="16"/>
+          <w:szCs w:val="16"/>
+        </w:rPr>
+        <w:t xml:space="preserve"> int,</w:t>
+      </w:r>
+    </w:p>
+    <w:p>
+      <w:pPr>
+        <w:tabs>
+          <w:tab w:val="left" w:pos="1130"/>
+        </w:tabs>
+        <w:rPr>
+          <w:sz w:val="16"/>
+          <w:szCs w:val="16"/>
+        </w:rPr>
+      </w:pPr>
+      <w:proofErr w:type="spellStart"/>
+      <w:r>
+        <w:rPr>
+          <w:sz w:val="16"/>
+          <w:szCs w:val="16"/>
+        </w:rPr>
+        <w:t>p_sales_type</w:t>
+      </w:r>
+      <w:proofErr w:type="spellEnd"/>
+      <w:r>
+        <w:rPr>
+          <w:sz w:val="16"/>
+          <w:szCs w:val="16"/>
+        </w:rPr>
+        <w:t xml:space="preserve"> varchar,</w:t>
+      </w:r>
+    </w:p>
+    <w:p>
+      <w:pPr>
+        <w:tabs>
+          <w:tab w:val="left" w:pos="1130"/>
+        </w:tabs>
+        <w:rPr>
+          <w:sz w:val="16"/>
+          <w:szCs w:val="16"/>
+        </w:rPr>
+      </w:pPr>
+      <w:proofErr w:type="spellStart"/>
+      <w:r>
+        <w:rPr>
+          <w:sz w:val="16"/>
+          <w:szCs w:val="16"/>
+        </w:rPr>
+        <w:t>p_litres</w:t>
+      </w:r>
+      <w:proofErr w:type="spellEnd"/>
+      <w:r>
+        <w:rPr>
+          <w:sz w:val="16"/>
+          <w:szCs w:val="16"/>
+        </w:rPr>
+        <w:t xml:space="preserve"> int,</w:t>
+      </w:r>
+    </w:p>
+    <w:p>
+      <w:pPr>
+        <w:tabs>
+          <w:tab w:val="left" w:pos="1130"/>
+        </w:tabs>
+        <w:rPr>
+          <w:sz w:val="16"/>
+          <w:szCs w:val="16"/>
+        </w:rPr>
+      </w:pPr>
+      <w:proofErr w:type="spellStart"/>
+      <w:r>
+        <w:rPr>
+          <w:sz w:val="16"/>
+          <w:szCs w:val="16"/>
+        </w:rPr>
+        <w:t>p_bottles</w:t>
+      </w:r>
+      <w:proofErr w:type="spellEnd"/>
+      <w:r>
+        <w:rPr>
+          <w:sz w:val="16"/>
+          <w:szCs w:val="16"/>
+        </w:rPr>
+        <w:t xml:space="preserve"> int,</w:t>
+      </w:r>
+    </w:p>
+    <w:p>
+      <w:pPr>
+        <w:tabs>
+          <w:tab w:val="left" w:pos="1130"/>
+        </w:tabs>
+        <w:rPr>
+          <w:sz w:val="16"/>
+          <w:szCs w:val="16"/>
+        </w:rPr>
+      </w:pPr>
+      <w:proofErr w:type="spellStart"/>
+      <w:r>
+        <w:rPr>
+          <w:sz w:val="16"/>
+          <w:szCs w:val="16"/>
+        </w:rPr>
+        <w:t>p_price</w:t>
+      </w:r>
+      <w:proofErr w:type="spellEnd"/>
+      <w:r>
+        <w:rPr>
+          <w:sz w:val="16"/>
+          <w:szCs w:val="16"/>
+        </w:rPr>
+        <w:t xml:space="preserve"> int,</w:t>
+      </w:r>
+    </w:p>
+    <w:p>
+      <w:pPr>
+        <w:tabs>
+          <w:tab w:val="left" w:pos="1130"/>
+        </w:tabs>
+        <w:rPr>
+          <w:sz w:val="16"/>
+          <w:szCs w:val="16"/>
+        </w:rPr>
+      </w:pPr>
+      <w:proofErr w:type="spellStart"/>
+      <w:r>
+        <w:rPr>
+          <w:sz w:val="16"/>
+          <w:szCs w:val="16"/>
+        </w:rPr>
+        <w:t>p_status</w:t>
+      </w:r>
+      <w:proofErr w:type="spellEnd"/>
+      <w:r>
+        <w:rPr>
+          <w:sz w:val="16"/>
+          <w:szCs w:val="16"/>
+        </w:rPr>
+        <w:t xml:space="preserve"> varchar,</w:t>
+      </w:r>
+    </w:p>
+    <w:p>
+      <w:pPr>
+        <w:tabs>
+          <w:tab w:val="left" w:pos="1130"/>
+        </w:tabs>
+        <w:rPr>
+          <w:sz w:val="16"/>
+          <w:szCs w:val="16"/>
+        </w:rPr>
+      </w:pPr>
+      <w:proofErr w:type="spellStart"/>
+      <w:r>
+        <w:rPr>
+          <w:sz w:val="16"/>
+          <w:szCs w:val="16"/>
+        </w:rPr>
+        <w:t>p_modified_by</w:t>
+      </w:r>
+      <w:proofErr w:type="spellEnd"/>
+      <w:r>
+        <w:rPr>
+          <w:sz w:val="16"/>
+          <w:szCs w:val="16"/>
+        </w:rPr>
+        <w:t xml:space="preserve"> varchar</w:t>
       </w:r>
     </w:p>
     <w:p>
@@ -5887,8 +8913,17 @@
           <w:sz w:val="16"/>
           <w:szCs w:val="16"/>
         </w:rPr>
-        <w:t>language plpgsql</w:t>
-      </w:r>
+        <w:t xml:space="preserve">language </w:t>
+      </w:r>
+      <w:proofErr w:type="spellStart"/>
+      <w:r>
+        <w:rPr>
+          <w:sz w:val="16"/>
+          <w:szCs w:val="16"/>
+        </w:rPr>
+        <w:t>plpgsql</w:t>
+      </w:r>
+      <w:proofErr w:type="spellEnd"/>
     </w:p>
     <w:p>
       <w:pPr>
@@ -5947,30 +8982,64 @@
           <w:szCs w:val="16"/>
         </w:rPr>
       </w:pPr>
-      <w:r>
-        <w:rPr>
-          <w:sz w:val="16"/>
-          <w:szCs w:val="16"/>
-        </w:rPr>
-        <w:t>v_rows_affected integer;</w:t>
-      </w:r>
-    </w:p>
-    <w:p>
-      <w:pPr>
-        <w:tabs>
-          <w:tab w:val="left" w:pos="1130"/>
-        </w:tabs>
-        <w:rPr>
-          <w:sz w:val="16"/>
-          <w:szCs w:val="16"/>
-        </w:rPr>
-      </w:pPr>
-      <w:r>
-        <w:rPr>
-          <w:sz w:val="16"/>
-          <w:szCs w:val="16"/>
-        </w:rPr>
-        <w:t>v_status boolean;</w:t>
+      <w:proofErr w:type="spellStart"/>
+      <w:r>
+        <w:rPr>
+          <w:sz w:val="16"/>
+          <w:szCs w:val="16"/>
+        </w:rPr>
+        <w:t>v_rows_affected</w:t>
+      </w:r>
+      <w:proofErr w:type="spellEnd"/>
+      <w:r>
+        <w:rPr>
+          <w:sz w:val="16"/>
+          <w:szCs w:val="16"/>
+        </w:rPr>
+        <w:t xml:space="preserve"> integer;</w:t>
+      </w:r>
+    </w:p>
+    <w:p>
+      <w:pPr>
+        <w:tabs>
+          <w:tab w:val="left" w:pos="1130"/>
+        </w:tabs>
+        <w:rPr>
+          <w:sz w:val="16"/>
+          <w:szCs w:val="16"/>
+        </w:rPr>
+      </w:pPr>
+      <w:proofErr w:type="spellStart"/>
+      <w:r>
+        <w:rPr>
+          <w:sz w:val="16"/>
+          <w:szCs w:val="16"/>
+        </w:rPr>
+        <w:t>v_status</w:t>
+      </w:r>
+      <w:proofErr w:type="spellEnd"/>
+      <w:r>
+        <w:rPr>
+          <w:sz w:val="16"/>
+          <w:szCs w:val="16"/>
+        </w:rPr>
+        <w:t xml:space="preserve"> </w:t>
+      </w:r>
+      <w:proofErr w:type="spellStart"/>
+      <w:r>
+        <w:rPr>
+          <w:sz w:val="16"/>
+          <w:szCs w:val="16"/>
+        </w:rPr>
+        <w:t>boolean</w:t>
+      </w:r>
+      <w:proofErr w:type="spellEnd"/>
+      <w:r>
+        <w:rPr>
+          <w:sz w:val="16"/>
+          <w:szCs w:val="16"/>
+        </w:rPr>
+        <w:t>;</w:t>
       </w:r>
     </w:p>
     <w:p>
@@ -6041,12 +9110,37 @@
           <w:szCs w:val="16"/>
         </w:rPr>
       </w:pPr>
-      <w:r>
-        <w:rPr>
-          <w:sz w:val="16"/>
-          <w:szCs w:val="16"/>
-        </w:rPr>
-        <w:t>p_consumer_name:= trim(lower(coalesce(p_consumer_name,'')));</w:t>
+      <w:proofErr w:type="spellStart"/>
+      <w:r>
+        <w:rPr>
+          <w:sz w:val="16"/>
+          <w:szCs w:val="16"/>
+        </w:rPr>
+        <w:t>p_consumer_name</w:t>
+      </w:r>
+      <w:proofErr w:type="spellEnd"/>
+      <w:r>
+        <w:rPr>
+          <w:sz w:val="16"/>
+          <w:szCs w:val="16"/>
+        </w:rPr>
+        <w:t>:= trim(lower(coalesce(</w:t>
+      </w:r>
+      <w:proofErr w:type="spellStart"/>
+      <w:r>
+        <w:rPr>
+          <w:sz w:val="16"/>
+          <w:szCs w:val="16"/>
+        </w:rPr>
+        <w:t>p_consumer_name</w:t>
+      </w:r>
+      <w:proofErr w:type="spellEnd"/>
+      <w:r>
+        <w:rPr>
+          <w:sz w:val="16"/>
+          <w:szCs w:val="16"/>
+        </w:rPr>
+        <w:t>,'')));</w:t>
       </w:r>
     </w:p>
     <w:p>
@@ -6065,7 +9159,23 @@
           <w:szCs w:val="16"/>
         </w:rPr>
         <w:tab/>
-        <w:t>if p_sales_type is not null then</w:t>
+        <w:t xml:space="preserve">if </w:t>
+      </w:r>
+      <w:proofErr w:type="spellStart"/>
+      <w:r>
+        <w:rPr>
+          <w:sz w:val="16"/>
+          <w:szCs w:val="16"/>
+        </w:rPr>
+        <w:t>p_sales_type</w:t>
+      </w:r>
+      <w:proofErr w:type="spellEnd"/>
+      <w:r>
+        <w:rPr>
+          <w:sz w:val="16"/>
+          <w:szCs w:val="16"/>
+        </w:rPr>
+        <w:t xml:space="preserve"> is not null then</w:t>
       </w:r>
     </w:p>
     <w:p>
@@ -6091,7 +9201,38 @@
           <w:szCs w:val="16"/>
         </w:rPr>
         <w:tab/>
-        <w:t>p_sales_type := trim(lower(p_sales_type));</w:t>
+      </w:r>
+      <w:proofErr w:type="spellStart"/>
+      <w:r>
+        <w:rPr>
+          <w:sz w:val="16"/>
+          <w:szCs w:val="16"/>
+        </w:rPr>
+        <w:t>p_sales_type</w:t>
+      </w:r>
+      <w:proofErr w:type="spellEnd"/>
+      <w:r>
+        <w:rPr>
+          <w:sz w:val="16"/>
+          <w:szCs w:val="16"/>
+        </w:rPr>
+        <w:t xml:space="preserve"> := trim(lower(</w:t>
+      </w:r>
+      <w:proofErr w:type="spellStart"/>
+      <w:r>
+        <w:rPr>
+          <w:sz w:val="16"/>
+          <w:szCs w:val="16"/>
+        </w:rPr>
+        <w:t>p_sales_type</w:t>
+      </w:r>
+      <w:proofErr w:type="spellEnd"/>
+      <w:r>
+        <w:rPr>
+          <w:sz w:val="16"/>
+          <w:szCs w:val="16"/>
+        </w:rPr>
+        <w:t>));</w:t>
       </w:r>
     </w:p>
     <w:p>
@@ -6140,7 +9281,23 @@
           <w:szCs w:val="16"/>
         </w:rPr>
         <w:tab/>
-        <w:t>if p_status is not null then</w:t>
+        <w:t xml:space="preserve">if </w:t>
+      </w:r>
+      <w:proofErr w:type="spellStart"/>
+      <w:r>
+        <w:rPr>
+          <w:sz w:val="16"/>
+          <w:szCs w:val="16"/>
+        </w:rPr>
+        <w:t>p_status</w:t>
+      </w:r>
+      <w:proofErr w:type="spellEnd"/>
+      <w:r>
+        <w:rPr>
+          <w:sz w:val="16"/>
+          <w:szCs w:val="16"/>
+        </w:rPr>
+        <w:t xml:space="preserve"> is not null then</w:t>
       </w:r>
     </w:p>
     <w:p>
@@ -6166,7 +9323,38 @@
           <w:szCs w:val="16"/>
         </w:rPr>
         <w:tab/>
-        <w:t>p_status := trim(lower(p_status));</w:t>
+      </w:r>
+      <w:proofErr w:type="spellStart"/>
+      <w:r>
+        <w:rPr>
+          <w:sz w:val="16"/>
+          <w:szCs w:val="16"/>
+        </w:rPr>
+        <w:t>p_status</w:t>
+      </w:r>
+      <w:proofErr w:type="spellEnd"/>
+      <w:r>
+        <w:rPr>
+          <w:sz w:val="16"/>
+          <w:szCs w:val="16"/>
+        </w:rPr>
+        <w:t xml:space="preserve"> := trim(lower(</w:t>
+      </w:r>
+      <w:proofErr w:type="spellStart"/>
+      <w:r>
+        <w:rPr>
+          <w:sz w:val="16"/>
+          <w:szCs w:val="16"/>
+        </w:rPr>
+        <w:t>p_status</w:t>
+      </w:r>
+      <w:proofErr w:type="spellEnd"/>
+      <w:r>
+        <w:rPr>
+          <w:sz w:val="16"/>
+          <w:szCs w:val="16"/>
+        </w:rPr>
+        <w:t>));</w:t>
       </w:r>
     </w:p>
     <w:p>
@@ -6209,6 +9397,49 @@
           <w:szCs w:val="16"/>
         </w:rPr>
       </w:pPr>
+      <w:proofErr w:type="spellStart"/>
+      <w:r>
+        <w:rPr>
+          <w:sz w:val="16"/>
+          <w:szCs w:val="16"/>
+        </w:rPr>
+        <w:t>p_modified_by</w:t>
+      </w:r>
+      <w:proofErr w:type="spellEnd"/>
+      <w:r>
+        <w:rPr>
+          <w:sz w:val="16"/>
+          <w:szCs w:val="16"/>
+        </w:rPr>
+        <w:t>:= trim(lower(coalesce(</w:t>
+      </w:r>
+      <w:proofErr w:type="spellStart"/>
+      <w:r>
+        <w:rPr>
+          <w:sz w:val="16"/>
+          <w:szCs w:val="16"/>
+        </w:rPr>
+        <w:t>p_modified_by</w:t>
+      </w:r>
+      <w:proofErr w:type="spellEnd"/>
+      <w:r>
+        <w:rPr>
+          <w:sz w:val="16"/>
+          <w:szCs w:val="16"/>
+        </w:rPr>
+        <w:t>,'')));</w:t>
+      </w:r>
+    </w:p>
+    <w:p>
+      <w:pPr>
+        <w:tabs>
+          <w:tab w:val="left" w:pos="1130"/>
+        </w:tabs>
+        <w:rPr>
+          <w:sz w:val="16"/>
+          <w:szCs w:val="16"/>
+        </w:rPr>
+      </w:pPr>
       <w:r>
         <w:rPr>
           <w:sz w:val="16"/>
@@ -6250,7 +9481,23 @@
           <w:sz w:val="16"/>
           <w:szCs w:val="16"/>
         </w:rPr>
-        <w:t>if p_cust_id &lt; 0 then</w:t>
+        <w:t xml:space="preserve">if </w:t>
+      </w:r>
+      <w:proofErr w:type="spellStart"/>
+      <w:r>
+        <w:rPr>
+          <w:sz w:val="16"/>
+          <w:szCs w:val="16"/>
+        </w:rPr>
+        <w:t>p_cust_id</w:t>
+      </w:r>
+      <w:proofErr w:type="spellEnd"/>
+      <w:r>
+        <w:rPr>
+          <w:sz w:val="16"/>
+          <w:szCs w:val="16"/>
+        </w:rPr>
+        <w:t xml:space="preserve"> &lt; 0 then</w:t>
       </w:r>
     </w:p>
     <w:p>
@@ -6310,12 +9557,346 @@
           <w:szCs w:val="16"/>
         </w:rPr>
       </w:pPr>
-      <w:r>
-        <w:rPr>
-          <w:sz w:val="16"/>
-          <w:szCs w:val="16"/>
-        </w:rPr>
-        <w:t>if p_cust_id is not null and p_sales_type &lt;&gt; 'account' then</w:t>
+    </w:p>
+    <w:p>
+      <w:pPr>
+        <w:tabs>
+          <w:tab w:val="left" w:pos="1130"/>
+        </w:tabs>
+        <w:rPr>
+          <w:sz w:val="16"/>
+          <w:szCs w:val="16"/>
+        </w:rPr>
+      </w:pPr>
+      <w:r>
+        <w:rPr>
+          <w:sz w:val="16"/>
+          <w:szCs w:val="16"/>
+        </w:rPr>
+        <w:t xml:space="preserve">if </w:t>
+      </w:r>
+      <w:proofErr w:type="spellStart"/>
+      <w:r>
+        <w:rPr>
+          <w:sz w:val="16"/>
+          <w:szCs w:val="16"/>
+        </w:rPr>
+        <w:t>p_sales_type</w:t>
+      </w:r>
+      <w:proofErr w:type="spellEnd"/>
+      <w:r>
+        <w:rPr>
+          <w:sz w:val="16"/>
+          <w:szCs w:val="16"/>
+        </w:rPr>
+        <w:t xml:space="preserve"> not in ('</w:t>
+      </w:r>
+      <w:proofErr w:type="spellStart"/>
+      <w:r>
+        <w:rPr>
+          <w:sz w:val="16"/>
+          <w:szCs w:val="16"/>
+        </w:rPr>
+        <w:t>cod','account','vendor</w:t>
+      </w:r>
+      <w:proofErr w:type="spellEnd"/>
+      <w:r>
+        <w:rPr>
+          <w:sz w:val="16"/>
+          <w:szCs w:val="16"/>
+        </w:rPr>
+        <w:t>') then</w:t>
+      </w:r>
+    </w:p>
+    <w:p>
+      <w:pPr>
+        <w:tabs>
+          <w:tab w:val="left" w:pos="1130"/>
+        </w:tabs>
+        <w:rPr>
+          <w:sz w:val="16"/>
+          <w:szCs w:val="16"/>
+        </w:rPr>
+      </w:pPr>
+      <w:r>
+        <w:rPr>
+          <w:sz w:val="16"/>
+          <w:szCs w:val="16"/>
+        </w:rPr>
+        <w:t>raise exception 'sales type is not correct';</w:t>
+      </w:r>
+    </w:p>
+    <w:p>
+      <w:pPr>
+        <w:tabs>
+          <w:tab w:val="left" w:pos="1130"/>
+        </w:tabs>
+        <w:rPr>
+          <w:sz w:val="16"/>
+          <w:szCs w:val="16"/>
+        </w:rPr>
+      </w:pPr>
+      <w:r>
+        <w:rPr>
+          <w:sz w:val="16"/>
+          <w:szCs w:val="16"/>
+        </w:rPr>
+        <w:t>end if;</w:t>
+      </w:r>
+    </w:p>
+    <w:p>
+      <w:pPr>
+        <w:tabs>
+          <w:tab w:val="left" w:pos="1130"/>
+        </w:tabs>
+        <w:rPr>
+          <w:sz w:val="16"/>
+          <w:szCs w:val="16"/>
+        </w:rPr>
+      </w:pPr>
+    </w:p>
+    <w:p>
+      <w:pPr>
+        <w:tabs>
+          <w:tab w:val="left" w:pos="1130"/>
+        </w:tabs>
+        <w:rPr>
+          <w:sz w:val="16"/>
+          <w:szCs w:val="16"/>
+        </w:rPr>
+      </w:pPr>
+      <w:r>
+        <w:rPr>
+          <w:sz w:val="16"/>
+          <w:szCs w:val="16"/>
+        </w:rPr>
+        <w:t xml:space="preserve">if </w:t>
+      </w:r>
+      <w:proofErr w:type="spellStart"/>
+      <w:r>
+        <w:rPr>
+          <w:sz w:val="16"/>
+          <w:szCs w:val="16"/>
+        </w:rPr>
+        <w:t>p_status</w:t>
+      </w:r>
+      <w:proofErr w:type="spellEnd"/>
+      <w:r>
+        <w:rPr>
+          <w:sz w:val="16"/>
+          <w:szCs w:val="16"/>
+        </w:rPr>
+        <w:t xml:space="preserve"> not in ('</w:t>
+      </w:r>
+      <w:proofErr w:type="spellStart"/>
+      <w:r>
+        <w:rPr>
+          <w:sz w:val="16"/>
+          <w:szCs w:val="16"/>
+        </w:rPr>
+        <w:t>paid','pending','deleted</w:t>
+      </w:r>
+      <w:proofErr w:type="spellEnd"/>
+      <w:r>
+        <w:rPr>
+          <w:sz w:val="16"/>
+          <w:szCs w:val="16"/>
+        </w:rPr>
+        <w:t>','') then</w:t>
+      </w:r>
+    </w:p>
+    <w:p>
+      <w:pPr>
+        <w:tabs>
+          <w:tab w:val="left" w:pos="1130"/>
+        </w:tabs>
+        <w:rPr>
+          <w:sz w:val="16"/>
+          <w:szCs w:val="16"/>
+        </w:rPr>
+      </w:pPr>
+      <w:r>
+        <w:rPr>
+          <w:sz w:val="16"/>
+          <w:szCs w:val="16"/>
+        </w:rPr>
+        <w:t>raise exception 'sales status is not correct';</w:t>
+      </w:r>
+    </w:p>
+    <w:p>
+      <w:pPr>
+        <w:tabs>
+          <w:tab w:val="left" w:pos="1130"/>
+        </w:tabs>
+        <w:rPr>
+          <w:sz w:val="16"/>
+          <w:szCs w:val="16"/>
+        </w:rPr>
+      </w:pPr>
+      <w:r>
+        <w:rPr>
+          <w:sz w:val="16"/>
+          <w:szCs w:val="16"/>
+        </w:rPr>
+        <w:t>end if;</w:t>
+      </w:r>
+    </w:p>
+    <w:p>
+      <w:pPr>
+        <w:tabs>
+          <w:tab w:val="left" w:pos="1130"/>
+        </w:tabs>
+        <w:rPr>
+          <w:sz w:val="16"/>
+          <w:szCs w:val="16"/>
+        </w:rPr>
+      </w:pPr>
+    </w:p>
+    <w:p>
+      <w:pPr>
+        <w:tabs>
+          <w:tab w:val="left" w:pos="1130"/>
+        </w:tabs>
+        <w:rPr>
+          <w:sz w:val="16"/>
+          <w:szCs w:val="16"/>
+        </w:rPr>
+      </w:pPr>
+      <w:r>
+        <w:rPr>
+          <w:sz w:val="16"/>
+          <w:szCs w:val="16"/>
+        </w:rPr>
+        <w:t xml:space="preserve">if </w:t>
+      </w:r>
+      <w:proofErr w:type="spellStart"/>
+      <w:r>
+        <w:rPr>
+          <w:sz w:val="16"/>
+          <w:szCs w:val="16"/>
+        </w:rPr>
+        <w:t>p_cust_id</w:t>
+      </w:r>
+      <w:proofErr w:type="spellEnd"/>
+      <w:r>
+        <w:rPr>
+          <w:sz w:val="16"/>
+          <w:szCs w:val="16"/>
+        </w:rPr>
+        <w:t xml:space="preserve"> is null and </w:t>
+      </w:r>
+      <w:proofErr w:type="spellStart"/>
+      <w:r>
+        <w:rPr>
+          <w:sz w:val="16"/>
+          <w:szCs w:val="16"/>
+        </w:rPr>
+        <w:t>p_sales_type</w:t>
+      </w:r>
+      <w:proofErr w:type="spellEnd"/>
+      <w:r>
+        <w:rPr>
+          <w:sz w:val="16"/>
+          <w:szCs w:val="16"/>
+        </w:rPr>
+        <w:t xml:space="preserve">  = 'account' then</w:t>
+      </w:r>
+    </w:p>
+    <w:p>
+      <w:pPr>
+        <w:tabs>
+          <w:tab w:val="left" w:pos="1130"/>
+        </w:tabs>
+        <w:rPr>
+          <w:sz w:val="16"/>
+          <w:szCs w:val="16"/>
+        </w:rPr>
+      </w:pPr>
+      <w:r>
+        <w:rPr>
+          <w:sz w:val="16"/>
+          <w:szCs w:val="16"/>
+        </w:rPr>
+        <w:t>raise exception 'id is not correct for account type customer';</w:t>
+      </w:r>
+    </w:p>
+    <w:p>
+      <w:pPr>
+        <w:tabs>
+          <w:tab w:val="left" w:pos="1130"/>
+        </w:tabs>
+        <w:rPr>
+          <w:sz w:val="16"/>
+          <w:szCs w:val="16"/>
+        </w:rPr>
+      </w:pPr>
+      <w:r>
+        <w:rPr>
+          <w:sz w:val="16"/>
+          <w:szCs w:val="16"/>
+        </w:rPr>
+        <w:t>end if;</w:t>
+      </w:r>
+    </w:p>
+    <w:p>
+      <w:pPr>
+        <w:tabs>
+          <w:tab w:val="left" w:pos="1130"/>
+        </w:tabs>
+        <w:rPr>
+          <w:sz w:val="16"/>
+          <w:szCs w:val="16"/>
+        </w:rPr>
+      </w:pPr>
+    </w:p>
+    <w:p>
+      <w:pPr>
+        <w:tabs>
+          <w:tab w:val="left" w:pos="1130"/>
+        </w:tabs>
+        <w:rPr>
+          <w:sz w:val="16"/>
+          <w:szCs w:val="16"/>
+        </w:rPr>
+      </w:pPr>
+      <w:r>
+        <w:rPr>
+          <w:sz w:val="16"/>
+          <w:szCs w:val="16"/>
+        </w:rPr>
+        <w:t xml:space="preserve">if </w:t>
+      </w:r>
+      <w:proofErr w:type="spellStart"/>
+      <w:r>
+        <w:rPr>
+          <w:sz w:val="16"/>
+          <w:szCs w:val="16"/>
+        </w:rPr>
+        <w:t>p_cust_id</w:t>
+      </w:r>
+      <w:proofErr w:type="spellEnd"/>
+      <w:r>
+        <w:rPr>
+          <w:sz w:val="16"/>
+          <w:szCs w:val="16"/>
+        </w:rPr>
+        <w:t xml:space="preserve"> is not null and </w:t>
+      </w:r>
+      <w:proofErr w:type="spellStart"/>
+      <w:r>
+        <w:rPr>
+          <w:sz w:val="16"/>
+          <w:szCs w:val="16"/>
+        </w:rPr>
+        <w:t>p_sales_type</w:t>
+      </w:r>
+      <w:proofErr w:type="spellEnd"/>
+      <w:r>
+        <w:rPr>
+          <w:sz w:val="16"/>
+          <w:szCs w:val="16"/>
+        </w:rPr>
+        <w:t xml:space="preserve"> &lt;&gt; 'account' then</w:t>
       </w:r>
     </w:p>
     <w:p>
@@ -6375,30 +9956,100 @@
           <w:szCs w:val="16"/>
         </w:rPr>
       </w:pPr>
-      <w:r>
-        <w:rPr>
-          <w:sz w:val="16"/>
-          <w:szCs w:val="16"/>
-        </w:rPr>
-        <w:t>if p_sales_type not in ('cod','account','vendor') then</w:t>
-      </w:r>
-    </w:p>
-    <w:p>
-      <w:pPr>
-        <w:tabs>
-          <w:tab w:val="left" w:pos="1130"/>
-        </w:tabs>
-        <w:rPr>
-          <w:sz w:val="16"/>
-          <w:szCs w:val="16"/>
-        </w:rPr>
-      </w:pPr>
-      <w:r>
-        <w:rPr>
-          <w:sz w:val="16"/>
-          <w:szCs w:val="16"/>
-        </w:rPr>
-        <w:t>raise exception 'sales type is not correct';</w:t>
+    </w:p>
+    <w:p>
+      <w:pPr>
+        <w:tabs>
+          <w:tab w:val="left" w:pos="1130"/>
+        </w:tabs>
+        <w:rPr>
+          <w:sz w:val="16"/>
+          <w:szCs w:val="16"/>
+        </w:rPr>
+      </w:pPr>
+    </w:p>
+    <w:p>
+      <w:pPr>
+        <w:tabs>
+          <w:tab w:val="left" w:pos="1130"/>
+        </w:tabs>
+        <w:rPr>
+          <w:sz w:val="16"/>
+          <w:szCs w:val="16"/>
+        </w:rPr>
+      </w:pPr>
+      <w:r>
+        <w:rPr>
+          <w:sz w:val="16"/>
+          <w:szCs w:val="16"/>
+        </w:rPr>
+        <w:t xml:space="preserve">if </w:t>
+      </w:r>
+      <w:proofErr w:type="spellStart"/>
+      <w:r>
+        <w:rPr>
+          <w:sz w:val="16"/>
+          <w:szCs w:val="16"/>
+        </w:rPr>
+        <w:t>p_litres</w:t>
+      </w:r>
+      <w:proofErr w:type="spellEnd"/>
+      <w:r>
+        <w:rPr>
+          <w:sz w:val="16"/>
+          <w:szCs w:val="16"/>
+        </w:rPr>
+        <w:t xml:space="preserve"> is not null and </w:t>
+      </w:r>
+      <w:proofErr w:type="spellStart"/>
+      <w:r>
+        <w:rPr>
+          <w:sz w:val="16"/>
+          <w:szCs w:val="16"/>
+        </w:rPr>
+        <w:t>p_litres</w:t>
+      </w:r>
+      <w:proofErr w:type="spellEnd"/>
+      <w:r>
+        <w:rPr>
+          <w:sz w:val="16"/>
+          <w:szCs w:val="16"/>
+        </w:rPr>
+        <w:t xml:space="preserve"> &lt; 0 then</w:t>
+      </w:r>
+    </w:p>
+    <w:p>
+      <w:pPr>
+        <w:tabs>
+          <w:tab w:val="left" w:pos="1130"/>
+        </w:tabs>
+        <w:rPr>
+          <w:sz w:val="16"/>
+          <w:szCs w:val="16"/>
+        </w:rPr>
+      </w:pPr>
+      <w:r>
+        <w:rPr>
+          <w:sz w:val="16"/>
+          <w:szCs w:val="16"/>
+        </w:rPr>
+        <w:t>raise exception '</w:t>
+      </w:r>
+      <w:proofErr w:type="spellStart"/>
+      <w:r>
+        <w:rPr>
+          <w:sz w:val="16"/>
+          <w:szCs w:val="16"/>
+        </w:rPr>
+        <w:t>litres</w:t>
+      </w:r>
+      <w:proofErr w:type="spellEnd"/>
+      <w:r>
+        <w:rPr>
+          <w:sz w:val="16"/>
+          <w:szCs w:val="16"/>
+        </w:rPr>
+        <w:t xml:space="preserve"> cannot be negative';</w:t>
       </w:r>
     </w:p>
     <w:p>
@@ -6445,25 +10096,57 @@
           <w:sz w:val="16"/>
           <w:szCs w:val="16"/>
         </w:rPr>
-        <w:t>if p_status not in ('paid','pending','deleted','') then</w:t>
-      </w:r>
-    </w:p>
-    <w:p>
-      <w:pPr>
-        <w:tabs>
-          <w:tab w:val="left" w:pos="1130"/>
-        </w:tabs>
-        <w:rPr>
-          <w:sz w:val="16"/>
-          <w:szCs w:val="16"/>
-        </w:rPr>
-      </w:pPr>
-      <w:r>
-        <w:rPr>
-          <w:sz w:val="16"/>
-          <w:szCs w:val="16"/>
-        </w:rPr>
-        <w:t>raise exception 'sales status is not correct';</w:t>
+        <w:t xml:space="preserve">if </w:t>
+      </w:r>
+      <w:proofErr w:type="spellStart"/>
+      <w:r>
+        <w:rPr>
+          <w:sz w:val="16"/>
+          <w:szCs w:val="16"/>
+        </w:rPr>
+        <w:t>p_price</w:t>
+      </w:r>
+      <w:proofErr w:type="spellEnd"/>
+      <w:r>
+        <w:rPr>
+          <w:sz w:val="16"/>
+          <w:szCs w:val="16"/>
+        </w:rPr>
+        <w:t xml:space="preserve"> is not null and </w:t>
+      </w:r>
+      <w:proofErr w:type="spellStart"/>
+      <w:r>
+        <w:rPr>
+          <w:sz w:val="16"/>
+          <w:szCs w:val="16"/>
+        </w:rPr>
+        <w:t>p_price</w:t>
+      </w:r>
+      <w:proofErr w:type="spellEnd"/>
+      <w:r>
+        <w:rPr>
+          <w:sz w:val="16"/>
+          <w:szCs w:val="16"/>
+        </w:rPr>
+        <w:t xml:space="preserve"> &lt; 0 then</w:t>
+      </w:r>
+    </w:p>
+    <w:p>
+      <w:pPr>
+        <w:tabs>
+          <w:tab w:val="left" w:pos="1130"/>
+        </w:tabs>
+        <w:rPr>
+          <w:sz w:val="16"/>
+          <w:szCs w:val="16"/>
+        </w:rPr>
+      </w:pPr>
+      <w:r>
+        <w:rPr>
+          <w:sz w:val="16"/>
+          <w:szCs w:val="16"/>
+        </w:rPr>
+        <w:t>raise exception 'price cannot be negative';</w:t>
       </w:r>
     </w:p>
     <w:p>
@@ -6505,52 +10188,62 @@
           <w:szCs w:val="16"/>
         </w:rPr>
       </w:pPr>
-    </w:p>
-    <w:p>
-      <w:pPr>
-        <w:tabs>
-          <w:tab w:val="left" w:pos="1130"/>
-        </w:tabs>
-        <w:rPr>
-          <w:sz w:val="16"/>
-          <w:szCs w:val="16"/>
-        </w:rPr>
-      </w:pPr>
-    </w:p>
-    <w:p>
-      <w:pPr>
-        <w:tabs>
-          <w:tab w:val="left" w:pos="1130"/>
-        </w:tabs>
-        <w:rPr>
-          <w:sz w:val="16"/>
-          <w:szCs w:val="16"/>
-        </w:rPr>
-      </w:pPr>
-      <w:r>
-        <w:rPr>
-          <w:sz w:val="16"/>
-          <w:szCs w:val="16"/>
-        </w:rPr>
-        <w:t>if p_litres is not null and p_litres &lt; 0 then</w:t>
-      </w:r>
-    </w:p>
-    <w:p>
-      <w:pPr>
-        <w:tabs>
-          <w:tab w:val="left" w:pos="1130"/>
-        </w:tabs>
-        <w:rPr>
-          <w:sz w:val="16"/>
-          <w:szCs w:val="16"/>
-        </w:rPr>
-      </w:pPr>
-      <w:r>
-        <w:rPr>
-          <w:sz w:val="16"/>
-          <w:szCs w:val="16"/>
-        </w:rPr>
-        <w:t>raise exception 'litres cannot be negative';</w:t>
+      <w:r>
+        <w:rPr>
+          <w:sz w:val="16"/>
+          <w:szCs w:val="16"/>
+        </w:rPr>
+        <w:t xml:space="preserve">if </w:t>
+      </w:r>
+      <w:proofErr w:type="spellStart"/>
+      <w:r>
+        <w:rPr>
+          <w:sz w:val="16"/>
+          <w:szCs w:val="16"/>
+        </w:rPr>
+        <w:t>p_bottles</w:t>
+      </w:r>
+      <w:proofErr w:type="spellEnd"/>
+      <w:r>
+        <w:rPr>
+          <w:sz w:val="16"/>
+          <w:szCs w:val="16"/>
+        </w:rPr>
+        <w:t xml:space="preserve"> is not null and </w:t>
+      </w:r>
+      <w:proofErr w:type="spellStart"/>
+      <w:r>
+        <w:rPr>
+          <w:sz w:val="16"/>
+          <w:szCs w:val="16"/>
+        </w:rPr>
+        <w:t>p_bottles</w:t>
+      </w:r>
+      <w:proofErr w:type="spellEnd"/>
+      <w:r>
+        <w:rPr>
+          <w:sz w:val="16"/>
+          <w:szCs w:val="16"/>
+        </w:rPr>
+        <w:t xml:space="preserve"> &lt; 0 then</w:t>
+      </w:r>
+    </w:p>
+    <w:p>
+      <w:pPr>
+        <w:tabs>
+          <w:tab w:val="left" w:pos="1130"/>
+        </w:tabs>
+        <w:rPr>
+          <w:sz w:val="16"/>
+          <w:szCs w:val="16"/>
+        </w:rPr>
+      </w:pPr>
+      <w:r>
+        <w:rPr>
+          <w:sz w:val="16"/>
+          <w:szCs w:val="16"/>
+        </w:rPr>
+        <w:t>raise exception 'bottles cannot be negative';</w:t>
       </w:r>
     </w:p>
     <w:p>
@@ -6592,30 +10285,124 @@
           <w:szCs w:val="16"/>
         </w:rPr>
       </w:pPr>
-      <w:r>
-        <w:rPr>
-          <w:sz w:val="16"/>
-          <w:szCs w:val="16"/>
-        </w:rPr>
-        <w:t>if p_price is not null and p_price &lt; 0 then</w:t>
-      </w:r>
-    </w:p>
-    <w:p>
-      <w:pPr>
-        <w:tabs>
-          <w:tab w:val="left" w:pos="1130"/>
-        </w:tabs>
-        <w:rPr>
-          <w:sz w:val="16"/>
-          <w:szCs w:val="16"/>
-        </w:rPr>
-      </w:pPr>
-      <w:r>
-        <w:rPr>
-          <w:sz w:val="16"/>
-          <w:szCs w:val="16"/>
-        </w:rPr>
-        <w:t>raise exception 'price cannot be negative';</w:t>
+    </w:p>
+    <w:p>
+      <w:pPr>
+        <w:tabs>
+          <w:tab w:val="left" w:pos="1130"/>
+        </w:tabs>
+        <w:rPr>
+          <w:sz w:val="16"/>
+          <w:szCs w:val="16"/>
+        </w:rPr>
+      </w:pPr>
+    </w:p>
+    <w:p>
+      <w:pPr>
+        <w:tabs>
+          <w:tab w:val="left" w:pos="1130"/>
+        </w:tabs>
+        <w:rPr>
+          <w:sz w:val="16"/>
+          <w:szCs w:val="16"/>
+        </w:rPr>
+      </w:pPr>
+      <w:r>
+        <w:rPr>
+          <w:sz w:val="16"/>
+          <w:szCs w:val="16"/>
+        </w:rPr>
+        <w:t>--defaulting</w:t>
+      </w:r>
+    </w:p>
+    <w:p>
+      <w:pPr>
+        <w:tabs>
+          <w:tab w:val="left" w:pos="1130"/>
+        </w:tabs>
+        <w:rPr>
+          <w:sz w:val="16"/>
+          <w:szCs w:val="16"/>
+        </w:rPr>
+      </w:pPr>
+    </w:p>
+    <w:p>
+      <w:pPr>
+        <w:tabs>
+          <w:tab w:val="left" w:pos="1130"/>
+        </w:tabs>
+        <w:rPr>
+          <w:sz w:val="16"/>
+          <w:szCs w:val="16"/>
+        </w:rPr>
+      </w:pPr>
+    </w:p>
+    <w:p>
+      <w:pPr>
+        <w:tabs>
+          <w:tab w:val="left" w:pos="1130"/>
+        </w:tabs>
+        <w:rPr>
+          <w:sz w:val="16"/>
+          <w:szCs w:val="16"/>
+        </w:rPr>
+      </w:pPr>
+      <w:r>
+        <w:rPr>
+          <w:sz w:val="16"/>
+          <w:szCs w:val="16"/>
+        </w:rPr>
+        <w:t xml:space="preserve">if </w:t>
+      </w:r>
+      <w:proofErr w:type="spellStart"/>
+      <w:r>
+        <w:rPr>
+          <w:sz w:val="16"/>
+          <w:szCs w:val="16"/>
+        </w:rPr>
+        <w:t>p_consumer_name</w:t>
+      </w:r>
+      <w:proofErr w:type="spellEnd"/>
+      <w:r>
+        <w:rPr>
+          <w:sz w:val="16"/>
+          <w:szCs w:val="16"/>
+        </w:rPr>
+        <w:t xml:space="preserve"> = '' then</w:t>
+      </w:r>
+    </w:p>
+    <w:p>
+      <w:pPr>
+        <w:tabs>
+          <w:tab w:val="left" w:pos="1130"/>
+        </w:tabs>
+        <w:rPr>
+          <w:sz w:val="16"/>
+          <w:szCs w:val="16"/>
+        </w:rPr>
+      </w:pPr>
+      <w:r>
+        <w:rPr>
+          <w:sz w:val="16"/>
+          <w:szCs w:val="16"/>
+        </w:rPr>
+        <w:tab/>
+      </w:r>
+      <w:proofErr w:type="spellStart"/>
+      <w:r>
+        <w:rPr>
+          <w:sz w:val="16"/>
+          <w:szCs w:val="16"/>
+        </w:rPr>
+        <w:t>p_consumer_name</w:t>
+      </w:r>
+      <w:proofErr w:type="spellEnd"/>
+      <w:r>
+        <w:rPr>
+          <w:sz w:val="16"/>
+          <w:szCs w:val="16"/>
+        </w:rPr>
+        <w:t xml:space="preserve"> := 'no name';</w:t>
       </w:r>
     </w:p>
     <w:p>
@@ -6657,30 +10444,105 @@
           <w:szCs w:val="16"/>
         </w:rPr>
       </w:pPr>
-      <w:r>
-        <w:rPr>
-          <w:sz w:val="16"/>
-          <w:szCs w:val="16"/>
-        </w:rPr>
-        <w:t>if p_bottles is not null and p_bottles &lt; 0 then</w:t>
-      </w:r>
-    </w:p>
-    <w:p>
-      <w:pPr>
-        <w:tabs>
-          <w:tab w:val="left" w:pos="1130"/>
-        </w:tabs>
-        <w:rPr>
-          <w:sz w:val="16"/>
-          <w:szCs w:val="16"/>
-        </w:rPr>
-      </w:pPr>
-      <w:r>
-        <w:rPr>
-          <w:sz w:val="16"/>
-          <w:szCs w:val="16"/>
-        </w:rPr>
-        <w:t>raise exception 'bottles cannot be negative';</w:t>
+    </w:p>
+    <w:p>
+      <w:pPr>
+        <w:tabs>
+          <w:tab w:val="left" w:pos="1130"/>
+        </w:tabs>
+        <w:rPr>
+          <w:sz w:val="16"/>
+          <w:szCs w:val="16"/>
+        </w:rPr>
+      </w:pPr>
+      <w:r>
+        <w:rPr>
+          <w:sz w:val="16"/>
+          <w:szCs w:val="16"/>
+        </w:rPr>
+        <w:t xml:space="preserve">if </w:t>
+      </w:r>
+      <w:proofErr w:type="spellStart"/>
+      <w:r>
+        <w:rPr>
+          <w:sz w:val="16"/>
+          <w:szCs w:val="16"/>
+        </w:rPr>
+        <w:t>p_sales_type</w:t>
+      </w:r>
+      <w:proofErr w:type="spellEnd"/>
+      <w:r>
+        <w:rPr>
+          <w:sz w:val="16"/>
+          <w:szCs w:val="16"/>
+        </w:rPr>
+        <w:t xml:space="preserve">  = 'account' and (</w:t>
+      </w:r>
+      <w:proofErr w:type="spellStart"/>
+      <w:r>
+        <w:rPr>
+          <w:sz w:val="16"/>
+          <w:szCs w:val="16"/>
+        </w:rPr>
+        <w:t>p_status</w:t>
+      </w:r>
+      <w:proofErr w:type="spellEnd"/>
+      <w:r>
+        <w:rPr>
+          <w:sz w:val="16"/>
+          <w:szCs w:val="16"/>
+        </w:rPr>
+        <w:t xml:space="preserve"> is null or </w:t>
+      </w:r>
+      <w:proofErr w:type="spellStart"/>
+      <w:r>
+        <w:rPr>
+          <w:sz w:val="16"/>
+          <w:szCs w:val="16"/>
+        </w:rPr>
+        <w:t>p_status</w:t>
+      </w:r>
+      <w:proofErr w:type="spellEnd"/>
+      <w:r>
+        <w:rPr>
+          <w:sz w:val="16"/>
+          <w:szCs w:val="16"/>
+        </w:rPr>
+        <w:t xml:space="preserve"> = '') then</w:t>
+      </w:r>
+    </w:p>
+    <w:p>
+      <w:pPr>
+        <w:tabs>
+          <w:tab w:val="left" w:pos="1130"/>
+        </w:tabs>
+        <w:rPr>
+          <w:sz w:val="16"/>
+          <w:szCs w:val="16"/>
+        </w:rPr>
+      </w:pPr>
+      <w:r>
+        <w:rPr>
+          <w:sz w:val="16"/>
+          <w:szCs w:val="16"/>
+        </w:rPr>
+        <w:tab/>
+      </w:r>
+      <w:proofErr w:type="spellStart"/>
+      <w:r>
+        <w:rPr>
+          <w:sz w:val="16"/>
+          <w:szCs w:val="16"/>
+        </w:rPr>
+        <w:t>p_status</w:t>
+      </w:r>
+      <w:proofErr w:type="spellEnd"/>
+      <w:r>
+        <w:rPr>
+          <w:sz w:val="16"/>
+          <w:szCs w:val="16"/>
+        </w:rPr>
+        <w:t xml:space="preserve"> := 'pending';</w:t>
       </w:r>
     </w:p>
     <w:p>
@@ -6722,74 +10584,60 @@
           <w:szCs w:val="16"/>
         </w:rPr>
       </w:pPr>
-    </w:p>
-    <w:p>
-      <w:pPr>
-        <w:tabs>
-          <w:tab w:val="left" w:pos="1130"/>
-        </w:tabs>
-        <w:rPr>
-          <w:sz w:val="16"/>
-          <w:szCs w:val="16"/>
-        </w:rPr>
-      </w:pPr>
-    </w:p>
-    <w:p>
-      <w:pPr>
-        <w:tabs>
-          <w:tab w:val="left" w:pos="1130"/>
-        </w:tabs>
-        <w:rPr>
-          <w:sz w:val="16"/>
-          <w:szCs w:val="16"/>
-        </w:rPr>
-      </w:pPr>
-      <w:r>
-        <w:rPr>
-          <w:sz w:val="16"/>
-          <w:szCs w:val="16"/>
-        </w:rPr>
-        <w:t>--defaulting</w:t>
-      </w:r>
-    </w:p>
-    <w:p>
-      <w:pPr>
-        <w:tabs>
-          <w:tab w:val="left" w:pos="1130"/>
-        </w:tabs>
-        <w:rPr>
-          <w:sz w:val="16"/>
-          <w:szCs w:val="16"/>
-        </w:rPr>
-      </w:pPr>
-    </w:p>
-    <w:p>
-      <w:pPr>
-        <w:tabs>
-          <w:tab w:val="left" w:pos="1130"/>
-        </w:tabs>
-        <w:rPr>
-          <w:sz w:val="16"/>
-          <w:szCs w:val="16"/>
-        </w:rPr>
-      </w:pPr>
-    </w:p>
-    <w:p>
-      <w:pPr>
-        <w:tabs>
-          <w:tab w:val="left" w:pos="1130"/>
-        </w:tabs>
-        <w:rPr>
-          <w:sz w:val="16"/>
-          <w:szCs w:val="16"/>
-        </w:rPr>
-      </w:pPr>
-      <w:r>
-        <w:rPr>
-          <w:sz w:val="16"/>
-          <w:szCs w:val="16"/>
-        </w:rPr>
-        <w:t>if p_consumer_name = '' then</w:t>
+      <w:r>
+        <w:rPr>
+          <w:sz w:val="16"/>
+          <w:szCs w:val="16"/>
+        </w:rPr>
+        <w:t xml:space="preserve">if </w:t>
+      </w:r>
+      <w:proofErr w:type="spellStart"/>
+      <w:r>
+        <w:rPr>
+          <w:sz w:val="16"/>
+          <w:szCs w:val="16"/>
+        </w:rPr>
+        <w:t>p_sales_type</w:t>
+      </w:r>
+      <w:proofErr w:type="spellEnd"/>
+      <w:r>
+        <w:rPr>
+          <w:sz w:val="16"/>
+          <w:szCs w:val="16"/>
+        </w:rPr>
+        <w:t xml:space="preserve"> &lt;&gt; 'account' and (</w:t>
+      </w:r>
+      <w:proofErr w:type="spellStart"/>
+      <w:r>
+        <w:rPr>
+          <w:sz w:val="16"/>
+          <w:szCs w:val="16"/>
+        </w:rPr>
+        <w:t>p_status</w:t>
+      </w:r>
+      <w:proofErr w:type="spellEnd"/>
+      <w:r>
+        <w:rPr>
+          <w:sz w:val="16"/>
+          <w:szCs w:val="16"/>
+        </w:rPr>
+        <w:t xml:space="preserve"> is null or </w:t>
+      </w:r>
+      <w:proofErr w:type="spellStart"/>
+      <w:r>
+        <w:rPr>
+          <w:sz w:val="16"/>
+          <w:szCs w:val="16"/>
+        </w:rPr>
+        <w:t>p_status</w:t>
+      </w:r>
+      <w:proofErr w:type="spellEnd"/>
+      <w:r>
+        <w:rPr>
+          <w:sz w:val="16"/>
+          <w:szCs w:val="16"/>
+        </w:rPr>
+        <w:t xml:space="preserve"> = '') then</w:t>
       </w:r>
     </w:p>
     <w:p>
@@ -6808,7 +10656,22 @@
           <w:szCs w:val="16"/>
         </w:rPr>
         <w:tab/>
-        <w:t>p_consumer_name := 'no name';</w:t>
+      </w:r>
+      <w:proofErr w:type="spellStart"/>
+      <w:r>
+        <w:rPr>
+          <w:sz w:val="16"/>
+          <w:szCs w:val="16"/>
+        </w:rPr>
+        <w:t>p_status</w:t>
+      </w:r>
+      <w:proofErr w:type="spellEnd"/>
+      <w:r>
+        <w:rPr>
+          <w:sz w:val="16"/>
+          <w:szCs w:val="16"/>
+        </w:rPr>
+        <w:t xml:space="preserve"> := 'paid';</w:t>
       </w:r>
     </w:p>
     <w:p>
@@ -6850,24 +10713,423 @@
           <w:szCs w:val="16"/>
         </w:rPr>
       </w:pPr>
-    </w:p>
-    <w:p>
-      <w:pPr>
-        <w:tabs>
-          <w:tab w:val="left" w:pos="1130"/>
-        </w:tabs>
-        <w:rPr>
-          <w:sz w:val="16"/>
-          <w:szCs w:val="16"/>
-        </w:rPr>
-      </w:pPr>
-      <w:r>
-        <w:rPr>
-          <w:sz w:val="16"/>
-          <w:szCs w:val="16"/>
-        </w:rPr>
-        <w:t>if p_sales_type  = 'account' and (p_status is null or p_status = '') then</w:t>
-      </w:r>
+      <w:r>
+        <w:rPr>
+          <w:sz w:val="16"/>
+          <w:szCs w:val="16"/>
+        </w:rPr>
+        <w:t xml:space="preserve">if </w:t>
+      </w:r>
+      <w:proofErr w:type="spellStart"/>
+      <w:r>
+        <w:rPr>
+          <w:sz w:val="16"/>
+          <w:szCs w:val="16"/>
+        </w:rPr>
+        <w:t>p_litres</w:t>
+      </w:r>
+      <w:proofErr w:type="spellEnd"/>
+      <w:r>
+        <w:rPr>
+          <w:sz w:val="16"/>
+          <w:szCs w:val="16"/>
+        </w:rPr>
+        <w:t xml:space="preserve"> is null then </w:t>
+      </w:r>
+    </w:p>
+    <w:p>
+      <w:pPr>
+        <w:tabs>
+          <w:tab w:val="left" w:pos="1130"/>
+        </w:tabs>
+        <w:rPr>
+          <w:sz w:val="16"/>
+          <w:szCs w:val="16"/>
+        </w:rPr>
+      </w:pPr>
+      <w:r>
+        <w:rPr>
+          <w:sz w:val="16"/>
+          <w:szCs w:val="16"/>
+        </w:rPr>
+        <w:t xml:space="preserve"> </w:t>
+      </w:r>
+      <w:proofErr w:type="spellStart"/>
+      <w:r>
+        <w:rPr>
+          <w:sz w:val="16"/>
+          <w:szCs w:val="16"/>
+        </w:rPr>
+        <w:t>p_litres</w:t>
+      </w:r>
+      <w:proofErr w:type="spellEnd"/>
+      <w:r>
+        <w:rPr>
+          <w:sz w:val="16"/>
+          <w:szCs w:val="16"/>
+        </w:rPr>
+        <w:t>:= 0;</w:t>
+      </w:r>
+    </w:p>
+    <w:p>
+      <w:pPr>
+        <w:tabs>
+          <w:tab w:val="left" w:pos="1130"/>
+        </w:tabs>
+        <w:rPr>
+          <w:sz w:val="16"/>
+          <w:szCs w:val="16"/>
+        </w:rPr>
+      </w:pPr>
+      <w:r>
+        <w:rPr>
+          <w:sz w:val="16"/>
+          <w:szCs w:val="16"/>
+        </w:rPr>
+        <w:t>end if;</w:t>
+      </w:r>
+    </w:p>
+    <w:p>
+      <w:pPr>
+        <w:tabs>
+          <w:tab w:val="left" w:pos="1130"/>
+        </w:tabs>
+        <w:rPr>
+          <w:sz w:val="16"/>
+          <w:szCs w:val="16"/>
+        </w:rPr>
+      </w:pPr>
+    </w:p>
+    <w:p>
+      <w:pPr>
+        <w:tabs>
+          <w:tab w:val="left" w:pos="1130"/>
+        </w:tabs>
+        <w:rPr>
+          <w:sz w:val="16"/>
+          <w:szCs w:val="16"/>
+        </w:rPr>
+      </w:pPr>
+      <w:r>
+        <w:rPr>
+          <w:sz w:val="16"/>
+          <w:szCs w:val="16"/>
+        </w:rPr>
+        <w:t xml:space="preserve">if </w:t>
+      </w:r>
+      <w:proofErr w:type="spellStart"/>
+      <w:r>
+        <w:rPr>
+          <w:sz w:val="16"/>
+          <w:szCs w:val="16"/>
+        </w:rPr>
+        <w:t>p_bottles</w:t>
+      </w:r>
+      <w:proofErr w:type="spellEnd"/>
+      <w:r>
+        <w:rPr>
+          <w:sz w:val="16"/>
+          <w:szCs w:val="16"/>
+        </w:rPr>
+        <w:t xml:space="preserve"> is null then </w:t>
+      </w:r>
+    </w:p>
+    <w:p>
+      <w:pPr>
+        <w:tabs>
+          <w:tab w:val="left" w:pos="1130"/>
+        </w:tabs>
+        <w:rPr>
+          <w:sz w:val="16"/>
+          <w:szCs w:val="16"/>
+        </w:rPr>
+      </w:pPr>
+      <w:r>
+        <w:rPr>
+          <w:sz w:val="16"/>
+          <w:szCs w:val="16"/>
+        </w:rPr>
+        <w:t xml:space="preserve"> </w:t>
+      </w:r>
+      <w:proofErr w:type="spellStart"/>
+      <w:r>
+        <w:rPr>
+          <w:sz w:val="16"/>
+          <w:szCs w:val="16"/>
+        </w:rPr>
+        <w:t>p_bottles</w:t>
+      </w:r>
+      <w:proofErr w:type="spellEnd"/>
+      <w:r>
+        <w:rPr>
+          <w:sz w:val="16"/>
+          <w:szCs w:val="16"/>
+        </w:rPr>
+        <w:t>:= 0;</w:t>
+      </w:r>
+    </w:p>
+    <w:p>
+      <w:pPr>
+        <w:tabs>
+          <w:tab w:val="left" w:pos="1130"/>
+        </w:tabs>
+        <w:rPr>
+          <w:sz w:val="16"/>
+          <w:szCs w:val="16"/>
+        </w:rPr>
+      </w:pPr>
+      <w:r>
+        <w:rPr>
+          <w:sz w:val="16"/>
+          <w:szCs w:val="16"/>
+        </w:rPr>
+        <w:t>end if;</w:t>
+      </w:r>
+    </w:p>
+    <w:p>
+      <w:pPr>
+        <w:tabs>
+          <w:tab w:val="left" w:pos="1130"/>
+        </w:tabs>
+        <w:rPr>
+          <w:sz w:val="16"/>
+          <w:szCs w:val="16"/>
+        </w:rPr>
+      </w:pPr>
+    </w:p>
+    <w:p>
+      <w:pPr>
+        <w:tabs>
+          <w:tab w:val="left" w:pos="1130"/>
+        </w:tabs>
+        <w:rPr>
+          <w:sz w:val="16"/>
+          <w:szCs w:val="16"/>
+        </w:rPr>
+      </w:pPr>
+      <w:r>
+        <w:rPr>
+          <w:sz w:val="16"/>
+          <w:szCs w:val="16"/>
+        </w:rPr>
+        <w:t xml:space="preserve">if </w:t>
+      </w:r>
+      <w:proofErr w:type="spellStart"/>
+      <w:r>
+        <w:rPr>
+          <w:sz w:val="16"/>
+          <w:szCs w:val="16"/>
+        </w:rPr>
+        <w:t>p_price</w:t>
+      </w:r>
+      <w:proofErr w:type="spellEnd"/>
+      <w:r>
+        <w:rPr>
+          <w:sz w:val="16"/>
+          <w:szCs w:val="16"/>
+        </w:rPr>
+        <w:t xml:space="preserve"> is null then </w:t>
+      </w:r>
+    </w:p>
+    <w:p>
+      <w:pPr>
+        <w:tabs>
+          <w:tab w:val="left" w:pos="1130"/>
+        </w:tabs>
+        <w:rPr>
+          <w:sz w:val="16"/>
+          <w:szCs w:val="16"/>
+        </w:rPr>
+      </w:pPr>
+      <w:r>
+        <w:rPr>
+          <w:sz w:val="16"/>
+          <w:szCs w:val="16"/>
+        </w:rPr>
+        <w:t xml:space="preserve"> </w:t>
+      </w:r>
+      <w:proofErr w:type="spellStart"/>
+      <w:r>
+        <w:rPr>
+          <w:sz w:val="16"/>
+          <w:szCs w:val="16"/>
+        </w:rPr>
+        <w:t>p_price</w:t>
+      </w:r>
+      <w:proofErr w:type="spellEnd"/>
+      <w:r>
+        <w:rPr>
+          <w:sz w:val="16"/>
+          <w:szCs w:val="16"/>
+        </w:rPr>
+        <w:t>:= 0;</w:t>
+      </w:r>
+    </w:p>
+    <w:p>
+      <w:pPr>
+        <w:tabs>
+          <w:tab w:val="left" w:pos="1130"/>
+        </w:tabs>
+        <w:rPr>
+          <w:sz w:val="16"/>
+          <w:szCs w:val="16"/>
+        </w:rPr>
+      </w:pPr>
+      <w:r>
+        <w:rPr>
+          <w:sz w:val="16"/>
+          <w:szCs w:val="16"/>
+        </w:rPr>
+        <w:t>end if;</w:t>
+      </w:r>
+    </w:p>
+    <w:p>
+      <w:pPr>
+        <w:tabs>
+          <w:tab w:val="left" w:pos="1130"/>
+        </w:tabs>
+        <w:rPr>
+          <w:sz w:val="16"/>
+          <w:szCs w:val="16"/>
+        </w:rPr>
+      </w:pPr>
+    </w:p>
+    <w:p>
+      <w:pPr>
+        <w:tabs>
+          <w:tab w:val="left" w:pos="1130"/>
+        </w:tabs>
+        <w:rPr>
+          <w:sz w:val="16"/>
+          <w:szCs w:val="16"/>
+        </w:rPr>
+      </w:pPr>
+      <w:r>
+        <w:rPr>
+          <w:sz w:val="16"/>
+          <w:szCs w:val="16"/>
+        </w:rPr>
+        <w:t xml:space="preserve">if </w:t>
+      </w:r>
+      <w:proofErr w:type="spellStart"/>
+      <w:r>
+        <w:rPr>
+          <w:sz w:val="16"/>
+          <w:szCs w:val="16"/>
+        </w:rPr>
+        <w:t>p_modified_by</w:t>
+      </w:r>
+      <w:proofErr w:type="spellEnd"/>
+      <w:r>
+        <w:rPr>
+          <w:sz w:val="16"/>
+          <w:szCs w:val="16"/>
+        </w:rPr>
+        <w:t xml:space="preserve"> = '' then </w:t>
+      </w:r>
+    </w:p>
+    <w:p>
+      <w:pPr>
+        <w:tabs>
+          <w:tab w:val="left" w:pos="1130"/>
+        </w:tabs>
+        <w:rPr>
+          <w:sz w:val="16"/>
+          <w:szCs w:val="16"/>
+        </w:rPr>
+      </w:pPr>
+      <w:r>
+        <w:rPr>
+          <w:sz w:val="16"/>
+          <w:szCs w:val="16"/>
+        </w:rPr>
+        <w:tab/>
+      </w:r>
+      <w:proofErr w:type="spellStart"/>
+      <w:r>
+        <w:rPr>
+          <w:sz w:val="16"/>
+          <w:szCs w:val="16"/>
+        </w:rPr>
+        <w:t>p_modified_by</w:t>
+      </w:r>
+      <w:proofErr w:type="spellEnd"/>
+      <w:r>
+        <w:rPr>
+          <w:sz w:val="16"/>
+          <w:szCs w:val="16"/>
+        </w:rPr>
+        <w:t xml:space="preserve"> := 'System';</w:t>
+      </w:r>
+    </w:p>
+    <w:p>
+      <w:pPr>
+        <w:tabs>
+          <w:tab w:val="left" w:pos="1130"/>
+        </w:tabs>
+        <w:rPr>
+          <w:sz w:val="16"/>
+          <w:szCs w:val="16"/>
+        </w:rPr>
+      </w:pPr>
+      <w:r>
+        <w:rPr>
+          <w:sz w:val="16"/>
+          <w:szCs w:val="16"/>
+        </w:rPr>
+        <w:t>end if;</w:t>
+      </w:r>
+    </w:p>
+    <w:p>
+      <w:pPr>
+        <w:tabs>
+          <w:tab w:val="left" w:pos="1130"/>
+        </w:tabs>
+        <w:rPr>
+          <w:sz w:val="16"/>
+          <w:szCs w:val="16"/>
+        </w:rPr>
+      </w:pPr>
+    </w:p>
+    <w:p>
+      <w:pPr>
+        <w:tabs>
+          <w:tab w:val="left" w:pos="1130"/>
+        </w:tabs>
+        <w:rPr>
+          <w:sz w:val="16"/>
+          <w:szCs w:val="16"/>
+        </w:rPr>
+      </w:pPr>
+    </w:p>
+    <w:p>
+      <w:pPr>
+        <w:tabs>
+          <w:tab w:val="left" w:pos="1130"/>
+        </w:tabs>
+        <w:rPr>
+          <w:sz w:val="16"/>
+          <w:szCs w:val="16"/>
+        </w:rPr>
+      </w:pPr>
+      <w:r>
+        <w:rPr>
+          <w:sz w:val="16"/>
+          <w:szCs w:val="16"/>
+        </w:rPr>
+        <w:t>--insertion</w:t>
+      </w:r>
+    </w:p>
+    <w:p>
+      <w:pPr>
+        <w:tabs>
+          <w:tab w:val="left" w:pos="1130"/>
+        </w:tabs>
+        <w:rPr>
+          <w:sz w:val="16"/>
+          <w:szCs w:val="16"/>
+        </w:rPr>
+      </w:pPr>
     </w:p>
     <w:p>
       <w:pPr>
@@ -6885,55 +11147,100 @@
           <w:szCs w:val="16"/>
         </w:rPr>
         <w:lastRenderedPageBreak/>
+        <w:t xml:space="preserve">if </w:t>
+      </w:r>
+      <w:proofErr w:type="spellStart"/>
+      <w:r>
+        <w:rPr>
+          <w:sz w:val="16"/>
+          <w:szCs w:val="16"/>
+        </w:rPr>
+        <w:t>p_cust_id</w:t>
+      </w:r>
+      <w:proofErr w:type="spellEnd"/>
+      <w:r>
+        <w:rPr>
+          <w:sz w:val="16"/>
+          <w:szCs w:val="16"/>
+        </w:rPr>
+        <w:t xml:space="preserve"> is null then</w:t>
+      </w:r>
+    </w:p>
+    <w:p>
+      <w:pPr>
+        <w:tabs>
+          <w:tab w:val="left" w:pos="1130"/>
+        </w:tabs>
+        <w:rPr>
+          <w:sz w:val="16"/>
+          <w:szCs w:val="16"/>
+        </w:rPr>
+      </w:pPr>
+    </w:p>
+    <w:p>
+      <w:pPr>
+        <w:tabs>
+          <w:tab w:val="left" w:pos="1130"/>
+        </w:tabs>
+        <w:rPr>
+          <w:sz w:val="16"/>
+          <w:szCs w:val="16"/>
+        </w:rPr>
+      </w:pPr>
+      <w:r>
+        <w:rPr>
+          <w:sz w:val="16"/>
+          <w:szCs w:val="16"/>
+        </w:rPr>
+        <w:t>insert into sales (consumer_name,cust_id,sales_type,litres,bottles,price,status,modification_json)</w:t>
+      </w:r>
+    </w:p>
+    <w:p>
+      <w:pPr>
+        <w:tabs>
+          <w:tab w:val="left" w:pos="1130"/>
+        </w:tabs>
+        <w:rPr>
+          <w:sz w:val="16"/>
+          <w:szCs w:val="16"/>
+        </w:rPr>
+      </w:pPr>
+      <w:r>
+        <w:rPr>
+          <w:sz w:val="16"/>
+          <w:szCs w:val="16"/>
+        </w:rPr>
         <w:tab/>
-        <w:t>p_status := 'pending';</w:t>
-      </w:r>
-    </w:p>
-    <w:p>
-      <w:pPr>
-        <w:tabs>
-          <w:tab w:val="left" w:pos="1130"/>
-        </w:tabs>
-        <w:rPr>
-          <w:sz w:val="16"/>
-          <w:szCs w:val="16"/>
-        </w:rPr>
-      </w:pPr>
-      <w:r>
-        <w:rPr>
-          <w:sz w:val="16"/>
-          <w:szCs w:val="16"/>
-        </w:rPr>
-        <w:t>end if;</w:t>
-      </w:r>
-    </w:p>
-    <w:p>
-      <w:pPr>
-        <w:tabs>
-          <w:tab w:val="left" w:pos="1130"/>
-        </w:tabs>
-        <w:rPr>
-          <w:sz w:val="16"/>
-          <w:szCs w:val="16"/>
-        </w:rPr>
-      </w:pPr>
-    </w:p>
-    <w:p>
-      <w:pPr>
-        <w:tabs>
-          <w:tab w:val="left" w:pos="1130"/>
-        </w:tabs>
-        <w:rPr>
-          <w:sz w:val="16"/>
-          <w:szCs w:val="16"/>
-        </w:rPr>
-      </w:pPr>
-      <w:r>
-        <w:rPr>
-          <w:sz w:val="16"/>
-          <w:szCs w:val="16"/>
-        </w:rPr>
-        <w:t>if p_sales_type &lt;&gt; 'account' and (p_status is null or p_status = '') then</w:t>
+        <w:t>values (p_consumer_name,p_cust_id,p_sales_type::sales_category,p_litres,p_bottles,p_price,p_status::sales_status,jsonb_build_object('by',p_modified_by,'at',CURRENT_TIMESTAMP));</w:t>
+      </w:r>
+    </w:p>
+    <w:p>
+      <w:pPr>
+        <w:tabs>
+          <w:tab w:val="left" w:pos="1130"/>
+        </w:tabs>
+        <w:rPr>
+          <w:sz w:val="16"/>
+          <w:szCs w:val="16"/>
+        </w:rPr>
+      </w:pPr>
+    </w:p>
+    <w:p>
+      <w:pPr>
+        <w:tabs>
+          <w:tab w:val="left" w:pos="1130"/>
+        </w:tabs>
+        <w:rPr>
+          <w:sz w:val="16"/>
+          <w:szCs w:val="16"/>
+        </w:rPr>
+      </w:pPr>
+      <w:r>
+        <w:rPr>
+          <w:sz w:val="16"/>
+          <w:szCs w:val="16"/>
+        </w:rPr>
+        <w:t>else</w:t>
       </w:r>
     </w:p>
     <w:p>
@@ -6952,329 +11259,188 @@
           <w:szCs w:val="16"/>
         </w:rPr>
         <w:tab/>
-        <w:t>p_status := 'paid';</w:t>
-      </w:r>
-    </w:p>
-    <w:p>
-      <w:pPr>
-        <w:tabs>
-          <w:tab w:val="left" w:pos="1130"/>
-        </w:tabs>
-        <w:rPr>
-          <w:sz w:val="16"/>
-          <w:szCs w:val="16"/>
-        </w:rPr>
-      </w:pPr>
-      <w:r>
-        <w:rPr>
-          <w:sz w:val="16"/>
-          <w:szCs w:val="16"/>
-        </w:rPr>
-        <w:t>end if;</w:t>
-      </w:r>
-    </w:p>
-    <w:p>
-      <w:pPr>
-        <w:tabs>
-          <w:tab w:val="left" w:pos="1130"/>
-        </w:tabs>
-        <w:rPr>
-          <w:sz w:val="16"/>
-          <w:szCs w:val="16"/>
-        </w:rPr>
-      </w:pPr>
-    </w:p>
-    <w:p>
-      <w:pPr>
-        <w:tabs>
-          <w:tab w:val="left" w:pos="1130"/>
-        </w:tabs>
-        <w:rPr>
-          <w:sz w:val="16"/>
-          <w:szCs w:val="16"/>
-        </w:rPr>
-      </w:pPr>
-      <w:r>
-        <w:rPr>
-          <w:sz w:val="16"/>
-          <w:szCs w:val="16"/>
-        </w:rPr>
-        <w:t xml:space="preserve">if p_litres is null then </w:t>
-      </w:r>
-    </w:p>
-    <w:p>
-      <w:pPr>
-        <w:tabs>
-          <w:tab w:val="left" w:pos="1130"/>
-        </w:tabs>
-        <w:rPr>
-          <w:sz w:val="16"/>
-          <w:szCs w:val="16"/>
-        </w:rPr>
-      </w:pPr>
-      <w:r>
-        <w:rPr>
-          <w:sz w:val="16"/>
-          <w:szCs w:val="16"/>
-        </w:rPr>
-        <w:t xml:space="preserve"> p_litres:= 0;</w:t>
-      </w:r>
-    </w:p>
-    <w:p>
-      <w:pPr>
-        <w:tabs>
-          <w:tab w:val="left" w:pos="1130"/>
-        </w:tabs>
-        <w:rPr>
-          <w:sz w:val="16"/>
-          <w:szCs w:val="16"/>
-        </w:rPr>
-      </w:pPr>
-      <w:r>
-        <w:rPr>
-          <w:sz w:val="16"/>
-          <w:szCs w:val="16"/>
-        </w:rPr>
-        <w:t>end if;</w:t>
-      </w:r>
-    </w:p>
-    <w:p>
-      <w:pPr>
-        <w:tabs>
-          <w:tab w:val="left" w:pos="1130"/>
-        </w:tabs>
-        <w:rPr>
-          <w:sz w:val="16"/>
-          <w:szCs w:val="16"/>
-        </w:rPr>
-      </w:pPr>
-    </w:p>
-    <w:p>
-      <w:pPr>
-        <w:tabs>
-          <w:tab w:val="left" w:pos="1130"/>
-        </w:tabs>
-        <w:rPr>
-          <w:sz w:val="16"/>
-          <w:szCs w:val="16"/>
-        </w:rPr>
-      </w:pPr>
-      <w:r>
-        <w:rPr>
-          <w:sz w:val="16"/>
-          <w:szCs w:val="16"/>
-        </w:rPr>
-        <w:t xml:space="preserve">if p_bottles is null then </w:t>
-      </w:r>
-    </w:p>
-    <w:p>
-      <w:pPr>
-        <w:tabs>
-          <w:tab w:val="left" w:pos="1130"/>
-        </w:tabs>
-        <w:rPr>
-          <w:sz w:val="16"/>
-          <w:szCs w:val="16"/>
-        </w:rPr>
-      </w:pPr>
-      <w:r>
-        <w:rPr>
-          <w:sz w:val="16"/>
-          <w:szCs w:val="16"/>
-        </w:rPr>
-        <w:t xml:space="preserve"> p_bottles:= 0;</w:t>
-      </w:r>
-    </w:p>
-    <w:p>
-      <w:pPr>
-        <w:tabs>
-          <w:tab w:val="left" w:pos="1130"/>
-        </w:tabs>
-        <w:rPr>
-          <w:sz w:val="16"/>
-          <w:szCs w:val="16"/>
-        </w:rPr>
-      </w:pPr>
-      <w:r>
-        <w:rPr>
-          <w:sz w:val="16"/>
-          <w:szCs w:val="16"/>
-        </w:rPr>
-        <w:t>end if;</w:t>
-      </w:r>
-    </w:p>
-    <w:p>
-      <w:pPr>
-        <w:tabs>
-          <w:tab w:val="left" w:pos="1130"/>
-        </w:tabs>
-        <w:rPr>
-          <w:sz w:val="16"/>
-          <w:szCs w:val="16"/>
-        </w:rPr>
-      </w:pPr>
-    </w:p>
-    <w:p>
-      <w:pPr>
-        <w:tabs>
-          <w:tab w:val="left" w:pos="1130"/>
-        </w:tabs>
-        <w:rPr>
-          <w:sz w:val="16"/>
-          <w:szCs w:val="16"/>
-        </w:rPr>
-      </w:pPr>
-      <w:r>
-        <w:rPr>
-          <w:sz w:val="16"/>
-          <w:szCs w:val="16"/>
-        </w:rPr>
-        <w:t xml:space="preserve">if p_price is null then </w:t>
-      </w:r>
-    </w:p>
-    <w:p>
-      <w:pPr>
-        <w:tabs>
-          <w:tab w:val="left" w:pos="1130"/>
-        </w:tabs>
-        <w:rPr>
-          <w:sz w:val="16"/>
-          <w:szCs w:val="16"/>
-        </w:rPr>
-      </w:pPr>
-      <w:r>
-        <w:rPr>
-          <w:sz w:val="16"/>
-          <w:szCs w:val="16"/>
-        </w:rPr>
-        <w:t xml:space="preserve"> p_price:= 0;</w:t>
-      </w:r>
-    </w:p>
-    <w:p>
-      <w:pPr>
-        <w:tabs>
-          <w:tab w:val="left" w:pos="1130"/>
-        </w:tabs>
-        <w:rPr>
-          <w:sz w:val="16"/>
-          <w:szCs w:val="16"/>
-        </w:rPr>
-      </w:pPr>
-      <w:r>
-        <w:rPr>
-          <w:sz w:val="16"/>
-          <w:szCs w:val="16"/>
-        </w:rPr>
-        <w:t>end if;</w:t>
-      </w:r>
-    </w:p>
-    <w:p>
-      <w:pPr>
-        <w:tabs>
-          <w:tab w:val="left" w:pos="1130"/>
-        </w:tabs>
-        <w:rPr>
-          <w:sz w:val="16"/>
-          <w:szCs w:val="16"/>
-        </w:rPr>
-      </w:pPr>
-    </w:p>
-    <w:p>
-      <w:pPr>
-        <w:tabs>
-          <w:tab w:val="left" w:pos="1130"/>
-        </w:tabs>
-        <w:rPr>
-          <w:sz w:val="16"/>
-          <w:szCs w:val="16"/>
-        </w:rPr>
-      </w:pPr>
-    </w:p>
-    <w:p>
-      <w:pPr>
-        <w:tabs>
-          <w:tab w:val="left" w:pos="1130"/>
-        </w:tabs>
-        <w:rPr>
-          <w:sz w:val="16"/>
-          <w:szCs w:val="16"/>
-        </w:rPr>
-      </w:pPr>
-    </w:p>
-    <w:p>
-      <w:pPr>
-        <w:tabs>
-          <w:tab w:val="left" w:pos="1130"/>
-        </w:tabs>
-        <w:rPr>
-          <w:sz w:val="16"/>
-          <w:szCs w:val="16"/>
-        </w:rPr>
-      </w:pPr>
-      <w:r>
-        <w:rPr>
-          <w:sz w:val="16"/>
-          <w:szCs w:val="16"/>
-        </w:rPr>
-        <w:t>--insertion</w:t>
-      </w:r>
-    </w:p>
-    <w:p>
-      <w:pPr>
-        <w:tabs>
-          <w:tab w:val="left" w:pos="1130"/>
-        </w:tabs>
-        <w:rPr>
-          <w:sz w:val="16"/>
-          <w:szCs w:val="16"/>
-        </w:rPr>
-      </w:pPr>
-    </w:p>
-    <w:p>
-      <w:pPr>
-        <w:tabs>
-          <w:tab w:val="left" w:pos="1130"/>
-        </w:tabs>
-        <w:rPr>
-          <w:sz w:val="16"/>
-          <w:szCs w:val="16"/>
-        </w:rPr>
-      </w:pPr>
-      <w:r>
-        <w:rPr>
-          <w:sz w:val="16"/>
-          <w:szCs w:val="16"/>
-        </w:rPr>
-        <w:t>if p_cust_id is null then</w:t>
-      </w:r>
-    </w:p>
-    <w:p>
-      <w:pPr>
-        <w:tabs>
-          <w:tab w:val="left" w:pos="1130"/>
-        </w:tabs>
-        <w:rPr>
-          <w:sz w:val="16"/>
-          <w:szCs w:val="16"/>
-        </w:rPr>
-      </w:pPr>
-    </w:p>
-    <w:p>
-      <w:pPr>
-        <w:tabs>
-          <w:tab w:val="left" w:pos="1130"/>
-        </w:tabs>
-        <w:rPr>
-          <w:sz w:val="16"/>
-          <w:szCs w:val="16"/>
-        </w:rPr>
-      </w:pPr>
-      <w:r>
-        <w:rPr>
-          <w:sz w:val="16"/>
-          <w:szCs w:val="16"/>
-        </w:rPr>
-        <w:t>insert into sales (consumer_name,cust_id,sales_type,litres,bottles,price,status)</w:t>
+      </w:r>
+    </w:p>
+    <w:p>
+      <w:pPr>
+        <w:tabs>
+          <w:tab w:val="left" w:pos="1130"/>
+        </w:tabs>
+        <w:rPr>
+          <w:sz w:val="16"/>
+          <w:szCs w:val="16"/>
+        </w:rPr>
+      </w:pPr>
+      <w:r>
+        <w:rPr>
+          <w:sz w:val="16"/>
+          <w:szCs w:val="16"/>
+        </w:rPr>
+        <w:tab/>
+        <w:t xml:space="preserve">select </w:t>
+      </w:r>
+      <w:proofErr w:type="spellStart"/>
+      <w:r>
+        <w:rPr>
+          <w:sz w:val="16"/>
+          <w:szCs w:val="16"/>
+        </w:rPr>
+        <w:t>is_active</w:t>
+      </w:r>
+      <w:proofErr w:type="spellEnd"/>
+      <w:r>
+        <w:rPr>
+          <w:sz w:val="16"/>
+          <w:szCs w:val="16"/>
+        </w:rPr>
+        <w:t xml:space="preserve"> into </w:t>
+      </w:r>
+      <w:proofErr w:type="spellStart"/>
+      <w:r>
+        <w:rPr>
+          <w:sz w:val="16"/>
+          <w:szCs w:val="16"/>
+        </w:rPr>
+        <w:t>v_status</w:t>
+      </w:r>
+      <w:proofErr w:type="spellEnd"/>
+      <w:r>
+        <w:rPr>
+          <w:sz w:val="16"/>
+          <w:szCs w:val="16"/>
+        </w:rPr>
+        <w:t xml:space="preserve"> from customers where </w:t>
+      </w:r>
+      <w:proofErr w:type="spellStart"/>
+      <w:r>
+        <w:rPr>
+          <w:sz w:val="16"/>
+          <w:szCs w:val="16"/>
+        </w:rPr>
+        <w:t>cust_id</w:t>
+      </w:r>
+      <w:proofErr w:type="spellEnd"/>
+      <w:r>
+        <w:rPr>
+          <w:sz w:val="16"/>
+          <w:szCs w:val="16"/>
+        </w:rPr>
+        <w:t xml:space="preserve"> = </w:t>
+      </w:r>
+      <w:proofErr w:type="spellStart"/>
+      <w:r>
+        <w:rPr>
+          <w:sz w:val="16"/>
+          <w:szCs w:val="16"/>
+        </w:rPr>
+        <w:t>p_cust_id</w:t>
+      </w:r>
+      <w:proofErr w:type="spellEnd"/>
+      <w:r>
+        <w:rPr>
+          <w:sz w:val="16"/>
+          <w:szCs w:val="16"/>
+        </w:rPr>
+        <w:t>;</w:t>
+      </w:r>
+    </w:p>
+    <w:p>
+      <w:pPr>
+        <w:tabs>
+          <w:tab w:val="left" w:pos="1130"/>
+        </w:tabs>
+        <w:rPr>
+          <w:sz w:val="16"/>
+          <w:szCs w:val="16"/>
+        </w:rPr>
+      </w:pPr>
+    </w:p>
+    <w:p>
+      <w:pPr>
+        <w:tabs>
+          <w:tab w:val="left" w:pos="1130"/>
+        </w:tabs>
+        <w:rPr>
+          <w:sz w:val="16"/>
+          <w:szCs w:val="16"/>
+        </w:rPr>
+      </w:pPr>
+      <w:r>
+        <w:rPr>
+          <w:sz w:val="16"/>
+          <w:szCs w:val="16"/>
+        </w:rPr>
+        <w:tab/>
+        <w:t xml:space="preserve">if </w:t>
+      </w:r>
+      <w:proofErr w:type="spellStart"/>
+      <w:r>
+        <w:rPr>
+          <w:sz w:val="16"/>
+          <w:szCs w:val="16"/>
+        </w:rPr>
+        <w:t>v_status</w:t>
+      </w:r>
+      <w:proofErr w:type="spellEnd"/>
+      <w:r>
+        <w:rPr>
+          <w:sz w:val="16"/>
+          <w:szCs w:val="16"/>
+        </w:rPr>
+        <w:t xml:space="preserve"> is not null and </w:t>
+      </w:r>
+      <w:proofErr w:type="spellStart"/>
+      <w:r>
+        <w:rPr>
+          <w:sz w:val="16"/>
+          <w:szCs w:val="16"/>
+        </w:rPr>
+        <w:t>v_status</w:t>
+      </w:r>
+      <w:proofErr w:type="spellEnd"/>
+      <w:r>
+        <w:rPr>
+          <w:sz w:val="16"/>
+          <w:szCs w:val="16"/>
+        </w:rPr>
+        <w:t xml:space="preserve"> = TRUE then</w:t>
+      </w:r>
+    </w:p>
+    <w:p>
+      <w:pPr>
+        <w:tabs>
+          <w:tab w:val="left" w:pos="1130"/>
+        </w:tabs>
+        <w:rPr>
+          <w:sz w:val="16"/>
+          <w:szCs w:val="16"/>
+        </w:rPr>
+      </w:pPr>
+      <w:r>
+        <w:rPr>
+          <w:sz w:val="16"/>
+          <w:szCs w:val="16"/>
+        </w:rPr>
+        <w:tab/>
+      </w:r>
+    </w:p>
+    <w:p>
+      <w:pPr>
+        <w:tabs>
+          <w:tab w:val="left" w:pos="1130"/>
+        </w:tabs>
+        <w:rPr>
+          <w:sz w:val="16"/>
+          <w:szCs w:val="16"/>
+        </w:rPr>
+      </w:pPr>
+      <w:r>
+        <w:rPr>
+          <w:sz w:val="16"/>
+          <w:szCs w:val="16"/>
+        </w:rPr>
+        <w:tab/>
+        <w:t>insert into sales (consumer_name,cust_id,sales_type,litres,bottles,price,status,modification_json)</w:t>
       </w:r>
     </w:p>
     <w:p>
@@ -7322,159 +11488,6 @@
           <w:sz w:val="16"/>
           <w:szCs w:val="16"/>
         </w:rPr>
-        <w:t>else</w:t>
-      </w:r>
-    </w:p>
-    <w:p>
-      <w:pPr>
-        <w:tabs>
-          <w:tab w:val="left" w:pos="1130"/>
-        </w:tabs>
-        <w:rPr>
-          <w:sz w:val="16"/>
-          <w:szCs w:val="16"/>
-        </w:rPr>
-      </w:pPr>
-      <w:r>
-        <w:rPr>
-          <w:sz w:val="16"/>
-          <w:szCs w:val="16"/>
-        </w:rPr>
-        <w:tab/>
-      </w:r>
-    </w:p>
-    <w:p>
-      <w:pPr>
-        <w:tabs>
-          <w:tab w:val="left" w:pos="1130"/>
-        </w:tabs>
-        <w:rPr>
-          <w:sz w:val="16"/>
-          <w:szCs w:val="16"/>
-        </w:rPr>
-      </w:pPr>
-      <w:r>
-        <w:rPr>
-          <w:sz w:val="16"/>
-          <w:szCs w:val="16"/>
-        </w:rPr>
-        <w:tab/>
-        <w:t>select is_active into v_status from customers where cust_id = p_cust_id;</w:t>
-      </w:r>
-    </w:p>
-    <w:p>
-      <w:pPr>
-        <w:tabs>
-          <w:tab w:val="left" w:pos="1130"/>
-        </w:tabs>
-        <w:rPr>
-          <w:sz w:val="16"/>
-          <w:szCs w:val="16"/>
-        </w:rPr>
-      </w:pPr>
-    </w:p>
-    <w:p>
-      <w:pPr>
-        <w:tabs>
-          <w:tab w:val="left" w:pos="1130"/>
-        </w:tabs>
-        <w:rPr>
-          <w:sz w:val="16"/>
-          <w:szCs w:val="16"/>
-        </w:rPr>
-      </w:pPr>
-      <w:r>
-        <w:rPr>
-          <w:sz w:val="16"/>
-          <w:szCs w:val="16"/>
-        </w:rPr>
-        <w:tab/>
-        <w:t>if v_status is not null and v_status = TRUE then</w:t>
-      </w:r>
-    </w:p>
-    <w:p>
-      <w:pPr>
-        <w:tabs>
-          <w:tab w:val="left" w:pos="1130"/>
-        </w:tabs>
-        <w:rPr>
-          <w:sz w:val="16"/>
-          <w:szCs w:val="16"/>
-        </w:rPr>
-      </w:pPr>
-      <w:r>
-        <w:rPr>
-          <w:sz w:val="16"/>
-          <w:szCs w:val="16"/>
-        </w:rPr>
-        <w:tab/>
-      </w:r>
-    </w:p>
-    <w:p>
-      <w:pPr>
-        <w:tabs>
-          <w:tab w:val="left" w:pos="1130"/>
-        </w:tabs>
-        <w:rPr>
-          <w:sz w:val="16"/>
-          <w:szCs w:val="16"/>
-        </w:rPr>
-      </w:pPr>
-      <w:r>
-        <w:rPr>
-          <w:sz w:val="16"/>
-          <w:szCs w:val="16"/>
-        </w:rPr>
-        <w:lastRenderedPageBreak/>
-        <w:tab/>
-        <w:t>insert into sales (consumer_name,cust_id,sales_type,litres,bottles,price,status)</w:t>
-      </w:r>
-    </w:p>
-    <w:p>
-      <w:pPr>
-        <w:tabs>
-          <w:tab w:val="left" w:pos="1130"/>
-        </w:tabs>
-        <w:rPr>
-          <w:sz w:val="16"/>
-          <w:szCs w:val="16"/>
-        </w:rPr>
-      </w:pPr>
-      <w:r>
-        <w:rPr>
-          <w:sz w:val="16"/>
-          <w:szCs w:val="16"/>
-        </w:rPr>
-        <w:tab/>
-        <w:t>values (p_consumer_name,p_cust_id,p_sales_type::sales_category,p_litres,p_bottles,p_price,p_status::sales_status);</w:t>
-      </w:r>
-    </w:p>
-    <w:p>
-      <w:pPr>
-        <w:tabs>
-          <w:tab w:val="left" w:pos="1130"/>
-        </w:tabs>
-        <w:rPr>
-          <w:sz w:val="16"/>
-          <w:szCs w:val="16"/>
-        </w:rPr>
-      </w:pPr>
-    </w:p>
-    <w:p>
-      <w:pPr>
-        <w:tabs>
-          <w:tab w:val="left" w:pos="1130"/>
-        </w:tabs>
-        <w:rPr>
-          <w:sz w:val="16"/>
-          <w:szCs w:val="16"/>
-        </w:rPr>
-      </w:pPr>
-      <w:r>
-        <w:rPr>
-          <w:sz w:val="16"/>
-          <w:szCs w:val="16"/>
-        </w:rPr>
         <w:tab/>
         <w:t>end if;</w:t>
       </w:r>
@@ -7563,54 +11576,102 @@
           <w:sz w:val="16"/>
           <w:szCs w:val="16"/>
         </w:rPr>
-        <w:t xml:space="preserve">GET DIAGNOSTICS v_rows_affected = ROW_COUNT; </w:t>
-      </w:r>
-    </w:p>
-    <w:p>
-      <w:pPr>
-        <w:tabs>
-          <w:tab w:val="left" w:pos="1130"/>
-        </w:tabs>
-        <w:rPr>
-          <w:sz w:val="16"/>
-          <w:szCs w:val="16"/>
-        </w:rPr>
-      </w:pPr>
-    </w:p>
-    <w:p>
-      <w:pPr>
-        <w:tabs>
-          <w:tab w:val="left" w:pos="1130"/>
-        </w:tabs>
-        <w:rPr>
-          <w:sz w:val="16"/>
-          <w:szCs w:val="16"/>
-        </w:rPr>
-      </w:pPr>
-      <w:r>
-        <w:rPr>
-          <w:sz w:val="16"/>
-          <w:szCs w:val="16"/>
-        </w:rPr>
-        <w:t xml:space="preserve">    IF v_rows_affected &lt;= 0 THEN</w:t>
-      </w:r>
-    </w:p>
-    <w:p>
-      <w:pPr>
-        <w:tabs>
-          <w:tab w:val="left" w:pos="1130"/>
-        </w:tabs>
-        <w:rPr>
-          <w:sz w:val="16"/>
-          <w:szCs w:val="16"/>
-        </w:rPr>
-      </w:pPr>
-      <w:r>
-        <w:rPr>
-          <w:sz w:val="16"/>
-          <w:szCs w:val="16"/>
-        </w:rPr>
-        <w:t xml:space="preserve">        RAISE EXCEPTION 'unable to add sale, customer #% is not active or missing', p_cust_id;</w:t>
+        <w:t xml:space="preserve">GET DIAGNOSTICS </w:t>
+      </w:r>
+      <w:proofErr w:type="spellStart"/>
+      <w:r>
+        <w:rPr>
+          <w:sz w:val="16"/>
+          <w:szCs w:val="16"/>
+        </w:rPr>
+        <w:t>v_rows_affected</w:t>
+      </w:r>
+      <w:proofErr w:type="spellEnd"/>
+      <w:r>
+        <w:rPr>
+          <w:sz w:val="16"/>
+          <w:szCs w:val="16"/>
+        </w:rPr>
+        <w:t xml:space="preserve"> = ROW_COUNT; </w:t>
+      </w:r>
+    </w:p>
+    <w:p>
+      <w:pPr>
+        <w:tabs>
+          <w:tab w:val="left" w:pos="1130"/>
+        </w:tabs>
+        <w:rPr>
+          <w:sz w:val="16"/>
+          <w:szCs w:val="16"/>
+        </w:rPr>
+      </w:pPr>
+    </w:p>
+    <w:p>
+      <w:pPr>
+        <w:tabs>
+          <w:tab w:val="left" w:pos="1130"/>
+        </w:tabs>
+        <w:rPr>
+          <w:sz w:val="16"/>
+          <w:szCs w:val="16"/>
+        </w:rPr>
+      </w:pPr>
+      <w:r>
+        <w:rPr>
+          <w:sz w:val="16"/>
+          <w:szCs w:val="16"/>
+        </w:rPr>
+        <w:t xml:space="preserve">    IF </w:t>
+      </w:r>
+      <w:proofErr w:type="spellStart"/>
+      <w:r>
+        <w:rPr>
+          <w:sz w:val="16"/>
+          <w:szCs w:val="16"/>
+        </w:rPr>
+        <w:t>v_rows_affected</w:t>
+      </w:r>
+      <w:proofErr w:type="spellEnd"/>
+      <w:r>
+        <w:rPr>
+          <w:sz w:val="16"/>
+          <w:szCs w:val="16"/>
+        </w:rPr>
+        <w:t xml:space="preserve"> &lt;= 0 THEN</w:t>
+      </w:r>
+    </w:p>
+    <w:p>
+      <w:pPr>
+        <w:tabs>
+          <w:tab w:val="left" w:pos="1130"/>
+        </w:tabs>
+        <w:rPr>
+          <w:sz w:val="16"/>
+          <w:szCs w:val="16"/>
+        </w:rPr>
+      </w:pPr>
+      <w:r>
+        <w:rPr>
+          <w:sz w:val="16"/>
+          <w:szCs w:val="16"/>
+        </w:rPr>
+        <w:t xml:space="preserve">        RAISE EXCEPTION 'unable to add sale, customer #% is not active or missing', </w:t>
+      </w:r>
+      <w:proofErr w:type="spellStart"/>
+      <w:r>
+        <w:rPr>
+          <w:sz w:val="16"/>
+          <w:szCs w:val="16"/>
+        </w:rPr>
+        <w:t>p_cust_id</w:t>
+      </w:r>
+      <w:proofErr w:type="spellEnd"/>
+      <w:r>
+        <w:rPr>
+          <w:sz w:val="16"/>
+          <w:szCs w:val="16"/>
+        </w:rPr>
+        <w:t>;</w:t>
       </w:r>
     </w:p>
     <w:p>
@@ -7641,28 +11702,6 @@
           <w:szCs w:val="16"/>
         </w:rPr>
       </w:pPr>
-    </w:p>
-    <w:p>
-      <w:pPr>
-        <w:tabs>
-          <w:tab w:val="left" w:pos="1130"/>
-        </w:tabs>
-        <w:rPr>
-          <w:sz w:val="16"/>
-          <w:szCs w:val="16"/>
-        </w:rPr>
-      </w:pPr>
-    </w:p>
-    <w:p>
-      <w:pPr>
-        <w:tabs>
-          <w:tab w:val="left" w:pos="1130"/>
-        </w:tabs>
-        <w:rPr>
-          <w:sz w:val="16"/>
-          <w:szCs w:val="16"/>
-        </w:rPr>
-      </w:pPr>
       <w:r>
         <w:rPr>
           <w:sz w:val="16"/>
@@ -7681,6 +11720,836 @@
           <w:szCs w:val="16"/>
         </w:rPr>
       </w:pPr>
+    </w:p>
+    <w:p>
+      <w:pPr>
+        <w:tabs>
+          <w:tab w:val="left" w:pos="1130"/>
+        </w:tabs>
+        <w:rPr>
+          <w:sz w:val="16"/>
+          <w:szCs w:val="16"/>
+        </w:rPr>
+      </w:pPr>
+      <w:r>
+        <w:rPr>
+          <w:sz w:val="16"/>
+          <w:szCs w:val="16"/>
+        </w:rPr>
+        <w:t>$$;</w:t>
+      </w:r>
+    </w:p>
+    <w:p>
+      <w:pPr>
+        <w:tabs>
+          <w:tab w:val="left" w:pos="1130"/>
+        </w:tabs>
+        <w:rPr>
+          <w:sz w:val="16"/>
+          <w:szCs w:val="16"/>
+        </w:rPr>
+      </w:pPr>
+      <w:r>
+        <w:rPr>
+          <w:sz w:val="16"/>
+          <w:szCs w:val="16"/>
+        </w:rPr>
+        <w:t>Update sales Status:</w:t>
+      </w:r>
+    </w:p>
+    <w:p>
+      <w:pPr>
+        <w:tabs>
+          <w:tab w:val="left" w:pos="1130"/>
+        </w:tabs>
+        <w:rPr>
+          <w:sz w:val="16"/>
+          <w:szCs w:val="16"/>
+        </w:rPr>
+      </w:pPr>
+      <w:r>
+        <w:rPr>
+          <w:sz w:val="16"/>
+          <w:szCs w:val="16"/>
+        </w:rPr>
+        <w:t xml:space="preserve">create or replace procedure </w:t>
+      </w:r>
+      <w:proofErr w:type="spellStart"/>
+      <w:r>
+        <w:rPr>
+          <w:sz w:val="16"/>
+          <w:szCs w:val="16"/>
+        </w:rPr>
+        <w:t>update_sale</w:t>
+      </w:r>
+      <w:r>
+        <w:rPr>
+          <w:sz w:val="16"/>
+          <w:szCs w:val="16"/>
+        </w:rPr>
+        <w:t>s</w:t>
+      </w:r>
+      <w:r>
+        <w:rPr>
+          <w:sz w:val="16"/>
+          <w:szCs w:val="16"/>
+        </w:rPr>
+        <w:t>_status</w:t>
+      </w:r>
+      <w:proofErr w:type="spellEnd"/>
+      <w:r>
+        <w:rPr>
+          <w:sz w:val="16"/>
+          <w:szCs w:val="16"/>
+        </w:rPr>
+        <w:t>(</w:t>
+      </w:r>
+    </w:p>
+    <w:p>
+      <w:pPr>
+        <w:tabs>
+          <w:tab w:val="left" w:pos="1130"/>
+        </w:tabs>
+        <w:rPr>
+          <w:sz w:val="16"/>
+          <w:szCs w:val="16"/>
+        </w:rPr>
+      </w:pPr>
+      <w:proofErr w:type="spellStart"/>
+      <w:r>
+        <w:rPr>
+          <w:sz w:val="16"/>
+          <w:szCs w:val="16"/>
+        </w:rPr>
+        <w:t>p_sales_id</w:t>
+      </w:r>
+      <w:proofErr w:type="spellEnd"/>
+      <w:r>
+        <w:rPr>
+          <w:sz w:val="16"/>
+          <w:szCs w:val="16"/>
+        </w:rPr>
+        <w:t xml:space="preserve"> int,</w:t>
+      </w:r>
+    </w:p>
+    <w:p>
+      <w:pPr>
+        <w:tabs>
+          <w:tab w:val="left" w:pos="1130"/>
+        </w:tabs>
+        <w:rPr>
+          <w:sz w:val="16"/>
+          <w:szCs w:val="16"/>
+        </w:rPr>
+      </w:pPr>
+      <w:proofErr w:type="spellStart"/>
+      <w:r>
+        <w:rPr>
+          <w:sz w:val="16"/>
+          <w:szCs w:val="16"/>
+        </w:rPr>
+        <w:t>p_status</w:t>
+      </w:r>
+      <w:proofErr w:type="spellEnd"/>
+      <w:r>
+        <w:rPr>
+          <w:sz w:val="16"/>
+          <w:szCs w:val="16"/>
+        </w:rPr>
+        <w:t xml:space="preserve"> varchar</w:t>
+      </w:r>
+    </w:p>
+    <w:p>
+      <w:pPr>
+        <w:tabs>
+          <w:tab w:val="left" w:pos="1130"/>
+        </w:tabs>
+        <w:rPr>
+          <w:sz w:val="16"/>
+          <w:szCs w:val="16"/>
+        </w:rPr>
+      </w:pPr>
+      <w:r>
+        <w:rPr>
+          <w:sz w:val="16"/>
+          <w:szCs w:val="16"/>
+        </w:rPr>
+        <w:lastRenderedPageBreak/>
+        <w:t>)</w:t>
+      </w:r>
+    </w:p>
+    <w:p>
+      <w:pPr>
+        <w:tabs>
+          <w:tab w:val="left" w:pos="1130"/>
+        </w:tabs>
+        <w:rPr>
+          <w:sz w:val="16"/>
+          <w:szCs w:val="16"/>
+        </w:rPr>
+      </w:pPr>
+      <w:r>
+        <w:rPr>
+          <w:sz w:val="16"/>
+          <w:szCs w:val="16"/>
+        </w:rPr>
+        <w:t xml:space="preserve">language </w:t>
+      </w:r>
+      <w:proofErr w:type="spellStart"/>
+      <w:r>
+        <w:rPr>
+          <w:sz w:val="16"/>
+          <w:szCs w:val="16"/>
+        </w:rPr>
+        <w:t>plpgsql</w:t>
+      </w:r>
+      <w:proofErr w:type="spellEnd"/>
+    </w:p>
+    <w:p>
+      <w:pPr>
+        <w:tabs>
+          <w:tab w:val="left" w:pos="1130"/>
+        </w:tabs>
+        <w:rPr>
+          <w:sz w:val="16"/>
+          <w:szCs w:val="16"/>
+        </w:rPr>
+      </w:pPr>
+    </w:p>
+    <w:p>
+      <w:pPr>
+        <w:tabs>
+          <w:tab w:val="left" w:pos="1130"/>
+        </w:tabs>
+        <w:rPr>
+          <w:sz w:val="16"/>
+          <w:szCs w:val="16"/>
+        </w:rPr>
+      </w:pPr>
+      <w:r>
+        <w:rPr>
+          <w:sz w:val="16"/>
+          <w:szCs w:val="16"/>
+        </w:rPr>
+        <w:t>as $$</w:t>
+      </w:r>
+    </w:p>
+    <w:p>
+      <w:pPr>
+        <w:tabs>
+          <w:tab w:val="left" w:pos="1130"/>
+        </w:tabs>
+        <w:rPr>
+          <w:sz w:val="16"/>
+          <w:szCs w:val="16"/>
+        </w:rPr>
+      </w:pPr>
+      <w:r>
+        <w:rPr>
+          <w:sz w:val="16"/>
+          <w:szCs w:val="16"/>
+        </w:rPr>
+        <w:t xml:space="preserve">declare </w:t>
+      </w:r>
+      <w:proofErr w:type="spellStart"/>
+      <w:r>
+        <w:rPr>
+          <w:sz w:val="16"/>
+          <w:szCs w:val="16"/>
+        </w:rPr>
+        <w:t>v_result</w:t>
+      </w:r>
+      <w:proofErr w:type="spellEnd"/>
+      <w:r>
+        <w:rPr>
+          <w:sz w:val="16"/>
+          <w:szCs w:val="16"/>
+        </w:rPr>
+        <w:t xml:space="preserve"> integer;</w:t>
+      </w:r>
+    </w:p>
+    <w:p>
+      <w:pPr>
+        <w:tabs>
+          <w:tab w:val="left" w:pos="1130"/>
+        </w:tabs>
+        <w:rPr>
+          <w:sz w:val="16"/>
+          <w:szCs w:val="16"/>
+        </w:rPr>
+      </w:pPr>
+      <w:r>
+        <w:rPr>
+          <w:sz w:val="16"/>
+          <w:szCs w:val="16"/>
+        </w:rPr>
+        <w:t>begin</w:t>
+      </w:r>
+    </w:p>
+    <w:p>
+      <w:pPr>
+        <w:tabs>
+          <w:tab w:val="left" w:pos="1130"/>
+        </w:tabs>
+        <w:rPr>
+          <w:sz w:val="16"/>
+          <w:szCs w:val="16"/>
+        </w:rPr>
+      </w:pPr>
+    </w:p>
+    <w:p>
+      <w:pPr>
+        <w:tabs>
+          <w:tab w:val="left" w:pos="1130"/>
+        </w:tabs>
+        <w:rPr>
+          <w:sz w:val="16"/>
+          <w:szCs w:val="16"/>
+        </w:rPr>
+      </w:pPr>
+      <w:r>
+        <w:rPr>
+          <w:sz w:val="16"/>
+          <w:szCs w:val="16"/>
+        </w:rPr>
+        <w:t xml:space="preserve">if </w:t>
+      </w:r>
+      <w:proofErr w:type="spellStart"/>
+      <w:r>
+        <w:rPr>
+          <w:sz w:val="16"/>
+          <w:szCs w:val="16"/>
+        </w:rPr>
+        <w:t>p_sales_id</w:t>
+      </w:r>
+      <w:proofErr w:type="spellEnd"/>
+      <w:r>
+        <w:rPr>
+          <w:sz w:val="16"/>
+          <w:szCs w:val="16"/>
+        </w:rPr>
+        <w:t xml:space="preserve"> is null or </w:t>
+      </w:r>
+      <w:proofErr w:type="spellStart"/>
+      <w:r>
+        <w:rPr>
+          <w:sz w:val="16"/>
+          <w:szCs w:val="16"/>
+        </w:rPr>
+        <w:t>p_sales_id</w:t>
+      </w:r>
+      <w:proofErr w:type="spellEnd"/>
+      <w:r>
+        <w:rPr>
+          <w:sz w:val="16"/>
+          <w:szCs w:val="16"/>
+        </w:rPr>
+        <w:t xml:space="preserve"> &lt; 0 then </w:t>
+      </w:r>
+    </w:p>
+    <w:p>
+      <w:pPr>
+        <w:tabs>
+          <w:tab w:val="left" w:pos="1130"/>
+        </w:tabs>
+        <w:rPr>
+          <w:sz w:val="16"/>
+          <w:szCs w:val="16"/>
+        </w:rPr>
+      </w:pPr>
+      <w:r>
+        <w:rPr>
+          <w:sz w:val="16"/>
+          <w:szCs w:val="16"/>
+        </w:rPr>
+        <w:t>raise exception 'sale id is not correct, id is empty or negative';</w:t>
+      </w:r>
+    </w:p>
+    <w:p>
+      <w:pPr>
+        <w:tabs>
+          <w:tab w:val="left" w:pos="1130"/>
+        </w:tabs>
+        <w:rPr>
+          <w:sz w:val="16"/>
+          <w:szCs w:val="16"/>
+        </w:rPr>
+      </w:pPr>
+      <w:r>
+        <w:rPr>
+          <w:sz w:val="16"/>
+          <w:szCs w:val="16"/>
+        </w:rPr>
+        <w:t>end if;</w:t>
+      </w:r>
+    </w:p>
+    <w:p>
+      <w:pPr>
+        <w:tabs>
+          <w:tab w:val="left" w:pos="1130"/>
+        </w:tabs>
+        <w:rPr>
+          <w:sz w:val="16"/>
+          <w:szCs w:val="16"/>
+        </w:rPr>
+      </w:pPr>
+    </w:p>
+    <w:p>
+      <w:pPr>
+        <w:tabs>
+          <w:tab w:val="left" w:pos="1130"/>
+        </w:tabs>
+        <w:rPr>
+          <w:sz w:val="16"/>
+          <w:szCs w:val="16"/>
+        </w:rPr>
+      </w:pPr>
+    </w:p>
+    <w:p>
+      <w:pPr>
+        <w:tabs>
+          <w:tab w:val="left" w:pos="1130"/>
+        </w:tabs>
+        <w:rPr>
+          <w:sz w:val="16"/>
+          <w:szCs w:val="16"/>
+        </w:rPr>
+      </w:pPr>
+      <w:r>
+        <w:rPr>
+          <w:sz w:val="16"/>
+          <w:szCs w:val="16"/>
+        </w:rPr>
+        <w:t xml:space="preserve">if </w:t>
+      </w:r>
+      <w:proofErr w:type="spellStart"/>
+      <w:r>
+        <w:rPr>
+          <w:sz w:val="16"/>
+          <w:szCs w:val="16"/>
+        </w:rPr>
+        <w:t>p_status</w:t>
+      </w:r>
+      <w:proofErr w:type="spellEnd"/>
+      <w:r>
+        <w:rPr>
+          <w:sz w:val="16"/>
+          <w:szCs w:val="16"/>
+        </w:rPr>
+        <w:t xml:space="preserve"> is null then</w:t>
+      </w:r>
+    </w:p>
+    <w:p>
+      <w:pPr>
+        <w:tabs>
+          <w:tab w:val="left" w:pos="1130"/>
+        </w:tabs>
+        <w:rPr>
+          <w:sz w:val="16"/>
+          <w:szCs w:val="16"/>
+        </w:rPr>
+      </w:pPr>
+      <w:r>
+        <w:rPr>
+          <w:sz w:val="16"/>
+          <w:szCs w:val="16"/>
+        </w:rPr>
+        <w:t>raise exception 'status is not correct, status is empty';</w:t>
+      </w:r>
+    </w:p>
+    <w:p>
+      <w:pPr>
+        <w:tabs>
+          <w:tab w:val="left" w:pos="1130"/>
+        </w:tabs>
+        <w:rPr>
+          <w:sz w:val="16"/>
+          <w:szCs w:val="16"/>
+        </w:rPr>
+      </w:pPr>
+      <w:r>
+        <w:rPr>
+          <w:sz w:val="16"/>
+          <w:szCs w:val="16"/>
+        </w:rPr>
+        <w:t xml:space="preserve">else </w:t>
+      </w:r>
+    </w:p>
+    <w:p>
+      <w:pPr>
+        <w:tabs>
+          <w:tab w:val="left" w:pos="1130"/>
+        </w:tabs>
+        <w:rPr>
+          <w:sz w:val="16"/>
+          <w:szCs w:val="16"/>
+        </w:rPr>
+      </w:pPr>
+      <w:proofErr w:type="spellStart"/>
+      <w:r>
+        <w:rPr>
+          <w:sz w:val="16"/>
+          <w:szCs w:val="16"/>
+        </w:rPr>
+        <w:t>p_status</w:t>
+      </w:r>
+      <w:proofErr w:type="spellEnd"/>
+      <w:r>
+        <w:rPr>
+          <w:sz w:val="16"/>
+          <w:szCs w:val="16"/>
+        </w:rPr>
+        <w:t xml:space="preserve"> := lower(trim(</w:t>
+      </w:r>
+      <w:proofErr w:type="spellStart"/>
+      <w:r>
+        <w:rPr>
+          <w:sz w:val="16"/>
+          <w:szCs w:val="16"/>
+        </w:rPr>
+        <w:t>p_status</w:t>
+      </w:r>
+      <w:proofErr w:type="spellEnd"/>
+      <w:r>
+        <w:rPr>
+          <w:sz w:val="16"/>
+          <w:szCs w:val="16"/>
+        </w:rPr>
+        <w:t>));</w:t>
+      </w:r>
+    </w:p>
+    <w:p>
+      <w:pPr>
+        <w:tabs>
+          <w:tab w:val="left" w:pos="1130"/>
+        </w:tabs>
+        <w:rPr>
+          <w:sz w:val="16"/>
+          <w:szCs w:val="16"/>
+        </w:rPr>
+      </w:pPr>
+      <w:r>
+        <w:rPr>
+          <w:sz w:val="16"/>
+          <w:szCs w:val="16"/>
+        </w:rPr>
+        <w:t>end if;</w:t>
+      </w:r>
+    </w:p>
+    <w:p>
+      <w:pPr>
+        <w:tabs>
+          <w:tab w:val="left" w:pos="1130"/>
+        </w:tabs>
+        <w:rPr>
+          <w:sz w:val="16"/>
+          <w:szCs w:val="16"/>
+        </w:rPr>
+      </w:pPr>
+    </w:p>
+    <w:p>
+      <w:pPr>
+        <w:tabs>
+          <w:tab w:val="left" w:pos="1130"/>
+        </w:tabs>
+        <w:rPr>
+          <w:sz w:val="16"/>
+          <w:szCs w:val="16"/>
+        </w:rPr>
+      </w:pPr>
+      <w:r>
+        <w:rPr>
+          <w:sz w:val="16"/>
+          <w:szCs w:val="16"/>
+        </w:rPr>
+        <w:t xml:space="preserve">update sales </w:t>
+      </w:r>
+    </w:p>
+    <w:p>
+      <w:pPr>
+        <w:tabs>
+          <w:tab w:val="left" w:pos="1130"/>
+        </w:tabs>
+        <w:rPr>
+          <w:sz w:val="16"/>
+          <w:szCs w:val="16"/>
+        </w:rPr>
+      </w:pPr>
+      <w:r>
+        <w:rPr>
+          <w:sz w:val="16"/>
+          <w:szCs w:val="16"/>
+        </w:rPr>
+        <w:t xml:space="preserve">set status = </w:t>
+      </w:r>
+      <w:proofErr w:type="spellStart"/>
+      <w:r>
+        <w:rPr>
+          <w:sz w:val="16"/>
+          <w:szCs w:val="16"/>
+        </w:rPr>
+        <w:t>p_status</w:t>
+      </w:r>
+      <w:proofErr w:type="spellEnd"/>
+      <w:r>
+        <w:rPr>
+          <w:sz w:val="16"/>
+          <w:szCs w:val="16"/>
+        </w:rPr>
+        <w:t>::</w:t>
+      </w:r>
+      <w:proofErr w:type="spellStart"/>
+      <w:r>
+        <w:rPr>
+          <w:sz w:val="16"/>
+          <w:szCs w:val="16"/>
+        </w:rPr>
+        <w:t>sales_status</w:t>
+      </w:r>
+      <w:proofErr w:type="spellEnd"/>
+    </w:p>
+    <w:p>
+      <w:pPr>
+        <w:tabs>
+          <w:tab w:val="left" w:pos="1130"/>
+        </w:tabs>
+        <w:rPr>
+          <w:sz w:val="16"/>
+          <w:szCs w:val="16"/>
+        </w:rPr>
+      </w:pPr>
+      <w:r>
+        <w:rPr>
+          <w:sz w:val="16"/>
+          <w:szCs w:val="16"/>
+        </w:rPr>
+        <w:t xml:space="preserve">where </w:t>
+      </w:r>
+      <w:proofErr w:type="spellStart"/>
+      <w:r>
+        <w:rPr>
+          <w:sz w:val="16"/>
+          <w:szCs w:val="16"/>
+        </w:rPr>
+        <w:t>sales_id</w:t>
+      </w:r>
+      <w:proofErr w:type="spellEnd"/>
+      <w:r>
+        <w:rPr>
+          <w:sz w:val="16"/>
+          <w:szCs w:val="16"/>
+        </w:rPr>
+        <w:t xml:space="preserve"> = </w:t>
+      </w:r>
+      <w:proofErr w:type="spellStart"/>
+      <w:r>
+        <w:rPr>
+          <w:sz w:val="16"/>
+          <w:szCs w:val="16"/>
+        </w:rPr>
+        <w:t>p_sales_id</w:t>
+      </w:r>
+      <w:proofErr w:type="spellEnd"/>
+      <w:r>
+        <w:rPr>
+          <w:sz w:val="16"/>
+          <w:szCs w:val="16"/>
+        </w:rPr>
+        <w:t>;</w:t>
+      </w:r>
+    </w:p>
+    <w:p>
+      <w:pPr>
+        <w:tabs>
+          <w:tab w:val="left" w:pos="1130"/>
+        </w:tabs>
+        <w:rPr>
+          <w:sz w:val="16"/>
+          <w:szCs w:val="16"/>
+        </w:rPr>
+      </w:pPr>
+    </w:p>
+    <w:p>
+      <w:pPr>
+        <w:tabs>
+          <w:tab w:val="left" w:pos="1130"/>
+        </w:tabs>
+        <w:rPr>
+          <w:sz w:val="16"/>
+          <w:szCs w:val="16"/>
+        </w:rPr>
+      </w:pPr>
+    </w:p>
+    <w:p>
+      <w:pPr>
+        <w:tabs>
+          <w:tab w:val="left" w:pos="1130"/>
+        </w:tabs>
+        <w:rPr>
+          <w:sz w:val="16"/>
+          <w:szCs w:val="16"/>
+        </w:rPr>
+      </w:pPr>
+      <w:r>
+        <w:rPr>
+          <w:sz w:val="16"/>
+          <w:szCs w:val="16"/>
+        </w:rPr>
+        <w:t xml:space="preserve">get diagnostics </w:t>
+      </w:r>
+      <w:proofErr w:type="spellStart"/>
+      <w:r>
+        <w:rPr>
+          <w:sz w:val="16"/>
+          <w:szCs w:val="16"/>
+        </w:rPr>
+        <w:t>v_result</w:t>
+      </w:r>
+      <w:proofErr w:type="spellEnd"/>
+      <w:r>
+        <w:rPr>
+          <w:sz w:val="16"/>
+          <w:szCs w:val="16"/>
+        </w:rPr>
+        <w:t xml:space="preserve"> = ROW_COUNT;</w:t>
+      </w:r>
+    </w:p>
+    <w:p>
+      <w:pPr>
+        <w:tabs>
+          <w:tab w:val="left" w:pos="1130"/>
+        </w:tabs>
+        <w:rPr>
+          <w:sz w:val="16"/>
+          <w:szCs w:val="16"/>
+        </w:rPr>
+      </w:pPr>
+    </w:p>
+    <w:p>
+      <w:pPr>
+        <w:tabs>
+          <w:tab w:val="left" w:pos="1130"/>
+        </w:tabs>
+        <w:rPr>
+          <w:sz w:val="16"/>
+          <w:szCs w:val="16"/>
+        </w:rPr>
+      </w:pPr>
+      <w:r>
+        <w:rPr>
+          <w:sz w:val="16"/>
+          <w:szCs w:val="16"/>
+        </w:rPr>
+        <w:t xml:space="preserve">if </w:t>
+      </w:r>
+      <w:proofErr w:type="spellStart"/>
+      <w:r>
+        <w:rPr>
+          <w:sz w:val="16"/>
+          <w:szCs w:val="16"/>
+        </w:rPr>
+        <w:t>v_result</w:t>
+      </w:r>
+      <w:proofErr w:type="spellEnd"/>
+      <w:r>
+        <w:rPr>
+          <w:sz w:val="16"/>
+          <w:szCs w:val="16"/>
+        </w:rPr>
+        <w:t xml:space="preserve"> &lt;= 0 then</w:t>
+      </w:r>
+    </w:p>
+    <w:p>
+      <w:pPr>
+        <w:tabs>
+          <w:tab w:val="left" w:pos="1130"/>
+        </w:tabs>
+        <w:rPr>
+          <w:sz w:val="16"/>
+          <w:szCs w:val="16"/>
+        </w:rPr>
+      </w:pPr>
+      <w:r>
+        <w:rPr>
+          <w:sz w:val="16"/>
+          <w:szCs w:val="16"/>
+        </w:rPr>
+        <w:t>raise 'no sales with % to update',</w:t>
+      </w:r>
+      <w:proofErr w:type="spellStart"/>
+      <w:r>
+        <w:rPr>
+          <w:sz w:val="16"/>
+          <w:szCs w:val="16"/>
+        </w:rPr>
+        <w:t>p_sales_id</w:t>
+      </w:r>
+      <w:proofErr w:type="spellEnd"/>
+      <w:r>
+        <w:rPr>
+          <w:sz w:val="16"/>
+          <w:szCs w:val="16"/>
+        </w:rPr>
+        <w:t>;</w:t>
+      </w:r>
+    </w:p>
+    <w:p>
+      <w:pPr>
+        <w:tabs>
+          <w:tab w:val="left" w:pos="1130"/>
+        </w:tabs>
+        <w:rPr>
+          <w:sz w:val="16"/>
+          <w:szCs w:val="16"/>
+        </w:rPr>
+      </w:pPr>
+      <w:r>
+        <w:rPr>
+          <w:sz w:val="16"/>
+          <w:szCs w:val="16"/>
+        </w:rPr>
+        <w:t>end if;</w:t>
+      </w:r>
+    </w:p>
+    <w:p>
+      <w:pPr>
+        <w:tabs>
+          <w:tab w:val="left" w:pos="1130"/>
+        </w:tabs>
+        <w:rPr>
+          <w:sz w:val="16"/>
+          <w:szCs w:val="16"/>
+        </w:rPr>
+      </w:pPr>
+    </w:p>
+    <w:p>
+      <w:pPr>
+        <w:tabs>
+          <w:tab w:val="left" w:pos="1130"/>
+        </w:tabs>
+        <w:rPr>
+          <w:sz w:val="16"/>
+          <w:szCs w:val="16"/>
+        </w:rPr>
+      </w:pPr>
+    </w:p>
+    <w:p>
+      <w:pPr>
+        <w:tabs>
+          <w:tab w:val="left" w:pos="1130"/>
+        </w:tabs>
+        <w:rPr>
+          <w:sz w:val="16"/>
+          <w:szCs w:val="16"/>
+        </w:rPr>
+      </w:pPr>
+      <w:r>
+        <w:rPr>
+          <w:sz w:val="16"/>
+          <w:szCs w:val="16"/>
+        </w:rPr>
+        <w:t>end;</w:t>
+      </w:r>
     </w:p>
     <w:p>
       <w:pPr>
